--- a/mokdong3/2fin/word/MDJ3_L5-L8_ByPart_Core_A4.docx
+++ b/mokdong3/2fin/word/MDJ3_L5-L8_ByPart_Core_A4.docx
@@ -496,9 +496,18 @@
           <w:b w:val="0"/>
           <w:color w:val="1F2430"/>
           <w:sz w:val="21"/>
+        </w:rPr>
+        <w:t xml:space="preserve">as ( </w:t>
+      </w:r>
+      <w:r>
+        <w:rPr>
+          <w:rFonts w:ascii="맑은 고딕" w:hAnsi="맑은 고딕" w:eastAsia="맑은 고딕"/>
+          <w:b/>
+          <w:color w:val="D1323A"/>
+          <w:sz w:val="21"/>
           <w:u w:val="single"/>
         </w:rPr>
-        <w:t>as important as</w:t>
+        <w:t>important</w:t>
       </w:r>
       <w:r>
         <w:rPr>
@@ -507,7 +516,7 @@
           <w:color w:val="1F2430"/>
           <w:sz w:val="21"/>
         </w:rPr>
-        <w:t xml:space="preserve"> the players.</w:t>
+        <w:t xml:space="preserve"> / importantly ) as the players.</w:t>
       </w:r>
     </w:p>
     <w:p>
@@ -602,9 +611,18 @@
           <w:b w:val="0"/>
           <w:color w:val="1F2430"/>
           <w:sz w:val="21"/>
+        </w:rPr>
+        <w:t xml:space="preserve">to help other runners ( </w:t>
+      </w:r>
+      <w:r>
+        <w:rPr>
+          <w:rFonts w:ascii="맑은 고딕" w:hAnsi="맑은 고딕" w:eastAsia="맑은 고딕"/>
+          <w:b/>
+          <w:color w:val="D1323A"/>
+          <w:sz w:val="21"/>
           <w:u w:val="single"/>
         </w:rPr>
-        <w:t>to help other runners manage</w:t>
+        <w:t>manage</w:t>
       </w:r>
       <w:r>
         <w:rPr>
@@ -613,7 +631,7 @@
           <w:color w:val="1F2430"/>
           <w:sz w:val="21"/>
         </w:rPr>
-        <w:t xml:space="preserve"> their race better.</w:t>
+        <w:t xml:space="preserve"> / managing ) their race better.</w:t>
       </w:r>
     </w:p>
     <w:p>
@@ -1075,9 +1093,18 @@
           <w:b w:val="0"/>
           <w:color w:val="1F2430"/>
           <w:sz w:val="21"/>
+        </w:rPr>
+        <w:t xml:space="preserve">Each ( pacers / </w:t>
+      </w:r>
+      <w:r>
+        <w:rPr>
+          <w:rFonts w:ascii="맑은 고딕" w:hAnsi="맑은 고딕" w:eastAsia="맑은 고딕"/>
+          <w:b/>
+          <w:color w:val="D1323A"/>
+          <w:sz w:val="21"/>
           <w:u w:val="single"/>
         </w:rPr>
-        <w:t>Each pacer</w:t>
+        <w:t>pacer</w:t>
       </w:r>
       <w:r>
         <w:rPr>
@@ -1086,7 +1113,7 @@
           <w:color w:val="1F2430"/>
           <w:sz w:val="21"/>
         </w:rPr>
-        <w:t xml:space="preserve"> </w:t>
+        <w:t xml:space="preserve"> ) </w:t>
       </w:r>
       <w:r>
         <w:rPr>
@@ -1104,6 +1131,15 @@
           <w:b w:val="0"/>
           <w:color w:val="1F2430"/>
           <w:sz w:val="21"/>
+        </w:rPr>
+        <w:t xml:space="preserve">( </w:t>
+      </w:r>
+      <w:r>
+        <w:rPr>
+          <w:rFonts w:ascii="맑은 고딕" w:hAnsi="맑은 고딕" w:eastAsia="맑은 고딕"/>
+          <w:b/>
+          <w:color w:val="D1323A"/>
+          <w:sz w:val="21"/>
           <w:u w:val="single"/>
         </w:rPr>
         <w:t>runs</w:t>
@@ -1115,7 +1151,7 @@
           <w:color w:val="1F2430"/>
           <w:sz w:val="21"/>
         </w:rPr>
-        <w:t xml:space="preserve"> (</w:t>
+        <w:t xml:space="preserve"> / run ) (</w:t>
       </w:r>
       <w:r>
         <w:rPr>
@@ -1227,9 +1263,18 @@
           <w:b w:val="0"/>
           <w:color w:val="1F2430"/>
           <w:sz w:val="21"/>
+        </w:rPr>
+        <w:t xml:space="preserve">( shown / </w:t>
+      </w:r>
+      <w:r>
+        <w:rPr>
+          <w:rFonts w:ascii="맑은 고딕" w:hAnsi="맑은 고딕" w:eastAsia="맑은 고딕"/>
+          <w:b/>
+          <w:color w:val="D1323A"/>
+          <w:sz w:val="21"/>
           <w:u w:val="single"/>
         </w:rPr>
-        <w:t>showing their finish time</w:t>
+        <w:t>showing</w:t>
       </w:r>
       <w:r>
         <w:rPr>
@@ -1238,7 +1283,7 @@
           <w:color w:val="1F2430"/>
           <w:sz w:val="21"/>
         </w:rPr>
-        <w:t>.</w:t>
+        <w:t xml:space="preserve"> ) their finish time.</w:t>
       </w:r>
     </w:p>
     <w:p>
@@ -2008,9 +2053,18 @@
           <w:b w:val="0"/>
           <w:color w:val="1F2430"/>
           <w:sz w:val="21"/>
+        </w:rPr>
+        <w:t xml:space="preserve">( </w:t>
+      </w:r>
+      <w:r>
+        <w:rPr>
+          <w:rFonts w:ascii="맑은 고딕" w:hAnsi="맑은 고딕" w:eastAsia="맑은 고딕"/>
+          <w:b/>
+          <w:color w:val="D1323A"/>
+          <w:sz w:val="21"/>
           <w:u w:val="single"/>
         </w:rPr>
-        <w:t>to check the car and change the tires</w:t>
+        <w:t>to check</w:t>
       </w:r>
       <w:r>
         <w:rPr>
@@ -2019,7 +2073,7 @@
           <w:color w:val="1F2430"/>
           <w:sz w:val="21"/>
         </w:rPr>
-        <w:t>.</w:t>
+        <w:t xml:space="preserve"> / checks ) the car and change the tires.</w:t>
       </w:r>
     </w:p>
     <w:p>
@@ -2294,9 +2348,18 @@
           <w:b w:val="0"/>
           <w:color w:val="1F2430"/>
           <w:sz w:val="21"/>
+        </w:rPr>
+        <w:t xml:space="preserve">as ( much / </w:t>
+      </w:r>
+      <w:r>
+        <w:rPr>
+          <w:rFonts w:ascii="맑은 고딕" w:hAnsi="맑은 고딕" w:eastAsia="맑은 고딕"/>
+          <w:b/>
+          <w:color w:val="D1323A"/>
+          <w:sz w:val="21"/>
           <w:u w:val="single"/>
         </w:rPr>
-        <w:t>as many as</w:t>
+        <w:t>many</w:t>
       </w:r>
       <w:r>
         <w:rPr>
@@ -2305,7 +2368,7 @@
           <w:color w:val="1F2430"/>
           <w:sz w:val="21"/>
         </w:rPr>
-        <w:t xml:space="preserve"> 20 members on a crew.</w:t>
+        <w:t xml:space="preserve"> ) as 20 members on a crew.</w:t>
       </w:r>
     </w:p>
     <w:p>
@@ -2758,9 +2821,18 @@
           <w:b w:val="0"/>
           <w:color w:val="1F2430"/>
           <w:sz w:val="21"/>
+        </w:rPr>
+        <w:t xml:space="preserve">, ( that / </w:t>
+      </w:r>
+      <w:r>
+        <w:rPr>
+          <w:rFonts w:ascii="맑은 고딕" w:hAnsi="맑은 고딕" w:eastAsia="맑은 고딕"/>
+          <w:b/>
+          <w:color w:val="D1323A"/>
+          <w:sz w:val="21"/>
           <w:u w:val="single"/>
         </w:rPr>
-        <w:t>, which</w:t>
+        <w:t>which</w:t>
       </w:r>
       <w:r>
         <w:rPr>
@@ -2769,7 +2841,26 @@
           <w:color w:val="1F2430"/>
           <w:sz w:val="21"/>
         </w:rPr>
-        <w:t xml:space="preserve"> lives in the eastern part of Nepal.</w:t>
+        <w:t xml:space="preserve"> ) ( </w:t>
+      </w:r>
+      <w:r>
+        <w:rPr>
+          <w:rFonts w:ascii="맑은 고딕" w:hAnsi="맑은 고딕" w:eastAsia="맑은 고딕"/>
+          <w:b/>
+          <w:color w:val="D1323A"/>
+          <w:sz w:val="21"/>
+          <w:u w:val="single"/>
+        </w:rPr>
+        <w:t>lives</w:t>
+      </w:r>
+      <w:r>
+        <w:rPr>
+          <w:rFonts w:ascii="맑은 고딕" w:hAnsi="맑은 고딕" w:eastAsia="맑은 고딕"/>
+          <w:b w:val="0"/>
+          <w:color w:val="1F2430"/>
+          <w:sz w:val="21"/>
+        </w:rPr>
+        <w:t xml:space="preserve"> / live ) in the eastern part of Nepal.</w:t>
       </w:r>
     </w:p>
     <w:p>
@@ -2827,7 +2918,17 @@
           <w:color w:val="1F2430"/>
           <w:sz w:val="21"/>
         </w:rPr>
-        <w:t xml:space="preserve">They also have </w:t>
+        <w:t xml:space="preserve">They also have little difficulty ( </w:t>
+      </w:r>
+      <w:r>
+        <w:rPr>
+          <w:rFonts w:ascii="맑은 고딕" w:hAnsi="맑은 고딕" w:eastAsia="맑은 고딕"/>
+          <w:b/>
+          <w:color w:val="D1323A"/>
+          <w:sz w:val="21"/>
+          <w:u w:val="single"/>
+        </w:rPr>
+        <w:t>breathing</w:t>
       </w:r>
       <w:r>
         <w:rPr>
@@ -2835,18 +2936,8 @@
           <w:b w:val="0"/>
           <w:color w:val="1F2430"/>
           <w:sz w:val="21"/>
-          <w:u w:val="single"/>
-        </w:rPr>
-        <w:t>little difficulty breathing</w:t>
-      </w:r>
-      <w:r>
-        <w:rPr>
-          <w:rFonts w:ascii="맑은 고딕" w:hAnsi="맑은 고딕" w:eastAsia="맑은 고딕"/>
-          <w:b w:val="0"/>
-          <w:color w:val="1F2430"/>
-          <w:sz w:val="21"/>
-        </w:rPr>
-        <w:t xml:space="preserve"> high up in the mountains.</w:t>
+        </w:rPr>
+        <w:t xml:space="preserve"> / to breathe ) high up in the mountains.</w:t>
       </w:r>
     </w:p>
     <w:p>
@@ -3365,9 +3456,18 @@
           <w:b w:val="0"/>
           <w:color w:val="1F2430"/>
           <w:sz w:val="21"/>
+        </w:rPr>
+        <w:t xml:space="preserve">been ( </w:t>
+      </w:r>
+      <w:r>
+        <w:rPr>
+          <w:rFonts w:ascii="맑은 고딕" w:hAnsi="맑은 고딕" w:eastAsia="맑은 고딕"/>
+          <w:b/>
+          <w:color w:val="D1323A"/>
+          <w:sz w:val="21"/>
           <w:u w:val="single"/>
         </w:rPr>
-        <w:t>been surprised by</w:t>
+        <w:t>surprised</w:t>
       </w:r>
       <w:r>
         <w:rPr>
@@ -3376,7 +3476,26 @@
           <w:color w:val="1F2430"/>
           <w:sz w:val="21"/>
         </w:rPr>
-        <w:t xml:space="preserve"> the books that the store recommended for you?</w:t>
+        <w:t xml:space="preserve"> / surprising ) by the books that the store recommended ( to / </w:t>
+      </w:r>
+      <w:r>
+        <w:rPr>
+          <w:rFonts w:ascii="맑은 고딕" w:hAnsi="맑은 고딕" w:eastAsia="맑은 고딕"/>
+          <w:b/>
+          <w:color w:val="D1323A"/>
+          <w:sz w:val="21"/>
+          <w:u w:val="single"/>
+        </w:rPr>
+        <w:t>for</w:t>
+      </w:r>
+      <w:r>
+        <w:rPr>
+          <w:rFonts w:ascii="맑은 고딕" w:hAnsi="맑은 고딕" w:eastAsia="맑은 고딕"/>
+          <w:b w:val="0"/>
+          <w:color w:val="1F2430"/>
+          <w:sz w:val="21"/>
+        </w:rPr>
+        <w:t xml:space="preserve"> ) you?</w:t>
       </w:r>
     </w:p>
     <w:p>
@@ -3454,7 +3573,45 @@
           <w:color w:val="1F2430"/>
           <w:sz w:val="21"/>
         </w:rPr>
-        <w:t xml:space="preserve"> information and communication technology develops, the amount of data we have is getting much greater than before.</w:t>
+        <w:t xml:space="preserve"> information and communication technology develops, the amount of data we have ( </w:t>
+      </w:r>
+      <w:r>
+        <w:rPr>
+          <w:rFonts w:ascii="맑은 고딕" w:hAnsi="맑은 고딕" w:eastAsia="맑은 고딕"/>
+          <w:b/>
+          <w:color w:val="D1323A"/>
+          <w:sz w:val="21"/>
+          <w:u w:val="single"/>
+        </w:rPr>
+        <w:t>is</w:t>
+      </w:r>
+      <w:r>
+        <w:rPr>
+          <w:rFonts w:ascii="맑은 고딕" w:hAnsi="맑은 고딕" w:eastAsia="맑은 고딕"/>
+          <w:b w:val="0"/>
+          <w:color w:val="1F2430"/>
+          <w:sz w:val="21"/>
+        </w:rPr>
+        <w:t xml:space="preserve"> / are ) getting ( very / </w:t>
+      </w:r>
+      <w:r>
+        <w:rPr>
+          <w:rFonts w:ascii="맑은 고딕" w:hAnsi="맑은 고딕" w:eastAsia="맑은 고딕"/>
+          <w:b/>
+          <w:color w:val="D1323A"/>
+          <w:sz w:val="21"/>
+          <w:u w:val="single"/>
+        </w:rPr>
+        <w:t>much</w:t>
+      </w:r>
+      <w:r>
+        <w:rPr>
+          <w:rFonts w:ascii="맑은 고딕" w:hAnsi="맑은 고딕" w:eastAsia="맑은 고딕"/>
+          <w:b w:val="0"/>
+          <w:color w:val="1F2430"/>
+          <w:sz w:val="21"/>
+        </w:rPr>
+        <w:t xml:space="preserve"> ) greater than before.</w:t>
       </w:r>
     </w:p>
     <w:p>
@@ -3541,7 +3698,26 @@
           <w:color w:val="1F2430"/>
           <w:sz w:val="21"/>
         </w:rPr>
-        <w:t xml:space="preserve"> leaves a trace.</w:t>
+        <w:t xml:space="preserve"> ( leave / </w:t>
+      </w:r>
+      <w:r>
+        <w:rPr>
+          <w:rFonts w:ascii="맑은 고딕" w:hAnsi="맑은 고딕" w:eastAsia="맑은 고딕"/>
+          <w:b/>
+          <w:color w:val="D1323A"/>
+          <w:sz w:val="21"/>
+          <w:u w:val="single"/>
+        </w:rPr>
+        <w:t>leaves</w:t>
+      </w:r>
+      <w:r>
+        <w:rPr>
+          <w:rFonts w:ascii="맑은 고딕" w:hAnsi="맑은 고딕" w:eastAsia="맑은 고딕"/>
+          <w:b w:val="0"/>
+          <w:color w:val="1F2430"/>
+          <w:sz w:val="21"/>
+        </w:rPr>
+        <w:t xml:space="preserve"> ) a trace.</w:t>
       </w:r>
     </w:p>
     <w:p>
@@ -3608,9 +3784,18 @@
           <w:b w:val="0"/>
           <w:color w:val="1F2430"/>
           <w:sz w:val="21"/>
+        </w:rPr>
+        <w:t xml:space="preserve">( </w:t>
+      </w:r>
+      <w:r>
+        <w:rPr>
+          <w:rFonts w:ascii="맑은 고딕" w:hAnsi="맑은 고딕" w:eastAsia="맑은 고딕"/>
+          <w:b/>
+          <w:color w:val="D1323A"/>
+          <w:sz w:val="21"/>
           <w:u w:val="single"/>
         </w:rPr>
-        <w:t>Using various methods</w:t>
+        <w:t>Using</w:t>
       </w:r>
       <w:r>
         <w:rPr>
@@ -3619,7 +3804,26 @@
           <w:color w:val="1F2430"/>
           <w:sz w:val="21"/>
         </w:rPr>
-        <w:t>, experts analyze big data and draw meaningful results from it.</w:t>
+        <w:t xml:space="preserve"> / Used ) various methods, experts analyze big data and draw ( meaningfully / </w:t>
+      </w:r>
+      <w:r>
+        <w:rPr>
+          <w:rFonts w:ascii="맑은 고딕" w:hAnsi="맑은 고딕" w:eastAsia="맑은 고딕"/>
+          <w:b/>
+          <w:color w:val="D1323A"/>
+          <w:sz w:val="21"/>
+          <w:u w:val="single"/>
+        </w:rPr>
+        <w:t>meaningful</w:t>
+      </w:r>
+      <w:r>
+        <w:rPr>
+          <w:rFonts w:ascii="맑은 고딕" w:hAnsi="맑은 고딕" w:eastAsia="맑은 고딕"/>
+          <w:b w:val="0"/>
+          <w:color w:val="1F2430"/>
+          <w:sz w:val="21"/>
+        </w:rPr>
+        <w:t xml:space="preserve"> ) results from it.</w:t>
       </w:r>
     </w:p>
     <w:p>
@@ -4168,9 +4372,18 @@
           <w:b w:val="0"/>
           <w:color w:val="1F2430"/>
           <w:sz w:val="21"/>
+        </w:rPr>
+        <w:t xml:space="preserve">helps companies ( understanding / </w:t>
+      </w:r>
+      <w:r>
+        <w:rPr>
+          <w:rFonts w:ascii="맑은 고딕" w:hAnsi="맑은 고딕" w:eastAsia="맑은 고딕"/>
+          <w:b/>
+          <w:color w:val="D1323A"/>
+          <w:sz w:val="21"/>
           <w:u w:val="single"/>
         </w:rPr>
-        <w:t>helps companies understand</w:t>
+        <w:t>understand</w:t>
       </w:r>
       <w:r>
         <w:rPr>
@@ -4179,7 +4392,7 @@
           <w:color w:val="1F2430"/>
           <w:sz w:val="21"/>
         </w:rPr>
-        <w:t xml:space="preserve"> their customers' needs better and helps them sell more products.</w:t>
+        <w:t xml:space="preserve"> ) their customers' needs better and helps them sell more products.</w:t>
       </w:r>
     </w:p>
     <w:p>
@@ -4237,7 +4450,25 @@
           <w:color w:val="1F2430"/>
           <w:sz w:val="21"/>
         </w:rPr>
-        <w:t xml:space="preserve">Disease Forecast — Did you know that health professionals can now forecast a disease just </w:t>
+        <w:t xml:space="preserve">Disease Forecast — Did you know that health professionals can now </w:t>
+      </w:r>
+      <w:r>
+        <w:rPr>
+          <w:rFonts w:ascii="맑은 고딕" w:hAnsi="맑은 고딕" w:eastAsia="맑은 고딕"/>
+          <w:b/>
+          <w:color w:val="D1323A"/>
+          <w:sz w:val="21"/>
+        </w:rPr>
+        <w:t>forecast</w:t>
+      </w:r>
+      <w:r>
+        <w:rPr>
+          <w:rFonts w:ascii="맑은 고딕" w:hAnsi="맑은 고딕" w:eastAsia="맑은 고딕"/>
+          <w:b w:val="0"/>
+          <w:color w:val="1F2430"/>
+          <w:sz w:val="21"/>
+        </w:rPr>
+        <w:t xml:space="preserve"> a disease just </w:t>
       </w:r>
       <w:r>
         <w:rPr>
@@ -4255,6 +4486,15 @@
           <w:b w:val="0"/>
           <w:color w:val="1F2430"/>
           <w:sz w:val="21"/>
+        </w:rPr>
+        <w:t xml:space="preserve">( </w:t>
+      </w:r>
+      <w:r>
+        <w:rPr>
+          <w:rFonts w:ascii="맑은 고딕" w:hAnsi="맑은 고딕" w:eastAsia="맑은 고딕"/>
+          <w:b/>
+          <w:color w:val="D1323A"/>
+          <w:sz w:val="21"/>
           <w:u w:val="single"/>
         </w:rPr>
         <w:t>as</w:t>
@@ -4266,7 +4506,7 @@
           <w:color w:val="1F2430"/>
           <w:sz w:val="21"/>
         </w:rPr>
-        <w:t xml:space="preserve"> weather experts forecast the weather?</w:t>
+        <w:t xml:space="preserve"> / like ) weather experts forecast the weather?</w:t>
       </w:r>
     </w:p>
     <w:p>
@@ -4342,7 +4582,25 @@
           <w:color w:val="1F2430"/>
           <w:sz w:val="21"/>
         </w:rPr>
-        <w:t xml:space="preserve">Well, big data is improving the performance of players, </w:t>
+        <w:t xml:space="preserve">Well, big data is improving the </w:t>
+      </w:r>
+      <w:r>
+        <w:rPr>
+          <w:rFonts w:ascii="맑은 고딕" w:hAnsi="맑은 고딕" w:eastAsia="맑은 고딕"/>
+          <w:b/>
+          <w:color w:val="D1323A"/>
+          <w:sz w:val="21"/>
+        </w:rPr>
+        <w:t>performance</w:t>
+      </w:r>
+      <w:r>
+        <w:rPr>
+          <w:rFonts w:ascii="맑은 고딕" w:hAnsi="맑은 고딕" w:eastAsia="맑은 고딕"/>
+          <w:b w:val="0"/>
+          <w:color w:val="1F2430"/>
+          <w:sz w:val="21"/>
+        </w:rPr>
+        <w:t xml:space="preserve"> of players, </w:t>
       </w:r>
       <w:r>
         <w:rPr>
@@ -4360,9 +4618,18 @@
           <w:b w:val="0"/>
           <w:color w:val="1F2430"/>
           <w:sz w:val="21"/>
+        </w:rPr>
+        <w:t xml:space="preserve">( made / </w:t>
+      </w:r>
+      <w:r>
+        <w:rPr>
+          <w:rFonts w:ascii="맑은 고딕" w:hAnsi="맑은 고딕" w:eastAsia="맑은 고딕"/>
+          <w:b/>
+          <w:color w:val="D1323A"/>
+          <w:sz w:val="21"/>
           <w:u w:val="single"/>
         </w:rPr>
-        <w:t>making sports more exciting</w:t>
+        <w:t>making</w:t>
       </w:r>
       <w:r>
         <w:rPr>
@@ -4371,7 +4638,7 @@
           <w:color w:val="1F2430"/>
           <w:sz w:val="21"/>
         </w:rPr>
-        <w:t>.</w:t>
+        <w:t xml:space="preserve"> ) sports more exciting.</w:t>
       </w:r>
     </w:p>
     <w:p>
@@ -4821,9 +5088,18 @@
           <w:b w:val="0"/>
           <w:color w:val="1F2430"/>
           <w:sz w:val="21"/>
+        </w:rPr>
+        <w:t xml:space="preserve">by collecting and ( analyze / </w:t>
+      </w:r>
+      <w:r>
+        <w:rPr>
+          <w:rFonts w:ascii="맑은 고딕" w:hAnsi="맑은 고딕" w:eastAsia="맑은 고딕"/>
+          <w:b/>
+          <w:color w:val="D1323A"/>
+          <w:sz w:val="21"/>
           <w:u w:val="single"/>
         </w:rPr>
-        <w:t>by collecting and analyzing</w:t>
+        <w:t>analyzing</w:t>
       </w:r>
       <w:r>
         <w:rPr>
@@ -4832,7 +5108,26 @@
           <w:color w:val="1F2430"/>
           <w:sz w:val="21"/>
         </w:rPr>
-        <w:t xml:space="preserve"> a huge amount of data on players.</w:t>
+        <w:t xml:space="preserve"> ) a huge ( </w:t>
+      </w:r>
+      <w:r>
+        <w:rPr>
+          <w:rFonts w:ascii="맑은 고딕" w:hAnsi="맑은 고딕" w:eastAsia="맑은 고딕"/>
+          <w:b/>
+          <w:color w:val="D1323A"/>
+          <w:sz w:val="21"/>
+          <w:u w:val="single"/>
+        </w:rPr>
+        <w:t>amount</w:t>
+      </w:r>
+      <w:r>
+        <w:rPr>
+          <w:rFonts w:ascii="맑은 고딕" w:hAnsi="맑은 고딕" w:eastAsia="맑은 고딕"/>
+          <w:b w:val="0"/>
+          <w:color w:val="1F2430"/>
+          <w:sz w:val="21"/>
+        </w:rPr>
+        <w:t xml:space="preserve"> / number ) of data on players.</w:t>
       </w:r>
     </w:p>
     <w:p>
@@ -4937,7 +5232,17 @@
           <w:color w:val="1F2430"/>
           <w:sz w:val="21"/>
         </w:rPr>
-        <w:t xml:space="preserve"> and </w:t>
+        <w:t xml:space="preserve"> and how long ( did he have / </w:t>
+      </w:r>
+      <w:r>
+        <w:rPr>
+          <w:rFonts w:ascii="맑은 고딕" w:hAnsi="맑은 고딕" w:eastAsia="맑은 고딕"/>
+          <w:b/>
+          <w:color w:val="D1323A"/>
+          <w:sz w:val="21"/>
+          <w:u w:val="single"/>
+        </w:rPr>
+        <w:t>he had</w:t>
       </w:r>
       <w:r>
         <w:rPr>
@@ -4945,18 +5250,8 @@
           <w:b w:val="0"/>
           <w:color w:val="1F2430"/>
           <w:sz w:val="21"/>
-          <w:u w:val="single"/>
-        </w:rPr>
-        <w:t>how long he had the ball</w:t>
-      </w:r>
-      <w:r>
-        <w:rPr>
-          <w:rFonts w:ascii="맑은 고딕" w:hAnsi="맑은 고딕" w:eastAsia="맑은 고딕"/>
-          <w:b w:val="0"/>
-          <w:color w:val="1F2430"/>
-          <w:sz w:val="21"/>
-        </w:rPr>
-        <w:t>.</w:t>
+        </w:rPr>
+        <w:t xml:space="preserve"> ) the ball.</w:t>
       </w:r>
     </w:p>
     <w:p>
@@ -5050,9 +5345,18 @@
           <w:b w:val="0"/>
           <w:color w:val="1F2430"/>
           <w:sz w:val="21"/>
+        </w:rPr>
+        <w:t xml:space="preserve">when and where ( </w:t>
+      </w:r>
+      <w:r>
+        <w:rPr>
+          <w:rFonts w:ascii="맑은 고딕" w:hAnsi="맑은 고딕" w:eastAsia="맑은 고딕"/>
+          <w:b/>
+          <w:color w:val="D1323A"/>
+          <w:sz w:val="21"/>
           <w:u w:val="single"/>
         </w:rPr>
-        <w:t>when and where crime is</w:t>
+        <w:t>crime is</w:t>
       </w:r>
       <w:r>
         <w:rPr>
@@ -5061,7 +5365,25 @@
           <w:color w:val="1F2430"/>
           <w:sz w:val="21"/>
         </w:rPr>
-        <w:t xml:space="preserve"> most likely to happen.</w:t>
+        <w:t xml:space="preserve"> / is crime ) most </w:t>
+      </w:r>
+      <w:r>
+        <w:rPr>
+          <w:rFonts w:ascii="맑은 고딕" w:hAnsi="맑은 고딕" w:eastAsia="맑은 고딕"/>
+          <w:b/>
+          <w:color w:val="D1323A"/>
+          <w:sz w:val="21"/>
+        </w:rPr>
+        <w:t>likely</w:t>
+      </w:r>
+      <w:r>
+        <w:rPr>
+          <w:rFonts w:ascii="맑은 고딕" w:hAnsi="맑은 고딕" w:eastAsia="맑은 고딕"/>
+          <w:b w:val="0"/>
+          <w:color w:val="1F2430"/>
+          <w:sz w:val="21"/>
+        </w:rPr>
+        <w:t xml:space="preserve"> to happen.</w:t>
       </w:r>
     </w:p>
     <w:p>
@@ -5137,9 +5459,18 @@
           <w:b w:val="0"/>
           <w:color w:val="1F2430"/>
           <w:sz w:val="21"/>
+        </w:rPr>
+        <w:t xml:space="preserve">( focus / </w:t>
+      </w:r>
+      <w:r>
+        <w:rPr>
+          <w:rFonts w:ascii="맑은 고딕" w:hAnsi="맑은 고딕" w:eastAsia="맑은 고딕"/>
+          <w:b/>
+          <w:color w:val="D1323A"/>
+          <w:sz w:val="21"/>
           <w:u w:val="single"/>
         </w:rPr>
-        <w:t>focusing on the areas and the times this map predicts</w:t>
+        <w:t>focusing</w:t>
       </w:r>
       <w:r>
         <w:rPr>
@@ -5148,7 +5479,26 @@
           <w:color w:val="1F2430"/>
           <w:sz w:val="21"/>
         </w:rPr>
-        <w:t>.</w:t>
+        <w:t xml:space="preserve"> ) on the areas and the times this map ( </w:t>
+      </w:r>
+      <w:r>
+        <w:rPr>
+          <w:rFonts w:ascii="맑은 고딕" w:hAnsi="맑은 고딕" w:eastAsia="맑은 고딕"/>
+          <w:b/>
+          <w:color w:val="D1323A"/>
+          <w:sz w:val="21"/>
+          <w:u w:val="single"/>
+        </w:rPr>
+        <w:t>predicts</w:t>
+      </w:r>
+      <w:r>
+        <w:rPr>
+          <w:rFonts w:ascii="맑은 고딕" w:hAnsi="맑은 고딕" w:eastAsia="맑은 고딕"/>
+          <w:b w:val="0"/>
+          <w:color w:val="1F2430"/>
+          <w:sz w:val="21"/>
+        </w:rPr>
+        <w:t xml:space="preserve"> / predict ).</w:t>
       </w:r>
     </w:p>
     <w:p>
@@ -5671,7 +6021,17 @@
           <w:color w:val="1F2430"/>
           <w:sz w:val="21"/>
         </w:rPr>
-        <w:t xml:space="preserve"> </w:t>
+        <w:t xml:space="preserve"> ( that / </w:t>
+      </w:r>
+      <w:r>
+        <w:rPr>
+          <w:rFonts w:ascii="맑은 고딕" w:hAnsi="맑은 고딕" w:eastAsia="맑은 고딕"/>
+          <w:b/>
+          <w:color w:val="D1323A"/>
+          <w:sz w:val="21"/>
+          <w:u w:val="single"/>
+        </w:rPr>
+        <w:t>which</w:t>
       </w:r>
       <w:r>
         <w:rPr>
@@ -5679,18 +6039,8 @@
           <w:b w:val="0"/>
           <w:color w:val="1F2430"/>
           <w:sz w:val="21"/>
-          <w:u w:val="single"/>
-        </w:rPr>
-        <w:t>which</w:t>
-      </w:r>
-      <w:r>
-        <w:rPr>
-          <w:rFonts w:ascii="맑은 고딕" w:hAnsi="맑은 고딕" w:eastAsia="맑은 고딕"/>
-          <w:b w:val="0"/>
-          <w:color w:val="1F2430"/>
-          <w:sz w:val="21"/>
-        </w:rPr>
-        <w:t xml:space="preserve"> </w:t>
+        </w:rPr>
+        <w:t xml:space="preserve"> ) </w:t>
       </w:r>
       <w:r>
         <w:rPr>
@@ -5708,9 +6058,18 @@
           <w:b w:val="0"/>
           <w:color w:val="1F2430"/>
           <w:sz w:val="21"/>
+        </w:rPr>
+        <w:t xml:space="preserve">doesn't just analyze data, but ( </w:t>
+      </w:r>
+      <w:r>
+        <w:rPr>
+          <w:rFonts w:ascii="맑은 고딕" w:hAnsi="맑은 고딕" w:eastAsia="맑은 고딕"/>
+          <w:b/>
+          <w:color w:val="D1323A"/>
+          <w:sz w:val="21"/>
           <w:u w:val="single"/>
         </w:rPr>
-        <w:t>doesn't just analyze data, but creates</w:t>
+        <w:t>creates</w:t>
       </w:r>
       <w:r>
         <w:rPr>
@@ -5719,7 +6078,7 @@
           <w:color w:val="1F2430"/>
           <w:sz w:val="21"/>
         </w:rPr>
-        <w:t xml:space="preserve"> entirely new things.</w:t>
+        <w:t xml:space="preserve"> / create ) entirely new things.</w:t>
       </w:r>
     </w:p>
     <w:p>
@@ -5795,7 +6154,25 @@
           <w:color w:val="1F2430"/>
           <w:sz w:val="21"/>
         </w:rPr>
-        <w:t xml:space="preserve">If big data is like a massive library, AI is </w:t>
+        <w:t xml:space="preserve">If big data is like a </w:t>
+      </w:r>
+      <w:r>
+        <w:rPr>
+          <w:rFonts w:ascii="맑은 고딕" w:hAnsi="맑은 고딕" w:eastAsia="맑은 고딕"/>
+          <w:b/>
+          <w:color w:val="D1323A"/>
+          <w:sz w:val="21"/>
+        </w:rPr>
+        <w:t>massive</w:t>
+      </w:r>
+      <w:r>
+        <w:rPr>
+          <w:rFonts w:ascii="맑은 고딕" w:hAnsi="맑은 고딕" w:eastAsia="맑은 고딕"/>
+          <w:b w:val="0"/>
+          <w:color w:val="1F2430"/>
+          <w:sz w:val="21"/>
+        </w:rPr>
+        <w:t xml:space="preserve"> library, AI is </w:t>
       </w:r>
       <w:r>
         <w:rPr>
@@ -5813,9 +6190,18 @@
           <w:b w:val="0"/>
           <w:color w:val="1F2430"/>
           <w:sz w:val="21"/>
+        </w:rPr>
+        <w:t xml:space="preserve">the brilliant writer ( which / </w:t>
+      </w:r>
+      <w:r>
+        <w:rPr>
+          <w:rFonts w:ascii="맑은 고딕" w:hAnsi="맑은 고딕" w:eastAsia="맑은 고딕"/>
+          <w:b/>
+          <w:color w:val="D1323A"/>
+          <w:sz w:val="21"/>
           <w:u w:val="single"/>
         </w:rPr>
-        <w:t>the brilliant writer who has read</w:t>
+        <w:t>who</w:t>
       </w:r>
       <w:r>
         <w:rPr>
@@ -5824,7 +6210,7 @@
           <w:color w:val="1F2430"/>
           <w:sz w:val="21"/>
         </w:rPr>
-        <w:t xml:space="preserve"> every single book in it.</w:t>
+        <w:t xml:space="preserve"> ) has read every single book in it.</w:t>
       </w:r>
     </w:p>
     <w:p>
@@ -5900,6 +6286,15 @@
           <w:b w:val="0"/>
           <w:color w:val="1F2430"/>
           <w:sz w:val="21"/>
+        </w:rPr>
+        <w:t xml:space="preserve">( </w:t>
+      </w:r>
+      <w:r>
+        <w:rPr>
+          <w:rFonts w:ascii="맑은 고딕" w:hAnsi="맑은 고딕" w:eastAsia="맑은 고딕"/>
+          <w:b/>
+          <w:color w:val="D1323A"/>
+          <w:sz w:val="21"/>
           <w:u w:val="single"/>
         </w:rPr>
         <w:t>to ask</w:t>
@@ -5911,7 +6306,26 @@
           <w:color w:val="1F2430"/>
           <w:sz w:val="21"/>
         </w:rPr>
-        <w:t xml:space="preserve"> the right questions and think critically about </w:t>
+        <w:t xml:space="preserve"> / asking ) the right questions and think ( critical / </w:t>
+      </w:r>
+      <w:r>
+        <w:rPr>
+          <w:rFonts w:ascii="맑은 고딕" w:hAnsi="맑은 고딕" w:eastAsia="맑은 고딕"/>
+          <w:b/>
+          <w:color w:val="D1323A"/>
+          <w:sz w:val="21"/>
+          <w:u w:val="single"/>
+        </w:rPr>
+        <w:t>critically</w:t>
+      </w:r>
+      <w:r>
+        <w:rPr>
+          <w:rFonts w:ascii="맑은 고딕" w:hAnsi="맑은 고딕" w:eastAsia="맑은 고딕"/>
+          <w:b w:val="0"/>
+          <w:color w:val="1F2430"/>
+          <w:sz w:val="21"/>
+        </w:rPr>
+        <w:t xml:space="preserve"> ) about </w:t>
       </w:r>
       <w:r>
         <w:rPr>
@@ -6730,9 +7144,18 @@
           <w:b w:val="0"/>
           <w:color w:val="1F2430"/>
           <w:sz w:val="21"/>
+        </w:rPr>
+        <w:t xml:space="preserve">One of eight Chinese ( character / </w:t>
+      </w:r>
+      <w:r>
+        <w:rPr>
+          <w:rFonts w:ascii="맑은 고딕" w:hAnsi="맑은 고딕" w:eastAsia="맑은 고딕"/>
+          <w:b/>
+          <w:color w:val="D1323A"/>
+          <w:sz w:val="21"/>
           <w:u w:val="single"/>
         </w:rPr>
-        <w:t>One of eight Chinese characters appears</w:t>
+        <w:t>characters</w:t>
       </w:r>
       <w:r>
         <w:rPr>
@@ -6741,7 +7164,26 @@
           <w:color w:val="1F2430"/>
           <w:sz w:val="21"/>
         </w:rPr>
-        <w:t xml:space="preserve"> in Munjado.</w:t>
+        <w:t xml:space="preserve"> ) ( </w:t>
+      </w:r>
+      <w:r>
+        <w:rPr>
+          <w:rFonts w:ascii="맑은 고딕" w:hAnsi="맑은 고딕" w:eastAsia="맑은 고딕"/>
+          <w:b/>
+          <w:color w:val="D1323A"/>
+          <w:sz w:val="21"/>
+          <w:u w:val="single"/>
+        </w:rPr>
+        <w:t>appears</w:t>
+      </w:r>
+      <w:r>
+        <w:rPr>
+          <w:rFonts w:ascii="맑은 고딕" w:hAnsi="맑은 고딕" w:eastAsia="맑은 고딕"/>
+          <w:b w:val="0"/>
+          <w:color w:val="1F2430"/>
+          <w:sz w:val="21"/>
+        </w:rPr>
+        <w:t xml:space="preserve"> / appear ) in Munjado.</w:t>
       </w:r>
     </w:p>
     <w:p>
@@ -7255,7 +7697,26 @@
           <w:color w:val="1F2430"/>
           <w:sz w:val="21"/>
         </w:rPr>
-        <w:t>For example, carp in the paintings of hyo symbolize respect for parents because of an old story.</w:t>
+        <w:t xml:space="preserve">For example, carp in the paintings of hyo symbolize respect for parents ( because / </w:t>
+      </w:r>
+      <w:r>
+        <w:rPr>
+          <w:rFonts w:ascii="맑은 고딕" w:hAnsi="맑은 고딕" w:eastAsia="맑은 고딕"/>
+          <w:b/>
+          <w:color w:val="D1323A"/>
+          <w:sz w:val="21"/>
+          <w:u w:val="single"/>
+        </w:rPr>
+        <w:t>because of</w:t>
+      </w:r>
+      <w:r>
+        <w:rPr>
+          <w:rFonts w:ascii="맑은 고딕" w:hAnsi="맑은 고딕" w:eastAsia="맑은 고딕"/>
+          <w:b w:val="0"/>
+          <w:color w:val="1F2430"/>
+          <w:sz w:val="21"/>
+        </w:rPr>
+        <w:t xml:space="preserve"> ) an old story.</w:t>
       </w:r>
     </w:p>
     <w:p>
@@ -7349,9 +7810,18 @@
           <w:b w:val="0"/>
           <w:color w:val="1F2430"/>
           <w:sz w:val="21"/>
+        </w:rPr>
+        <w:t xml:space="preserve">It would be wonderful if I ( can / </w:t>
+      </w:r>
+      <w:r>
+        <w:rPr>
+          <w:rFonts w:ascii="맑은 고딕" w:hAnsi="맑은 고딕" w:eastAsia="맑은 고딕"/>
+          <w:b/>
+          <w:color w:val="D1323A"/>
+          <w:sz w:val="21"/>
           <w:u w:val="single"/>
         </w:rPr>
-        <w:t>It would be wonderful if I could eat</w:t>
+        <w:t>could</w:t>
       </w:r>
       <w:r>
         <w:rPr>
@@ -7360,7 +7830,7 @@
           <w:color w:val="1F2430"/>
           <w:sz w:val="21"/>
         </w:rPr>
-        <w:t xml:space="preserve"> fresh fish."</w:t>
+        <w:t xml:space="preserve"> ) eat fresh fish."</w:t>
       </w:r>
     </w:p>
     <w:p>
@@ -7427,9 +7897,18 @@
           <w:b w:val="0"/>
           <w:color w:val="1F2430"/>
           <w:sz w:val="21"/>
+        </w:rPr>
+        <w:t xml:space="preserve">It was impossible ( </w:t>
+      </w:r>
+      <w:r>
+        <w:rPr>
+          <w:rFonts w:ascii="맑은 고딕" w:hAnsi="맑은 고딕" w:eastAsia="맑은 고딕"/>
+          <w:b/>
+          <w:color w:val="D1323A"/>
+          <w:sz w:val="21"/>
           <w:u w:val="single"/>
         </w:rPr>
-        <w:t>It was impossible for him to catch</w:t>
+        <w:t>for</w:t>
       </w:r>
       <w:r>
         <w:rPr>
@@ -7438,7 +7917,26 @@
           <w:color w:val="1F2430"/>
           <w:sz w:val="21"/>
         </w:rPr>
-        <w:t xml:space="preserve"> any fish.</w:t>
+        <w:t xml:space="preserve"> / of ) him ( catching / </w:t>
+      </w:r>
+      <w:r>
+        <w:rPr>
+          <w:rFonts w:ascii="맑은 고딕" w:hAnsi="맑은 고딕" w:eastAsia="맑은 고딕"/>
+          <w:b/>
+          <w:color w:val="D1323A"/>
+          <w:sz w:val="21"/>
+          <w:u w:val="single"/>
+        </w:rPr>
+        <w:t>to catch</w:t>
+      </w:r>
+      <w:r>
+        <w:rPr>
+          <w:rFonts w:ascii="맑은 고딕" w:hAnsi="맑은 고딕" w:eastAsia="맑은 고딕"/>
+          <w:b w:val="0"/>
+          <w:color w:val="1F2430"/>
+          <w:sz w:val="21"/>
+        </w:rPr>
+        <w:t xml:space="preserve"> ) any fish.</w:t>
       </w:r>
     </w:p>
     <w:p>
@@ -7514,9 +8012,18 @@
           <w:b w:val="0"/>
           <w:color w:val="1F2430"/>
           <w:sz w:val="21"/>
+        </w:rPr>
+        <w:t xml:space="preserve">( </w:t>
+      </w:r>
+      <w:r>
+        <w:rPr>
+          <w:rFonts w:ascii="맑은 고딕" w:hAnsi="맑은 고딕" w:eastAsia="맑은 고딕"/>
+          <w:b/>
+          <w:color w:val="D1323A"/>
+          <w:sz w:val="21"/>
           <w:u w:val="single"/>
         </w:rPr>
-        <w:t>so disappointed that</w:t>
+        <w:t>so</w:t>
       </w:r>
       <w:r>
         <w:rPr>
@@ -7525,7 +8032,26 @@
           <w:color w:val="1F2430"/>
           <w:sz w:val="21"/>
         </w:rPr>
-        <w:t xml:space="preserve"> he cried out to the sky, "What should I do? Please help me."</w:t>
+        <w:t xml:space="preserve"> / such ) ( disappointing / </w:t>
+      </w:r>
+      <w:r>
+        <w:rPr>
+          <w:rFonts w:ascii="맑은 고딕" w:hAnsi="맑은 고딕" w:eastAsia="맑은 고딕"/>
+          <w:b/>
+          <w:color w:val="D1323A"/>
+          <w:sz w:val="21"/>
+          <w:u w:val="single"/>
+        </w:rPr>
+        <w:t>disappointed</w:t>
+      </w:r>
+      <w:r>
+        <w:rPr>
+          <w:rFonts w:ascii="맑은 고딕" w:hAnsi="맑은 고딕" w:eastAsia="맑은 고딕"/>
+          <w:b w:val="0"/>
+          <w:color w:val="1F2430"/>
+          <w:sz w:val="21"/>
+        </w:rPr>
+        <w:t xml:space="preserve"> ) that he cried out to the sky, "What should I do? Please help me."</w:t>
       </w:r>
     </w:p>
     <w:p>
@@ -8114,9 +8640,18 @@
           <w:b w:val="0"/>
           <w:color w:val="1F2430"/>
           <w:sz w:val="21"/>
+        </w:rPr>
+        <w:t xml:space="preserve">stays ( </w:t>
+      </w:r>
+      <w:r>
+        <w:rPr>
+          <w:rFonts w:ascii="맑은 고딕" w:hAnsi="맑은 고딕" w:eastAsia="맑은 고딕"/>
+          <w:b/>
+          <w:color w:val="D1323A"/>
+          <w:sz w:val="21"/>
           <w:u w:val="single"/>
         </w:rPr>
-        <w:t>stays green</w:t>
+        <w:t>green</w:t>
       </w:r>
       <w:r>
         <w:rPr>
@@ -8125,7 +8660,7 @@
           <w:color w:val="1F2430"/>
           <w:sz w:val="21"/>
         </w:rPr>
-        <w:t xml:space="preserve"> in all kinds of weather.</w:t>
+        <w:t xml:space="preserve"> / greenly ) in all kinds of weather.</w:t>
       </w:r>
     </w:p>
     <w:p>
@@ -8201,9 +8736,18 @@
           <w:b w:val="0"/>
           <w:color w:val="1F2430"/>
           <w:sz w:val="21"/>
+        </w:rPr>
+        <w:t xml:space="preserve">came to ( symbolizing / </w:t>
+      </w:r>
+      <w:r>
+        <w:rPr>
+          <w:rFonts w:ascii="맑은 고딕" w:hAnsi="맑은 고딕" w:eastAsia="맑은 고딕"/>
+          <w:b/>
+          <w:color w:val="D1323A"/>
+          <w:sz w:val="21"/>
           <w:u w:val="single"/>
         </w:rPr>
-        <w:t>came to symbolize</w:t>
+        <w:t>symbolize</w:t>
       </w:r>
       <w:r>
         <w:rPr>
@@ -8212,7 +8756,25 @@
           <w:color w:val="1F2430"/>
           <w:sz w:val="21"/>
         </w:rPr>
-        <w:t xml:space="preserve"> loyalty to the king.</w:t>
+        <w:t xml:space="preserve"> ) </w:t>
+      </w:r>
+      <w:r>
+        <w:rPr>
+          <w:rFonts w:ascii="맑은 고딕" w:hAnsi="맑은 고딕" w:eastAsia="맑은 고딕"/>
+          <w:b/>
+          <w:color w:val="D1323A"/>
+          <w:sz w:val="21"/>
+        </w:rPr>
+        <w:t>loyalty</w:t>
+      </w:r>
+      <w:r>
+        <w:rPr>
+          <w:rFonts w:ascii="맑은 고딕" w:hAnsi="맑은 고딕" w:eastAsia="맑은 고딕"/>
+          <w:b w:val="0"/>
+          <w:color w:val="1F2430"/>
+          <w:sz w:val="21"/>
+        </w:rPr>
+        <w:t xml:space="preserve"> to the king.</w:t>
       </w:r>
     </w:p>
     <w:p>
@@ -8324,6 +8886,15 @@
           <w:b w:val="0"/>
           <w:color w:val="1F2430"/>
           <w:sz w:val="21"/>
+        </w:rPr>
+        <w:t xml:space="preserve">( </w:t>
+      </w:r>
+      <w:r>
+        <w:rPr>
+          <w:rFonts w:ascii="맑은 고딕" w:hAnsi="맑은 고딕" w:eastAsia="맑은 고딕"/>
+          <w:b/>
+          <w:color w:val="D1323A"/>
+          <w:sz w:val="21"/>
           <w:u w:val="single"/>
         </w:rPr>
         <w:t>to fight</w:t>
@@ -8335,7 +8906,26 @@
           <w:color w:val="1F2430"/>
           <w:sz w:val="21"/>
         </w:rPr>
-        <w:t xml:space="preserve"> for justice despite difficulties.</w:t>
+        <w:t xml:space="preserve"> / fighting ) for justice ( despite of / </w:t>
+      </w:r>
+      <w:r>
+        <w:rPr>
+          <w:rFonts w:ascii="맑은 고딕" w:hAnsi="맑은 고딕" w:eastAsia="맑은 고딕"/>
+          <w:b/>
+          <w:color w:val="D1323A"/>
+          <w:sz w:val="21"/>
+          <w:u w:val="single"/>
+        </w:rPr>
+        <w:t>despite</w:t>
+      </w:r>
+      <w:r>
+        <w:rPr>
+          <w:rFonts w:ascii="맑은 고딕" w:hAnsi="맑은 고딕" w:eastAsia="맑은 고딕"/>
+          <w:b w:val="0"/>
+          <w:color w:val="1F2430"/>
+          <w:sz w:val="21"/>
+        </w:rPr>
+        <w:t xml:space="preserve"> ) difficulties.</w:t>
       </w:r>
     </w:p>
     <w:p>
@@ -8785,6 +9375,15 @@
           <w:b w:val="0"/>
           <w:color w:val="1F2430"/>
           <w:sz w:val="21"/>
+        </w:rPr>
+        <w:t xml:space="preserve">( very / </w:t>
+      </w:r>
+      <w:r>
+        <w:rPr>
+          <w:rFonts w:ascii="맑은 고딕" w:hAnsi="맑은 고딕" w:eastAsia="맑은 고딕"/>
+          <w:b/>
+          <w:color w:val="D1323A"/>
+          <w:sz w:val="21"/>
           <w:u w:val="single"/>
         </w:rPr>
         <w:t>much</w:t>
@@ -8796,7 +9395,7 @@
           <w:color w:val="1F2430"/>
           <w:sz w:val="21"/>
         </w:rPr>
-        <w:t xml:space="preserve"> </w:t>
+        <w:t xml:space="preserve"> ) </w:t>
       </w:r>
       <w:r>
         <w:rPr>
@@ -8932,7 +9531,26 @@
           <w:color w:val="1F2430"/>
           <w:sz w:val="21"/>
         </w:rPr>
-        <w:t xml:space="preserve"> of important values </w:t>
+        <w:t xml:space="preserve"> ( </w:t>
+      </w:r>
+      <w:r>
+        <w:rPr>
+          <w:rFonts w:ascii="맑은 고딕" w:hAnsi="맑은 고딕" w:eastAsia="맑은 고딕"/>
+          <w:b/>
+          <w:color w:val="D1323A"/>
+          <w:sz w:val="21"/>
+          <w:u w:val="single"/>
+        </w:rPr>
+        <w:t>of</w:t>
+      </w:r>
+      <w:r>
+        <w:rPr>
+          <w:rFonts w:ascii="맑은 고딕" w:hAnsi="맑은 고딕" w:eastAsia="맑은 고딕"/>
+          <w:b w:val="0"/>
+          <w:color w:val="1F2430"/>
+          <w:sz w:val="21"/>
+        </w:rPr>
+        <w:t xml:space="preserve"> / to ) important values </w:t>
       </w:r>
       <w:r>
         <w:rPr>
@@ -8950,9 +9568,18 @@
           <w:b w:val="0"/>
           <w:color w:val="1F2430"/>
           <w:sz w:val="21"/>
+        </w:rPr>
+        <w:t xml:space="preserve">( what / </w:t>
+      </w:r>
+      <w:r>
+        <w:rPr>
+          <w:rFonts w:ascii="맑은 고딕" w:hAnsi="맑은 고딕" w:eastAsia="맑은 고딕"/>
+          <w:b/>
+          <w:color w:val="D1323A"/>
+          <w:sz w:val="21"/>
           <w:u w:val="single"/>
         </w:rPr>
-        <w:t>that greatly influenced</w:t>
+        <w:t>that</w:t>
       </w:r>
       <w:r>
         <w:rPr>
@@ -8961,7 +9588,7 @@
           <w:color w:val="1F2430"/>
           <w:sz w:val="21"/>
         </w:rPr>
-        <w:t xml:space="preserve"> their behaviors and attitudes.</w:t>
+        <w:t xml:space="preserve"> ) greatly influenced their behaviors and attitudes.</w:t>
       </w:r>
     </w:p>
     <w:p>

--- a/mokdong3/2fin/word/MDJ3_L5-L8_ByPart_Core_A4.docx
+++ b/mokdong3/2fin/word/MDJ3_L5-L8_ByPart_Core_A4.docx
@@ -496,8 +496,76 @@
           <w:b w:val="0"/>
           <w:color w:val="1F2430"/>
           <w:sz w:val="21"/>
-        </w:rPr>
-        <w:t xml:space="preserve">as ( </w:t>
+          <w:u w:val="single"/>
+        </w:rPr>
+        <w:t>as important as</w:t>
+      </w:r>
+      <w:r>
+        <w:rPr>
+          <w:rFonts w:ascii="맑은 고딕" w:hAnsi="맑은 고딕" w:eastAsia="맑은 고딕"/>
+          <w:b w:val="0"/>
+          <w:color w:val="1F2430"/>
+          <w:sz w:val="21"/>
+        </w:rPr>
+        <w:t xml:space="preserve"> the players.</w:t>
+      </w:r>
+    </w:p>
+    <w:p>
+      <w:pPr>
+        <w:spacing w:before="0" w:after="20" w:line="276" w:lineRule="auto"/>
+        <w:ind w:left="283"/>
+      </w:pPr>
+      <w:r>
+        <w:rPr>
+          <w:rFonts w:ascii="맑은 고딕" w:hAnsi="맑은 고딕" w:eastAsia="맑은 고딕"/>
+          <w:b w:val="0"/>
+          <w:color w:val="6B7280"/>
+          <w:sz w:val="17"/>
+        </w:rPr>
+        <w:t>하지만 그들은 선수들</w:t>
+      </w:r>
+      <w:r>
+        <w:rPr>
+          <w:rFonts w:ascii="맑은 고딕" w:hAnsi="맑은 고딕" w:eastAsia="맑은 고딕"/>
+          <w:b/>
+          <w:color w:val="D1323A"/>
+          <w:sz w:val="17"/>
+        </w:rPr>
+        <w:t>만큼</w:t>
+      </w:r>
+      <w:r>
+        <w:rPr>
+          <w:rFonts w:ascii="맑은 고딕" w:hAnsi="맑은 고딕" w:eastAsia="맑은 고딕"/>
+          <w:b w:val="0"/>
+          <w:color w:val="6B7280"/>
+          <w:sz w:val="17"/>
+        </w:rPr>
+        <w:t xml:space="preserve"> 중요하다.</w:t>
+      </w:r>
+    </w:p>
+    <w:p>
+      <w:pPr>
+        <w:keepNext/>
+        <w:spacing w:before="60" w:after="0" w:line="276" w:lineRule="auto"/>
+        <w:ind w:left="283" w:hanging="283"/>
+      </w:pPr>
+      <w:r>
+        <w:rPr>
+          <w:rFonts w:ascii="맑은 고딕" w:hAnsi="맑은 고딕" w:eastAsia="맑은 고딕"/>
+          <w:b/>
+          <w:color w:val="6B7280"/>
+          <w:sz w:val="19"/>
+        </w:rPr>
+        <w:t xml:space="preserve">4  </w:t>
+      </w:r>
+      <w:r>
+        <w:rPr>
+          <w:rFonts w:ascii="맑은 고딕" w:hAnsi="맑은 고딕" w:eastAsia="맑은 고딕"/>
+          <w:b w:val="0"/>
+          <w:color w:val="1F2430"/>
+          <w:sz w:val="21"/>
+        </w:rPr>
+        <w:t xml:space="preserve">Pacers are (experiencing / </w:t>
       </w:r>
       <w:r>
         <w:rPr>
@@ -507,83 +575,6 @@
           <w:sz w:val="21"/>
           <w:u w:val="single"/>
         </w:rPr>
-        <w:t>important</w:t>
-      </w:r>
-      <w:r>
-        <w:rPr>
-          <w:rFonts w:ascii="맑은 고딕" w:hAnsi="맑은 고딕" w:eastAsia="맑은 고딕"/>
-          <w:b w:val="0"/>
-          <w:color w:val="1F2430"/>
-          <w:sz w:val="21"/>
-        </w:rPr>
-        <w:t xml:space="preserve"> / importantly ) as the players.</w:t>
-      </w:r>
-    </w:p>
-    <w:p>
-      <w:pPr>
-        <w:spacing w:before="0" w:after="20" w:line="276" w:lineRule="auto"/>
-        <w:ind w:left="283"/>
-      </w:pPr>
-      <w:r>
-        <w:rPr>
-          <w:rFonts w:ascii="맑은 고딕" w:hAnsi="맑은 고딕" w:eastAsia="맑은 고딕"/>
-          <w:b w:val="0"/>
-          <w:color w:val="6B7280"/>
-          <w:sz w:val="17"/>
-        </w:rPr>
-        <w:t>하지만 그들은 선수들</w:t>
-      </w:r>
-      <w:r>
-        <w:rPr>
-          <w:rFonts w:ascii="맑은 고딕" w:hAnsi="맑은 고딕" w:eastAsia="맑은 고딕"/>
-          <w:b/>
-          <w:color w:val="D1323A"/>
-          <w:sz w:val="17"/>
-        </w:rPr>
-        <w:t>만큼</w:t>
-      </w:r>
-      <w:r>
-        <w:rPr>
-          <w:rFonts w:ascii="맑은 고딕" w:hAnsi="맑은 고딕" w:eastAsia="맑은 고딕"/>
-          <w:b w:val="0"/>
-          <w:color w:val="6B7280"/>
-          <w:sz w:val="17"/>
-        </w:rPr>
-        <w:t xml:space="preserve"> 중요하다.</w:t>
-      </w:r>
-    </w:p>
-    <w:p>
-      <w:pPr>
-        <w:keepNext/>
-        <w:spacing w:before="60" w:after="0" w:line="276" w:lineRule="auto"/>
-        <w:ind w:left="283" w:hanging="283"/>
-      </w:pPr>
-      <w:r>
-        <w:rPr>
-          <w:rFonts w:ascii="맑은 고딕" w:hAnsi="맑은 고딕" w:eastAsia="맑은 고딕"/>
-          <w:b/>
-          <w:color w:val="6B7280"/>
-          <w:sz w:val="19"/>
-        </w:rPr>
-        <w:t xml:space="preserve">4  </w:t>
-      </w:r>
-      <w:r>
-        <w:rPr>
-          <w:rFonts w:ascii="맑은 고딕" w:hAnsi="맑은 고딕" w:eastAsia="맑은 고딕"/>
-          <w:b w:val="0"/>
-          <w:color w:val="1F2430"/>
-          <w:sz w:val="21"/>
-        </w:rPr>
-        <w:t xml:space="preserve">Pacers are (experiencing / </w:t>
-      </w:r>
-      <w:r>
-        <w:rPr>
-          <w:rFonts w:ascii="맑은 고딕" w:hAnsi="맑은 고딕" w:eastAsia="맑은 고딕"/>
-          <w:b/>
-          <w:color w:val="D1323A"/>
-          <w:sz w:val="21"/>
-          <w:u w:val="single"/>
-        </w:rPr>
         <w:t>experienced</w:t>
       </w:r>
       <w:r>
@@ -611,18 +602,9 @@
           <w:b w:val="0"/>
           <w:color w:val="1F2430"/>
           <w:sz w:val="21"/>
-        </w:rPr>
-        <w:t xml:space="preserve">to help other runners ( </w:t>
-      </w:r>
-      <w:r>
-        <w:rPr>
-          <w:rFonts w:ascii="맑은 고딕" w:hAnsi="맑은 고딕" w:eastAsia="맑은 고딕"/>
-          <w:b/>
-          <w:color w:val="D1323A"/>
-          <w:sz w:val="21"/>
           <w:u w:val="single"/>
         </w:rPr>
-        <w:t>manage</w:t>
+        <w:t>to help other runners manage</w:t>
       </w:r>
       <w:r>
         <w:rPr>
@@ -631,7 +613,7 @@
           <w:color w:val="1F2430"/>
           <w:sz w:val="21"/>
         </w:rPr>
-        <w:t xml:space="preserve"> / managing ) their race better.</w:t>
+        <w:t xml:space="preserve"> their race better.</w:t>
       </w:r>
     </w:p>
     <w:p>
@@ -916,6 +898,121 @@
     <w:p>
       <w:pPr>
         <w:keepNext/>
+        <w:spacing w:before="100" w:after="20" w:line="276" w:lineRule="auto"/>
+      </w:pPr>
+      <w:r>
+        <w:rPr>
+          <w:rFonts w:ascii="맑은 고딕" w:hAnsi="맑은 고딕" w:eastAsia="맑은 고딕"/>
+          <w:b/>
+          <w:color w:val="1F2430"/>
+          <w:sz w:val="20"/>
+        </w:rPr>
+        <w:t>★ 추가 문제 — 본문 빈칸 · 어법 선택 (위 본문 문장)</w:t>
+      </w:r>
+    </w:p>
+    <w:p>
+      <w:pPr>
+        <w:keepNext/>
+        <w:spacing w:before="20" w:after="0" w:line="276" w:lineRule="auto"/>
+        <w:ind w:left="170"/>
+      </w:pPr>
+      <w:r>
+        <w:rPr>
+          <w:rFonts w:ascii="맑은 고딕" w:hAnsi="맑은 고딕" w:eastAsia="맑은 고딕"/>
+          <w:b w:val="0"/>
+          <w:color w:val="1F2430"/>
+          <w:sz w:val="20"/>
+        </w:rPr>
+        <w:t xml:space="preserve">3. However, they are as ( </w:t>
+      </w:r>
+      <w:r>
+        <w:rPr>
+          <w:rFonts w:ascii="맑은 고딕" w:hAnsi="맑은 고딕" w:eastAsia="맑은 고딕"/>
+          <w:b/>
+          <w:color w:val="D1323A"/>
+          <w:sz w:val="20"/>
+          <w:u w:val="single"/>
+        </w:rPr>
+        <w:t>important</w:t>
+      </w:r>
+      <w:r>
+        <w:rPr>
+          <w:rFonts w:ascii="맑은 고딕" w:hAnsi="맑은 고딕" w:eastAsia="맑은 고딕"/>
+          <w:b w:val="0"/>
+          <w:color w:val="1F2430"/>
+          <w:sz w:val="20"/>
+        </w:rPr>
+        <w:t xml:space="preserve"> / importantly ) as the players.</w:t>
+      </w:r>
+    </w:p>
+    <w:p>
+      <w:pPr>
+        <w:spacing w:before="0" w:after="20" w:line="276" w:lineRule="auto"/>
+        <w:ind w:left="170"/>
+      </w:pPr>
+      <w:r>
+        <w:rPr>
+          <w:rFonts w:ascii="맑은 고딕" w:hAnsi="맑은 고딕" w:eastAsia="맑은 고딕"/>
+          <w:b w:val="0"/>
+          <w:color w:val="6B7280"/>
+          <w:sz w:val="17"/>
+        </w:rPr>
+        <w:t>하지만 그들은 선수들만큼 중요하다.</w:t>
+      </w:r>
+    </w:p>
+    <w:p>
+      <w:pPr>
+        <w:keepNext/>
+        <w:spacing w:before="20" w:after="0" w:line="276" w:lineRule="auto"/>
+        <w:ind w:left="170"/>
+      </w:pPr>
+      <w:r>
+        <w:rPr>
+          <w:rFonts w:ascii="맑은 고딕" w:hAnsi="맑은 고딕" w:eastAsia="맑은 고딕"/>
+          <w:b w:val="0"/>
+          <w:color w:val="1F2430"/>
+          <w:sz w:val="20"/>
+        </w:rPr>
+        <w:t xml:space="preserve">4. Pacers are experienced runners, and their job is to help other runners ( </w:t>
+      </w:r>
+      <w:r>
+        <w:rPr>
+          <w:rFonts w:ascii="맑은 고딕" w:hAnsi="맑은 고딕" w:eastAsia="맑은 고딕"/>
+          <w:b/>
+          <w:color w:val="D1323A"/>
+          <w:sz w:val="20"/>
+          <w:u w:val="single"/>
+        </w:rPr>
+        <w:t>manage</w:t>
+      </w:r>
+      <w:r>
+        <w:rPr>
+          <w:rFonts w:ascii="맑은 고딕" w:hAnsi="맑은 고딕" w:eastAsia="맑은 고딕"/>
+          <w:b w:val="0"/>
+          <w:color w:val="1F2430"/>
+          <w:sz w:val="20"/>
+        </w:rPr>
+        <w:t xml:space="preserve"> / managing ) their race better.</w:t>
+      </w:r>
+    </w:p>
+    <w:p>
+      <w:pPr>
+        <w:spacing w:before="0" w:after="20" w:line="276" w:lineRule="auto"/>
+        <w:ind w:left="170"/>
+      </w:pPr>
+      <w:r>
+        <w:rPr>
+          <w:rFonts w:ascii="맑은 고딕" w:hAnsi="맑은 고딕" w:eastAsia="맑은 고딕"/>
+          <w:b w:val="0"/>
+          <w:color w:val="6B7280"/>
+          <w:sz w:val="17"/>
+        </w:rPr>
+        <w:t>페이서들은 경험이 많은 선수들이며 그들의 역할은 다른 선수들이 경기를 더 잘 운영하도록 돕는 것이다.</w:t>
+      </w:r>
+    </w:p>
+    <w:p>
+      <w:pPr>
+        <w:keepNext/>
         <w:pBdr>
           <w:bottom w:val="single" w:sz="12" w:color="1F2430"/>
         </w:pBdr>
@@ -1093,18 +1190,9 @@
           <w:b w:val="0"/>
           <w:color w:val="1F2430"/>
           <w:sz w:val="21"/>
-        </w:rPr>
-        <w:t xml:space="preserve">Each ( pacers / </w:t>
-      </w:r>
-      <w:r>
-        <w:rPr>
-          <w:rFonts w:ascii="맑은 고딕" w:hAnsi="맑은 고딕" w:eastAsia="맑은 고딕"/>
-          <w:b/>
-          <w:color w:val="D1323A"/>
-          <w:sz w:val="21"/>
           <w:u w:val="single"/>
         </w:rPr>
-        <w:t>pacer</w:t>
+        <w:t>Each pacer</w:t>
       </w:r>
       <w:r>
         <w:rPr>
@@ -1113,7 +1201,7 @@
           <w:color w:val="1F2430"/>
           <w:sz w:val="21"/>
         </w:rPr>
-        <w:t xml:space="preserve"> ) </w:t>
+        <w:t xml:space="preserve"> </w:t>
       </w:r>
       <w:r>
         <w:rPr>
@@ -1131,15 +1219,6 @@
           <w:b w:val="0"/>
           <w:color w:val="1F2430"/>
           <w:sz w:val="21"/>
-        </w:rPr>
-        <w:t xml:space="preserve">( </w:t>
-      </w:r>
-      <w:r>
-        <w:rPr>
-          <w:rFonts w:ascii="맑은 고딕" w:hAnsi="맑은 고딕" w:eastAsia="맑은 고딕"/>
-          <w:b/>
-          <w:color w:val="D1323A"/>
-          <w:sz w:val="21"/>
           <w:u w:val="single"/>
         </w:rPr>
         <w:t>runs</w:t>
@@ -1151,7 +1230,7 @@
           <w:color w:val="1F2430"/>
           <w:sz w:val="21"/>
         </w:rPr>
-        <w:t xml:space="preserve"> / run ) (</w:t>
+        <w:t xml:space="preserve"> (</w:t>
       </w:r>
       <w:r>
         <w:rPr>
@@ -1263,18 +1342,9 @@
           <w:b w:val="0"/>
           <w:color w:val="1F2430"/>
           <w:sz w:val="21"/>
-        </w:rPr>
-        <w:t xml:space="preserve">( shown / </w:t>
-      </w:r>
-      <w:r>
-        <w:rPr>
-          <w:rFonts w:ascii="맑은 고딕" w:hAnsi="맑은 고딕" w:eastAsia="맑은 고딕"/>
-          <w:b/>
-          <w:color w:val="D1323A"/>
-          <w:sz w:val="21"/>
           <w:u w:val="single"/>
         </w:rPr>
-        <w:t>showing</w:t>
+        <w:t>showing their finish time</w:t>
       </w:r>
       <w:r>
         <w:rPr>
@@ -1283,7 +1353,7 @@
           <w:color w:val="1F2430"/>
           <w:sz w:val="21"/>
         </w:rPr>
-        <w:t xml:space="preserve"> ) their finish time.</w:t>
+        <w:t>.</w:t>
       </w:r>
     </w:p>
     <w:p>
@@ -1766,6 +1836,140 @@
     <w:p>
       <w:pPr>
         <w:keepNext/>
+        <w:spacing w:before="100" w:after="20" w:line="276" w:lineRule="auto"/>
+      </w:pPr>
+      <w:r>
+        <w:rPr>
+          <w:rFonts w:ascii="맑은 고딕" w:hAnsi="맑은 고딕" w:eastAsia="맑은 고딕"/>
+          <w:b/>
+          <w:color w:val="1F2430"/>
+          <w:sz w:val="20"/>
+        </w:rPr>
+        <w:t>★ 추가 문제 — 본문 빈칸 · 어법 선택 (위 본문 문장)</w:t>
+      </w:r>
+    </w:p>
+    <w:p>
+      <w:pPr>
+        <w:keepNext/>
+        <w:spacing w:before="20" w:after="0" w:line="276" w:lineRule="auto"/>
+        <w:ind w:left="170"/>
+      </w:pPr>
+      <w:r>
+        <w:rPr>
+          <w:rFonts w:ascii="맑은 고딕" w:hAnsi="맑은 고딕" w:eastAsia="맑은 고딕"/>
+          <w:b w:val="0"/>
+          <w:color w:val="1F2430"/>
+          <w:sz w:val="20"/>
+        </w:rPr>
+        <w:t xml:space="preserve">1. Each ( pacers / </w:t>
+      </w:r>
+      <w:r>
+        <w:rPr>
+          <w:rFonts w:ascii="맑은 고딕" w:hAnsi="맑은 고딕" w:eastAsia="맑은 고딕"/>
+          <w:b/>
+          <w:color w:val="D1323A"/>
+          <w:sz w:val="20"/>
+          <w:u w:val="single"/>
+        </w:rPr>
+        <w:t>pacer</w:t>
+      </w:r>
+      <w:r>
+        <w:rPr>
+          <w:rFonts w:ascii="맑은 고딕" w:hAnsi="맑은 고딕" w:eastAsia="맑은 고딕"/>
+          <w:b w:val="0"/>
+          <w:color w:val="1F2430"/>
+          <w:sz w:val="20"/>
+        </w:rPr>
+        <w:t xml:space="preserve"> ) ( </w:t>
+      </w:r>
+      <w:r>
+        <w:rPr>
+          <w:rFonts w:ascii="맑은 고딕" w:hAnsi="맑은 고딕" w:eastAsia="맑은 고딕"/>
+          <w:b/>
+          <w:color w:val="D1323A"/>
+          <w:sz w:val="20"/>
+          <w:u w:val="single"/>
+        </w:rPr>
+        <w:t>runs</w:t>
+      </w:r>
+      <w:r>
+        <w:rPr>
+          <w:rFonts w:ascii="맑은 고딕" w:hAnsi="맑은 고딕" w:eastAsia="맑은 고딕"/>
+          <w:b w:val="0"/>
+          <w:color w:val="1F2430"/>
+          <w:sz w:val="20"/>
+        </w:rPr>
+        <w:t xml:space="preserve"> / run ) at different speeds and finishes the race in different times.</w:t>
+      </w:r>
+    </w:p>
+    <w:p>
+      <w:pPr>
+        <w:spacing w:before="0" w:after="20" w:line="276" w:lineRule="auto"/>
+        <w:ind w:left="170"/>
+      </w:pPr>
+      <w:r>
+        <w:rPr>
+          <w:rFonts w:ascii="맑은 고딕" w:hAnsi="맑은 고딕" w:eastAsia="맑은 고딕"/>
+          <w:b w:val="0"/>
+          <w:color w:val="6B7280"/>
+          <w:sz w:val="17"/>
+        </w:rPr>
+        <w:t>각각의 페이서는 다른 속도로 달리고 다른 시간대에 경기를 마친다.</w:t>
+      </w:r>
+    </w:p>
+    <w:p>
+      <w:pPr>
+        <w:keepNext/>
+        <w:spacing w:before="20" w:after="0" w:line="276" w:lineRule="auto"/>
+        <w:ind w:left="170"/>
+      </w:pPr>
+      <w:r>
+        <w:rPr>
+          <w:rFonts w:ascii="맑은 고딕" w:hAnsi="맑은 고딕" w:eastAsia="맑은 고딕"/>
+          <w:b w:val="0"/>
+          <w:color w:val="1F2430"/>
+          <w:sz w:val="20"/>
+        </w:rPr>
+        <w:t xml:space="preserve">2. Pacers usually have flags or balloons ( shown / </w:t>
+      </w:r>
+      <w:r>
+        <w:rPr>
+          <w:rFonts w:ascii="맑은 고딕" w:hAnsi="맑은 고딕" w:eastAsia="맑은 고딕"/>
+          <w:b/>
+          <w:color w:val="D1323A"/>
+          <w:sz w:val="20"/>
+          <w:u w:val="single"/>
+        </w:rPr>
+        <w:t>showing</w:t>
+      </w:r>
+      <w:r>
+        <w:rPr>
+          <w:rFonts w:ascii="맑은 고딕" w:hAnsi="맑은 고딕" w:eastAsia="맑은 고딕"/>
+          <w:b w:val="0"/>
+          <w:color w:val="1F2430"/>
+          <w:sz w:val="20"/>
+        </w:rPr>
+        <w:t xml:space="preserve"> ) their finish time.</w:t>
+      </w:r>
+    </w:p>
+    <w:p>
+      <w:pPr>
+        <w:spacing w:before="0" w:after="20" w:line="276" w:lineRule="auto"/>
+        <w:ind w:left="170"/>
+      </w:pPr>
+      <w:r>
+        <w:rPr>
+          <w:rFonts w:ascii="맑은 고딕" w:hAnsi="맑은 고딕" w:eastAsia="맑은 고딕"/>
+          <w:b w:val="0"/>
+          <w:color w:val="6B7280"/>
+          <w:sz w:val="17"/>
+        </w:rPr>
+        <w:t>페이서들은 주로 자신들의 완주 시간을 나타내는 깃발이나 풍선들을 가지고 있다.</w:t>
+      </w:r>
+    </w:p>
+    <w:p>
+      <w:pPr>
+        <w:keepNext/>
         <w:pBdr>
           <w:bottom w:val="single" w:sz="12" w:color="1F2430"/>
         </w:pBdr>
@@ -2053,8 +2257,78 @@
           <w:b w:val="0"/>
           <w:color w:val="1F2430"/>
           <w:sz w:val="21"/>
-        </w:rPr>
-        <w:t xml:space="preserve">( </w:t>
+          <w:u w:val="single"/>
+        </w:rPr>
+        <w:t>to check the car and change the tires</w:t>
+      </w:r>
+      <w:r>
+        <w:rPr>
+          <w:rFonts w:ascii="맑은 고딕" w:hAnsi="맑은 고딕" w:eastAsia="맑은 고딕"/>
+          <w:b w:val="0"/>
+          <w:color w:val="1F2430"/>
+          <w:sz w:val="21"/>
+        </w:rPr>
+        <w:t>.</w:t>
+      </w:r>
+    </w:p>
+    <w:p>
+      <w:pPr>
+        <w:spacing w:before="0" w:after="20" w:line="276" w:lineRule="auto"/>
+        <w:ind w:left="283"/>
+      </w:pPr>
+      <w:r>
+        <w:rPr>
+          <w:rFonts w:ascii="맑은 고딕" w:hAnsi="맑은 고딕" w:eastAsia="맑은 고딕"/>
+          <w:b w:val="0"/>
+          <w:color w:val="6B7280"/>
+          <w:sz w:val="17"/>
+        </w:rPr>
+        <w:t>피트 크루가 하는 주요 역할은 자동차를 점검하고 타이어를 교체하는 것이다.</w:t>
+      </w:r>
+    </w:p>
+    <w:p>
+      <w:pPr>
+        <w:keepNext/>
+        <w:spacing w:before="60" w:after="0" w:line="276" w:lineRule="auto"/>
+        <w:ind w:left="283" w:hanging="283"/>
+      </w:pPr>
+      <w:r>
+        <w:rPr>
+          <w:rFonts w:ascii="맑은 고딕" w:hAnsi="맑은 고딕" w:eastAsia="맑은 고딕"/>
+          <w:b/>
+          <w:color w:val="6B7280"/>
+          <w:sz w:val="19"/>
+        </w:rPr>
+        <w:t xml:space="preserve">3  </w:t>
+      </w:r>
+      <w:r>
+        <w:rPr>
+          <w:rFonts w:ascii="맑은 고딕" w:hAnsi="맑은 고딕" w:eastAsia="맑은 고딕"/>
+          <w:b/>
+          <w:color w:val="2457C5"/>
+          <w:sz w:val="21"/>
+          <w:vertAlign w:val="superscript"/>
+        </w:rPr>
+        <w:t>Ⓒ</w:t>
+      </w:r>
+      <w:r>
+        <w:rPr>
+          <w:rFonts w:ascii="맑은 고딕" w:hAnsi="맑은 고딕" w:eastAsia="맑은 고딕"/>
+          <w:b w:val="0"/>
+          <w:color w:val="1F2430"/>
+          <w:sz w:val="21"/>
+          <w:u w:val="single"/>
+        </w:rPr>
+        <w:t>Changing the tires</w:t>
+      </w:r>
+      <w:r>
+        <w:rPr>
+          <w:rFonts w:ascii="맑은 고딕" w:hAnsi="맑은 고딕" w:eastAsia="맑은 고딕"/>
+          <w:b w:val="0"/>
+          <w:color w:val="1F2430"/>
+          <w:sz w:val="21"/>
+        </w:rPr>
+        <w:t xml:space="preserve"> (</w:t>
       </w:r>
       <w:r>
         <w:rPr>
@@ -2064,7 +2338,7 @@
           <w:sz w:val="21"/>
           <w:u w:val="single"/>
         </w:rPr>
-        <w:t>to check</w:t>
+        <w:t>is</w:t>
       </w:r>
       <w:r>
         <w:rPr>
@@ -2073,7 +2347,62 @@
           <w:color w:val="1F2430"/>
           <w:sz w:val="21"/>
         </w:rPr>
-        <w:t xml:space="preserve"> / checks ) the car and change the tires.</w:t>
+        <w:t xml:space="preserve"> / are) (special / </w:t>
+      </w:r>
+      <w:r>
+        <w:rPr>
+          <w:rFonts w:ascii="맑은 고딕" w:hAnsi="맑은 고딕" w:eastAsia="맑은 고딕"/>
+          <w:b/>
+          <w:color w:val="D1323A"/>
+          <w:sz w:val="21"/>
+          <w:u w:val="single"/>
+        </w:rPr>
+        <w:t>especially</w:t>
+      </w:r>
+      <w:r>
+        <w:rPr>
+          <w:rFonts w:ascii="맑은 고딕" w:hAnsi="맑은 고딕" w:eastAsia="맑은 고딕"/>
+          <w:b w:val="0"/>
+          <w:color w:val="1F2430"/>
+          <w:sz w:val="21"/>
+        </w:rPr>
+        <w:t>) important because the tires (</w:t>
+      </w:r>
+      <w:r>
+        <w:rPr>
+          <w:rFonts w:ascii="맑은 고딕" w:hAnsi="맑은 고딕" w:eastAsia="맑은 고딕"/>
+          <w:b/>
+          <w:color w:val="D1323A"/>
+          <w:sz w:val="21"/>
+        </w:rPr>
+        <w:t>wear</w:t>
+      </w:r>
+      <w:r>
+        <w:rPr>
+          <w:rFonts w:ascii="맑은 고딕" w:hAnsi="맑은 고딕" w:eastAsia="맑은 고딕"/>
+          <w:b w:val="0"/>
+          <w:color w:val="1F2430"/>
+          <w:sz w:val="21"/>
+        </w:rPr>
+        <w:t>) (</w:t>
+      </w:r>
+      <w:r>
+        <w:rPr>
+          <w:rFonts w:ascii="맑은 고딕" w:hAnsi="맑은 고딕" w:eastAsia="맑은 고딕"/>
+          <w:b/>
+          <w:color w:val="D1323A"/>
+          <w:sz w:val="21"/>
+        </w:rPr>
+        <w:t>out</w:t>
+      </w:r>
+      <w:r>
+        <w:rPr>
+          <w:rFonts w:ascii="맑은 고딕" w:hAnsi="맑은 고딕" w:eastAsia="맑은 고딕"/>
+          <w:b w:val="0"/>
+          <w:color w:val="1F2430"/>
+          <w:sz w:val="21"/>
+        </w:rPr>
+        <w:t>) easily in a high speed race.</w:t>
       </w:r>
     </w:p>
     <w:p>
@@ -2088,7 +2417,61 @@
           <w:color w:val="6B7280"/>
           <w:sz w:val="17"/>
         </w:rPr>
-        <w:t>피트 크루가 하는 주요 역할은 자동차를 점검하고 타이어를 교체하는 것이다.</w:t>
+        <w:t xml:space="preserve">타이어를 </w:t>
+      </w:r>
+      <w:r>
+        <w:rPr>
+          <w:rFonts w:ascii="맑은 고딕" w:hAnsi="맑은 고딕" w:eastAsia="맑은 고딕"/>
+          <w:b/>
+          <w:color w:val="D1323A"/>
+          <w:sz w:val="17"/>
+        </w:rPr>
+        <w:t>교체</w:t>
+      </w:r>
+      <w:r>
+        <w:rPr>
+          <w:rFonts w:ascii="맑은 고딕" w:hAnsi="맑은 고딕" w:eastAsia="맑은 고딕"/>
+          <w:b w:val="0"/>
+          <w:color w:val="6B7280"/>
+          <w:sz w:val="17"/>
+        </w:rPr>
+        <w:t xml:space="preserve">하는 것이 특히 중요하다, 빠른 </w:t>
+      </w:r>
+      <w:r>
+        <w:rPr>
+          <w:rFonts w:ascii="맑은 고딕" w:hAnsi="맑은 고딕" w:eastAsia="맑은 고딕"/>
+          <w:b/>
+          <w:color w:val="D1323A"/>
+          <w:sz w:val="17"/>
+        </w:rPr>
+        <w:t>속도</w:t>
+      </w:r>
+      <w:r>
+        <w:rPr>
+          <w:rFonts w:ascii="맑은 고딕" w:hAnsi="맑은 고딕" w:eastAsia="맑은 고딕"/>
+          <w:b w:val="0"/>
+          <w:color w:val="6B7280"/>
+          <w:sz w:val="17"/>
+        </w:rPr>
+        <w:t xml:space="preserve">의 경주에서는 타이어가 쉽게 </w:t>
+      </w:r>
+      <w:r>
+        <w:rPr>
+          <w:rFonts w:ascii="맑은 고딕" w:hAnsi="맑은 고딕" w:eastAsia="맑은 고딕"/>
+          <w:b/>
+          <w:color w:val="D1323A"/>
+          <w:sz w:val="17"/>
+        </w:rPr>
+        <w:t>닳게</w:t>
+      </w:r>
+      <w:r>
+        <w:rPr>
+          <w:rFonts w:ascii="맑은 고딕" w:hAnsi="맑은 고딕" w:eastAsia="맑은 고딕"/>
+          <w:b w:val="0"/>
+          <w:color w:val="6B7280"/>
+          <w:sz w:val="17"/>
+        </w:rPr>
+        <w:t xml:space="preserve"> 되기 때문에.</w:t>
       </w:r>
     </w:p>
     <w:p>
@@ -2104,7 +2487,16 @@
           <w:color w:val="6B7280"/>
           <w:sz w:val="19"/>
         </w:rPr>
-        <w:t xml:space="preserve">3  </w:t>
+        <w:t xml:space="preserve">4  </w:t>
+      </w:r>
+      <w:r>
+        <w:rPr>
+          <w:rFonts w:ascii="맑은 고딕" w:hAnsi="맑은 고딕" w:eastAsia="맑은 고딕"/>
+          <w:b w:val="0"/>
+          <w:color w:val="1F2430"/>
+          <w:sz w:val="21"/>
+        </w:rPr>
+        <w:t xml:space="preserve">A pit stop can be </w:t>
       </w:r>
       <w:r>
         <w:rPr>
@@ -2114,7 +2506,7 @@
           <w:sz w:val="21"/>
           <w:vertAlign w:val="superscript"/>
         </w:rPr>
-        <w:t>Ⓒ</w:t>
+        <w:t>Ⓓ</w:t>
       </w:r>
       <w:r>
         <w:rPr>
@@ -2124,7 +2516,7 @@
           <w:sz w:val="21"/>
           <w:u w:val="single"/>
         </w:rPr>
-        <w:t>Changing the tires</w:t>
+        <w:t>as short as</w:t>
       </w:r>
       <w:r>
         <w:rPr>
@@ -2133,175 +2525,7 @@
           <w:color w:val="1F2430"/>
           <w:sz w:val="21"/>
         </w:rPr>
-        <w:t xml:space="preserve"> (</w:t>
-      </w:r>
-      <w:r>
-        <w:rPr>
-          <w:rFonts w:ascii="맑은 고딕" w:hAnsi="맑은 고딕" w:eastAsia="맑은 고딕"/>
-          <w:b/>
-          <w:color w:val="D1323A"/>
-          <w:sz w:val="21"/>
-          <w:u w:val="single"/>
-        </w:rPr>
-        <w:t>is</w:t>
-      </w:r>
-      <w:r>
-        <w:rPr>
-          <w:rFonts w:ascii="맑은 고딕" w:hAnsi="맑은 고딕" w:eastAsia="맑은 고딕"/>
-          <w:b w:val="0"/>
-          <w:color w:val="1F2430"/>
-          <w:sz w:val="21"/>
-        </w:rPr>
-        <w:t xml:space="preserve"> / are) (special / </w:t>
-      </w:r>
-      <w:r>
-        <w:rPr>
-          <w:rFonts w:ascii="맑은 고딕" w:hAnsi="맑은 고딕" w:eastAsia="맑은 고딕"/>
-          <w:b/>
-          <w:color w:val="D1323A"/>
-          <w:sz w:val="21"/>
-          <w:u w:val="single"/>
-        </w:rPr>
-        <w:t>especially</w:t>
-      </w:r>
-      <w:r>
-        <w:rPr>
-          <w:rFonts w:ascii="맑은 고딕" w:hAnsi="맑은 고딕" w:eastAsia="맑은 고딕"/>
-          <w:b w:val="0"/>
-          <w:color w:val="1F2430"/>
-          <w:sz w:val="21"/>
-        </w:rPr>
-        <w:t>) important because the tires (</w:t>
-      </w:r>
-      <w:r>
-        <w:rPr>
-          <w:rFonts w:ascii="맑은 고딕" w:hAnsi="맑은 고딕" w:eastAsia="맑은 고딕"/>
-          <w:b/>
-          <w:color w:val="D1323A"/>
-          <w:sz w:val="21"/>
-        </w:rPr>
-        <w:t>wear</w:t>
-      </w:r>
-      <w:r>
-        <w:rPr>
-          <w:rFonts w:ascii="맑은 고딕" w:hAnsi="맑은 고딕" w:eastAsia="맑은 고딕"/>
-          <w:b w:val="0"/>
-          <w:color w:val="1F2430"/>
-          <w:sz w:val="21"/>
-        </w:rPr>
-        <w:t>) (</w:t>
-      </w:r>
-      <w:r>
-        <w:rPr>
-          <w:rFonts w:ascii="맑은 고딕" w:hAnsi="맑은 고딕" w:eastAsia="맑은 고딕"/>
-          <w:b/>
-          <w:color w:val="D1323A"/>
-          <w:sz w:val="21"/>
-        </w:rPr>
-        <w:t>out</w:t>
-      </w:r>
-      <w:r>
-        <w:rPr>
-          <w:rFonts w:ascii="맑은 고딕" w:hAnsi="맑은 고딕" w:eastAsia="맑은 고딕"/>
-          <w:b w:val="0"/>
-          <w:color w:val="1F2430"/>
-          <w:sz w:val="21"/>
-        </w:rPr>
-        <w:t>) easily in a high speed race.</w:t>
-      </w:r>
-    </w:p>
-    <w:p>
-      <w:pPr>
-        <w:spacing w:before="0" w:after="20" w:line="276" w:lineRule="auto"/>
-        <w:ind w:left="283"/>
-      </w:pPr>
-      <w:r>
-        <w:rPr>
-          <w:rFonts w:ascii="맑은 고딕" w:hAnsi="맑은 고딕" w:eastAsia="맑은 고딕"/>
-          <w:b w:val="0"/>
-          <w:color w:val="6B7280"/>
-          <w:sz w:val="17"/>
-        </w:rPr>
-        <w:t xml:space="preserve">타이어를 </w:t>
-      </w:r>
-      <w:r>
-        <w:rPr>
-          <w:rFonts w:ascii="맑은 고딕" w:hAnsi="맑은 고딕" w:eastAsia="맑은 고딕"/>
-          <w:b/>
-          <w:color w:val="D1323A"/>
-          <w:sz w:val="17"/>
-        </w:rPr>
-        <w:t>교체</w:t>
-      </w:r>
-      <w:r>
-        <w:rPr>
-          <w:rFonts w:ascii="맑은 고딕" w:hAnsi="맑은 고딕" w:eastAsia="맑은 고딕"/>
-          <w:b w:val="0"/>
-          <w:color w:val="6B7280"/>
-          <w:sz w:val="17"/>
-        </w:rPr>
-        <w:t xml:space="preserve">하는 것이 특히 중요하다, 빠른 </w:t>
-      </w:r>
-      <w:r>
-        <w:rPr>
-          <w:rFonts w:ascii="맑은 고딕" w:hAnsi="맑은 고딕" w:eastAsia="맑은 고딕"/>
-          <w:b/>
-          <w:color w:val="D1323A"/>
-          <w:sz w:val="17"/>
-        </w:rPr>
-        <w:t>속도</w:t>
-      </w:r>
-      <w:r>
-        <w:rPr>
-          <w:rFonts w:ascii="맑은 고딕" w:hAnsi="맑은 고딕" w:eastAsia="맑은 고딕"/>
-          <w:b w:val="0"/>
-          <w:color w:val="6B7280"/>
-          <w:sz w:val="17"/>
-        </w:rPr>
-        <w:t xml:space="preserve">의 경주에서는 타이어가 쉽게 </w:t>
-      </w:r>
-      <w:r>
-        <w:rPr>
-          <w:rFonts w:ascii="맑은 고딕" w:hAnsi="맑은 고딕" w:eastAsia="맑은 고딕"/>
-          <w:b/>
-          <w:color w:val="D1323A"/>
-          <w:sz w:val="17"/>
-        </w:rPr>
-        <w:t>닳게</w:t>
-      </w:r>
-      <w:r>
-        <w:rPr>
-          <w:rFonts w:ascii="맑은 고딕" w:hAnsi="맑은 고딕" w:eastAsia="맑은 고딕"/>
-          <w:b w:val="0"/>
-          <w:color w:val="6B7280"/>
-          <w:sz w:val="17"/>
-        </w:rPr>
-        <w:t xml:space="preserve"> 되기 때문에.</w:t>
-      </w:r>
-    </w:p>
-    <w:p>
-      <w:pPr>
-        <w:keepNext/>
-        <w:spacing w:before="60" w:after="0" w:line="276" w:lineRule="auto"/>
-        <w:ind w:left="283" w:hanging="283"/>
-      </w:pPr>
-      <w:r>
-        <w:rPr>
-          <w:rFonts w:ascii="맑은 고딕" w:hAnsi="맑은 고딕" w:eastAsia="맑은 고딕"/>
-          <w:b/>
-          <w:color w:val="6B7280"/>
-          <w:sz w:val="19"/>
-        </w:rPr>
-        <w:t xml:space="preserve">4  </w:t>
-      </w:r>
-      <w:r>
-        <w:rPr>
-          <w:rFonts w:ascii="맑은 고딕" w:hAnsi="맑은 고딕" w:eastAsia="맑은 고딕"/>
-          <w:b w:val="0"/>
-          <w:color w:val="1F2430"/>
-          <w:sz w:val="21"/>
-        </w:rPr>
-        <w:t xml:space="preserve">A pit stop can be </w:t>
+        <w:t xml:space="preserve"> 2 seconds, and there are </w:t>
       </w:r>
       <w:r>
         <w:rPr>
@@ -2321,7 +2545,7 @@
           <w:sz w:val="21"/>
           <w:u w:val="single"/>
         </w:rPr>
-        <w:t>as short as</w:t>
+        <w:t>as many as</w:t>
       </w:r>
       <w:r>
         <w:rPr>
@@ -2330,45 +2554,7 @@
           <w:color w:val="1F2430"/>
           <w:sz w:val="21"/>
         </w:rPr>
-        <w:t xml:space="preserve"> 2 seconds, and there are </w:t>
-      </w:r>
-      <w:r>
-        <w:rPr>
-          <w:rFonts w:ascii="맑은 고딕" w:hAnsi="맑은 고딕" w:eastAsia="맑은 고딕"/>
-          <w:b/>
-          <w:color w:val="2457C5"/>
-          <w:sz w:val="21"/>
-          <w:vertAlign w:val="superscript"/>
-        </w:rPr>
-        <w:t>Ⓓ</w:t>
-      </w:r>
-      <w:r>
-        <w:rPr>
-          <w:rFonts w:ascii="맑은 고딕" w:hAnsi="맑은 고딕" w:eastAsia="맑은 고딕"/>
-          <w:b w:val="0"/>
-          <w:color w:val="1F2430"/>
-          <w:sz w:val="21"/>
-        </w:rPr>
-        <w:t xml:space="preserve">as ( much / </w:t>
-      </w:r>
-      <w:r>
-        <w:rPr>
-          <w:rFonts w:ascii="맑은 고딕" w:hAnsi="맑은 고딕" w:eastAsia="맑은 고딕"/>
-          <w:b/>
-          <w:color w:val="D1323A"/>
-          <w:sz w:val="21"/>
-          <w:u w:val="single"/>
-        </w:rPr>
-        <w:t>many</w:t>
-      </w:r>
-      <w:r>
-        <w:rPr>
-          <w:rFonts w:ascii="맑은 고딕" w:hAnsi="맑은 고딕" w:eastAsia="맑은 고딕"/>
-          <w:b w:val="0"/>
-          <w:color w:val="1F2430"/>
-          <w:sz w:val="21"/>
-        </w:rPr>
-        <w:t xml:space="preserve"> ) as 20 members on a crew.</w:t>
+        <w:t xml:space="preserve"> 20 members on a crew.</w:t>
       </w:r>
     </w:p>
     <w:p>
@@ -2635,6 +2821,121 @@
     <w:p>
       <w:pPr>
         <w:keepNext/>
+        <w:spacing w:before="100" w:after="20" w:line="276" w:lineRule="auto"/>
+      </w:pPr>
+      <w:r>
+        <w:rPr>
+          <w:rFonts w:ascii="맑은 고딕" w:hAnsi="맑은 고딕" w:eastAsia="맑은 고딕"/>
+          <w:b/>
+          <w:color w:val="1F2430"/>
+          <w:sz w:val="20"/>
+        </w:rPr>
+        <w:t>★ 추가 문제 — 본문 빈칸 · 어법 선택 (위 본문 문장)</w:t>
+      </w:r>
+    </w:p>
+    <w:p>
+      <w:pPr>
+        <w:keepNext/>
+        <w:spacing w:before="20" w:after="0" w:line="276" w:lineRule="auto"/>
+        <w:ind w:left="170"/>
+      </w:pPr>
+      <w:r>
+        <w:rPr>
+          <w:rFonts w:ascii="맑은 고딕" w:hAnsi="맑은 고딕" w:eastAsia="맑은 고딕"/>
+          <w:b w:val="0"/>
+          <w:color w:val="1F2430"/>
+          <w:sz w:val="20"/>
+        </w:rPr>
+        <w:t xml:space="preserve">2. The main job of the pit crew is ( </w:t>
+      </w:r>
+      <w:r>
+        <w:rPr>
+          <w:rFonts w:ascii="맑은 고딕" w:hAnsi="맑은 고딕" w:eastAsia="맑은 고딕"/>
+          <w:b/>
+          <w:color w:val="D1323A"/>
+          <w:sz w:val="20"/>
+          <w:u w:val="single"/>
+        </w:rPr>
+        <w:t>to check</w:t>
+      </w:r>
+      <w:r>
+        <w:rPr>
+          <w:rFonts w:ascii="맑은 고딕" w:hAnsi="맑은 고딕" w:eastAsia="맑은 고딕"/>
+          <w:b w:val="0"/>
+          <w:color w:val="1F2430"/>
+          <w:sz w:val="20"/>
+        </w:rPr>
+        <w:t xml:space="preserve"> / checks ) the car and change the tires.</w:t>
+      </w:r>
+    </w:p>
+    <w:p>
+      <w:pPr>
+        <w:spacing w:before="0" w:after="20" w:line="276" w:lineRule="auto"/>
+        <w:ind w:left="170"/>
+      </w:pPr>
+      <w:r>
+        <w:rPr>
+          <w:rFonts w:ascii="맑은 고딕" w:hAnsi="맑은 고딕" w:eastAsia="맑은 고딕"/>
+          <w:b w:val="0"/>
+          <w:color w:val="6B7280"/>
+          <w:sz w:val="17"/>
+        </w:rPr>
+        <w:t>피트 크루가 하는 주요 역할은 자동차를 점검하고 타이어를 교체하는 것이다.</w:t>
+      </w:r>
+    </w:p>
+    <w:p>
+      <w:pPr>
+        <w:keepNext/>
+        <w:spacing w:before="20" w:after="0" w:line="276" w:lineRule="auto"/>
+        <w:ind w:left="170"/>
+      </w:pPr>
+      <w:r>
+        <w:rPr>
+          <w:rFonts w:ascii="맑은 고딕" w:hAnsi="맑은 고딕" w:eastAsia="맑은 고딕"/>
+          <w:b w:val="0"/>
+          <w:color w:val="1F2430"/>
+          <w:sz w:val="20"/>
+        </w:rPr>
+        <w:t xml:space="preserve">4. A pit stop can be as short as 2 seconds, and there are as ( much / </w:t>
+      </w:r>
+      <w:r>
+        <w:rPr>
+          <w:rFonts w:ascii="맑은 고딕" w:hAnsi="맑은 고딕" w:eastAsia="맑은 고딕"/>
+          <w:b/>
+          <w:color w:val="D1323A"/>
+          <w:sz w:val="20"/>
+          <w:u w:val="single"/>
+        </w:rPr>
+        <w:t>many</w:t>
+      </w:r>
+      <w:r>
+        <w:rPr>
+          <w:rFonts w:ascii="맑은 고딕" w:hAnsi="맑은 고딕" w:eastAsia="맑은 고딕"/>
+          <w:b w:val="0"/>
+          <w:color w:val="1F2430"/>
+          <w:sz w:val="20"/>
+        </w:rPr>
+        <w:t xml:space="preserve"> ) as 20 members on a crew.</w:t>
+      </w:r>
+    </w:p>
+    <w:p>
+      <w:pPr>
+        <w:spacing w:before="0" w:after="20" w:line="276" w:lineRule="auto"/>
+        <w:ind w:left="170"/>
+      </w:pPr>
+      <w:r>
+        <w:rPr>
+          <w:rFonts w:ascii="맑은 고딕" w:hAnsi="맑은 고딕" w:eastAsia="맑은 고딕"/>
+          <w:b w:val="0"/>
+          <w:color w:val="6B7280"/>
+          <w:sz w:val="17"/>
+        </w:rPr>
+        <w:t>피트에서의 정지는 짧게는 2초 정도이고, 한 팀에는 많게는 20명에 이르는 구성원이 있다.</w:t>
+      </w:r>
+    </w:p>
+    <w:p>
+      <w:pPr>
+        <w:keepNext/>
         <w:pBdr>
           <w:bottom w:val="single" w:sz="12" w:color="1F2430"/>
         </w:pBdr>
@@ -2821,18 +3122,9 @@
           <w:b w:val="0"/>
           <w:color w:val="1F2430"/>
           <w:sz w:val="21"/>
-        </w:rPr>
-        <w:t xml:space="preserve">, ( that / </w:t>
-      </w:r>
-      <w:r>
-        <w:rPr>
-          <w:rFonts w:ascii="맑은 고딕" w:hAnsi="맑은 고딕" w:eastAsia="맑은 고딕"/>
-          <w:b/>
-          <w:color w:val="D1323A"/>
-          <w:sz w:val="21"/>
           <w:u w:val="single"/>
         </w:rPr>
-        <w:t>which</w:t>
+        <w:t>, which</w:t>
       </w:r>
       <w:r>
         <w:rPr>
@@ -2841,26 +3133,7 @@
           <w:color w:val="1F2430"/>
           <w:sz w:val="21"/>
         </w:rPr>
-        <w:t xml:space="preserve"> ) ( </w:t>
-      </w:r>
-      <w:r>
-        <w:rPr>
-          <w:rFonts w:ascii="맑은 고딕" w:hAnsi="맑은 고딕" w:eastAsia="맑은 고딕"/>
-          <w:b/>
-          <w:color w:val="D1323A"/>
-          <w:sz w:val="21"/>
-          <w:u w:val="single"/>
-        </w:rPr>
-        <w:t>lives</w:t>
-      </w:r>
-      <w:r>
-        <w:rPr>
-          <w:rFonts w:ascii="맑은 고딕" w:hAnsi="맑은 고딕" w:eastAsia="맑은 고딕"/>
-          <w:b w:val="0"/>
-          <w:color w:val="1F2430"/>
-          <w:sz w:val="21"/>
-        </w:rPr>
-        <w:t xml:space="preserve"> / live ) in the eastern part of Nepal.</w:t>
+        <w:t xml:space="preserve"> lives in the eastern part of Nepal.</w:t>
       </w:r>
     </w:p>
     <w:p>
@@ -2918,17 +3191,17 @@
           <w:color w:val="1F2430"/>
           <w:sz w:val="21"/>
         </w:rPr>
-        <w:t xml:space="preserve">They also have little difficulty ( </w:t>
-      </w:r>
-      <w:r>
-        <w:rPr>
-          <w:rFonts w:ascii="맑은 고딕" w:hAnsi="맑은 고딕" w:eastAsia="맑은 고딕"/>
-          <w:b/>
-          <w:color w:val="D1323A"/>
+        <w:t xml:space="preserve">They also have </w:t>
+      </w:r>
+      <w:r>
+        <w:rPr>
+          <w:rFonts w:ascii="맑은 고딕" w:hAnsi="맑은 고딕" w:eastAsia="맑은 고딕"/>
+          <w:b w:val="0"/>
+          <w:color w:val="1F2430"/>
           <w:sz w:val="21"/>
           <w:u w:val="single"/>
         </w:rPr>
-        <w:t>breathing</w:t>
+        <w:t>little difficulty breathing</w:t>
       </w:r>
       <w:r>
         <w:rPr>
@@ -2937,7 +3210,7 @@
           <w:color w:val="1F2430"/>
           <w:sz w:val="21"/>
         </w:rPr>
-        <w:t xml:space="preserve"> / to breathe ) high up in the mountains.</w:t>
+        <w:t xml:space="preserve"> high up in the mountains.</w:t>
       </w:r>
     </w:p>
     <w:p>
@@ -3246,6 +3519,140 @@
     <w:p>
       <w:pPr>
         <w:keepNext/>
+        <w:spacing w:before="100" w:after="20" w:line="276" w:lineRule="auto"/>
+      </w:pPr>
+      <w:r>
+        <w:rPr>
+          <w:rFonts w:ascii="맑은 고딕" w:hAnsi="맑은 고딕" w:eastAsia="맑은 고딕"/>
+          <w:b/>
+          <w:color w:val="1F2430"/>
+          <w:sz w:val="20"/>
+        </w:rPr>
+        <w:t>★ 추가 문제 — 본문 빈칸 · 어법 선택 (위 본문 문장)</w:t>
+      </w:r>
+    </w:p>
+    <w:p>
+      <w:pPr>
+        <w:keepNext/>
+        <w:spacing w:before="20" w:after="0" w:line="276" w:lineRule="auto"/>
+        <w:ind w:left="170"/>
+      </w:pPr>
+      <w:r>
+        <w:rPr>
+          <w:rFonts w:ascii="맑은 고딕" w:hAnsi="맑은 고딕" w:eastAsia="맑은 고딕"/>
+          <w:b w:val="0"/>
+          <w:color w:val="1F2430"/>
+          <w:sz w:val="20"/>
+        </w:rPr>
+        <w:t xml:space="preserve">1. The word Sherpa comes from the Sherpa tribe, ( that / </w:t>
+      </w:r>
+      <w:r>
+        <w:rPr>
+          <w:rFonts w:ascii="맑은 고딕" w:hAnsi="맑은 고딕" w:eastAsia="맑은 고딕"/>
+          <w:b/>
+          <w:color w:val="D1323A"/>
+          <w:sz w:val="20"/>
+          <w:u w:val="single"/>
+        </w:rPr>
+        <w:t>which</w:t>
+      </w:r>
+      <w:r>
+        <w:rPr>
+          <w:rFonts w:ascii="맑은 고딕" w:hAnsi="맑은 고딕" w:eastAsia="맑은 고딕"/>
+          <w:b w:val="0"/>
+          <w:color w:val="1F2430"/>
+          <w:sz w:val="20"/>
+        </w:rPr>
+        <w:t xml:space="preserve"> ) ( </w:t>
+      </w:r>
+      <w:r>
+        <w:rPr>
+          <w:rFonts w:ascii="맑은 고딕" w:hAnsi="맑은 고딕" w:eastAsia="맑은 고딕"/>
+          <w:b/>
+          <w:color w:val="D1323A"/>
+          <w:sz w:val="20"/>
+          <w:u w:val="single"/>
+        </w:rPr>
+        <w:t>lives</w:t>
+      </w:r>
+      <w:r>
+        <w:rPr>
+          <w:rFonts w:ascii="맑은 고딕" w:hAnsi="맑은 고딕" w:eastAsia="맑은 고딕"/>
+          <w:b w:val="0"/>
+          <w:color w:val="1F2430"/>
+          <w:sz w:val="20"/>
+        </w:rPr>
+        <w:t xml:space="preserve"> / live ) in the eastern part of Nepal.</w:t>
+      </w:r>
+    </w:p>
+    <w:p>
+      <w:pPr>
+        <w:spacing w:before="0" w:after="20" w:line="276" w:lineRule="auto"/>
+        <w:ind w:left="170"/>
+      </w:pPr>
+      <w:r>
+        <w:rPr>
+          <w:rFonts w:ascii="맑은 고딕" w:hAnsi="맑은 고딕" w:eastAsia="맑은 고딕"/>
+          <w:b w:val="0"/>
+          <w:color w:val="6B7280"/>
+          <w:sz w:val="17"/>
+        </w:rPr>
+        <w:t>'Sherpa'라는 단어는 셰르파족에서 유래되었는데, 셰르파족은 네팔의 동쪽 지역에 산다.</w:t>
+      </w:r>
+    </w:p>
+    <w:p>
+      <w:pPr>
+        <w:keepNext/>
+        <w:spacing w:before="20" w:after="0" w:line="276" w:lineRule="auto"/>
+        <w:ind w:left="170"/>
+      </w:pPr>
+      <w:r>
+        <w:rPr>
+          <w:rFonts w:ascii="맑은 고딕" w:hAnsi="맑은 고딕" w:eastAsia="맑은 고딕"/>
+          <w:b w:val="0"/>
+          <w:color w:val="1F2430"/>
+          <w:sz w:val="20"/>
+        </w:rPr>
+        <w:t xml:space="preserve">2. They also have little difficulty ( </w:t>
+      </w:r>
+      <w:r>
+        <w:rPr>
+          <w:rFonts w:ascii="맑은 고딕" w:hAnsi="맑은 고딕" w:eastAsia="맑은 고딕"/>
+          <w:b/>
+          <w:color w:val="D1323A"/>
+          <w:sz w:val="20"/>
+          <w:u w:val="single"/>
+        </w:rPr>
+        <w:t>breathing</w:t>
+      </w:r>
+      <w:r>
+        <w:rPr>
+          <w:rFonts w:ascii="맑은 고딕" w:hAnsi="맑은 고딕" w:eastAsia="맑은 고딕"/>
+          <w:b w:val="0"/>
+          <w:color w:val="1F2430"/>
+          <w:sz w:val="20"/>
+        </w:rPr>
+        <w:t xml:space="preserve"> / to breathe ) high up in the mountains.</w:t>
+      </w:r>
+    </w:p>
+    <w:p>
+      <w:pPr>
+        <w:spacing w:before="0" w:after="20" w:line="276" w:lineRule="auto"/>
+        <w:ind w:left="170"/>
+      </w:pPr>
+      <w:r>
+        <w:rPr>
+          <w:rFonts w:ascii="맑은 고딕" w:hAnsi="맑은 고딕" w:eastAsia="맑은 고딕"/>
+          <w:b w:val="0"/>
+          <w:color w:val="6B7280"/>
+          <w:sz w:val="17"/>
+        </w:rPr>
+        <w:t>그들은 또한 산의 높은 곳에서 호흡하는 데 어려움이 거의 없다.</w:t>
+      </w:r>
+    </w:p>
+    <w:p>
+      <w:pPr>
+        <w:keepNext/>
         <w:pBdr>
           <w:bottom w:val="single" w:sz="12" w:color="1F2430"/>
         </w:pBdr>
@@ -3456,18 +3863,9 @@
           <w:b w:val="0"/>
           <w:color w:val="1F2430"/>
           <w:sz w:val="21"/>
-        </w:rPr>
-        <w:t xml:space="preserve">been ( </w:t>
-      </w:r>
-      <w:r>
-        <w:rPr>
-          <w:rFonts w:ascii="맑은 고딕" w:hAnsi="맑은 고딕" w:eastAsia="맑은 고딕"/>
-          <w:b/>
-          <w:color w:val="D1323A"/>
-          <w:sz w:val="21"/>
           <w:u w:val="single"/>
         </w:rPr>
-        <w:t>surprised</w:t>
+        <w:t>been surprised by</w:t>
       </w:r>
       <w:r>
         <w:rPr>
@@ -3476,26 +3874,7 @@
           <w:color w:val="1F2430"/>
           <w:sz w:val="21"/>
         </w:rPr>
-        <w:t xml:space="preserve"> / surprising ) by the books that the store recommended ( to / </w:t>
-      </w:r>
-      <w:r>
-        <w:rPr>
-          <w:rFonts w:ascii="맑은 고딕" w:hAnsi="맑은 고딕" w:eastAsia="맑은 고딕"/>
-          <w:b/>
-          <w:color w:val="D1323A"/>
-          <w:sz w:val="21"/>
-          <w:u w:val="single"/>
-        </w:rPr>
-        <w:t>for</w:t>
-      </w:r>
-      <w:r>
-        <w:rPr>
-          <w:rFonts w:ascii="맑은 고딕" w:hAnsi="맑은 고딕" w:eastAsia="맑은 고딕"/>
-          <w:b w:val="0"/>
-          <w:color w:val="1F2430"/>
-          <w:sz w:val="21"/>
-        </w:rPr>
-        <w:t xml:space="preserve"> ) you?</w:t>
+        <w:t xml:space="preserve"> the books that the store recommended for you?</w:t>
       </w:r>
     </w:p>
     <w:p>
@@ -3573,45 +3952,7 @@
           <w:color w:val="1F2430"/>
           <w:sz w:val="21"/>
         </w:rPr>
-        <w:t xml:space="preserve"> information and communication technology develops, the amount of data we have ( </w:t>
-      </w:r>
-      <w:r>
-        <w:rPr>
-          <w:rFonts w:ascii="맑은 고딕" w:hAnsi="맑은 고딕" w:eastAsia="맑은 고딕"/>
-          <w:b/>
-          <w:color w:val="D1323A"/>
-          <w:sz w:val="21"/>
-          <w:u w:val="single"/>
-        </w:rPr>
-        <w:t>is</w:t>
-      </w:r>
-      <w:r>
-        <w:rPr>
-          <w:rFonts w:ascii="맑은 고딕" w:hAnsi="맑은 고딕" w:eastAsia="맑은 고딕"/>
-          <w:b w:val="0"/>
-          <w:color w:val="1F2430"/>
-          <w:sz w:val="21"/>
-        </w:rPr>
-        <w:t xml:space="preserve"> / are ) getting ( very / </w:t>
-      </w:r>
-      <w:r>
-        <w:rPr>
-          <w:rFonts w:ascii="맑은 고딕" w:hAnsi="맑은 고딕" w:eastAsia="맑은 고딕"/>
-          <w:b/>
-          <w:color w:val="D1323A"/>
-          <w:sz w:val="21"/>
-          <w:u w:val="single"/>
-        </w:rPr>
-        <w:t>much</w:t>
-      </w:r>
-      <w:r>
-        <w:rPr>
-          <w:rFonts w:ascii="맑은 고딕" w:hAnsi="맑은 고딕" w:eastAsia="맑은 고딕"/>
-          <w:b w:val="0"/>
-          <w:color w:val="1F2430"/>
-          <w:sz w:val="21"/>
-        </w:rPr>
-        <w:t xml:space="preserve"> ) greater than before.</w:t>
+        <w:t xml:space="preserve"> information and communication technology develops, the amount of data we have is getting much greater than before.</w:t>
       </w:r>
     </w:p>
     <w:p>
@@ -3698,26 +4039,7 @@
           <w:color w:val="1F2430"/>
           <w:sz w:val="21"/>
         </w:rPr>
-        <w:t xml:space="preserve"> ( leave / </w:t>
-      </w:r>
-      <w:r>
-        <w:rPr>
-          <w:rFonts w:ascii="맑은 고딕" w:hAnsi="맑은 고딕" w:eastAsia="맑은 고딕"/>
-          <w:b/>
-          <w:color w:val="D1323A"/>
-          <w:sz w:val="21"/>
-          <w:u w:val="single"/>
-        </w:rPr>
-        <w:t>leaves</w:t>
-      </w:r>
-      <w:r>
-        <w:rPr>
-          <w:rFonts w:ascii="맑은 고딕" w:hAnsi="맑은 고딕" w:eastAsia="맑은 고딕"/>
-          <w:b w:val="0"/>
-          <w:color w:val="1F2430"/>
-          <w:sz w:val="21"/>
-        </w:rPr>
-        <w:t xml:space="preserve"> ) a trace.</w:t>
+        <w:t xml:space="preserve"> leaves a trace.</w:t>
       </w:r>
     </w:p>
     <w:p>
@@ -3784,18 +4106,9 @@
           <w:b w:val="0"/>
           <w:color w:val="1F2430"/>
           <w:sz w:val="21"/>
-        </w:rPr>
-        <w:t xml:space="preserve">( </w:t>
-      </w:r>
-      <w:r>
-        <w:rPr>
-          <w:rFonts w:ascii="맑은 고딕" w:hAnsi="맑은 고딕" w:eastAsia="맑은 고딕"/>
-          <w:b/>
-          <w:color w:val="D1323A"/>
-          <w:sz w:val="21"/>
           <w:u w:val="single"/>
         </w:rPr>
-        <w:t>Using</w:t>
+        <w:t>Using various methods</w:t>
       </w:r>
       <w:r>
         <w:rPr>
@@ -3804,26 +4117,7 @@
           <w:color w:val="1F2430"/>
           <w:sz w:val="21"/>
         </w:rPr>
-        <w:t xml:space="preserve"> / Used ) various methods, experts analyze big data and draw ( meaningfully / </w:t>
-      </w:r>
-      <w:r>
-        <w:rPr>
-          <w:rFonts w:ascii="맑은 고딕" w:hAnsi="맑은 고딕" w:eastAsia="맑은 고딕"/>
-          <w:b/>
-          <w:color w:val="D1323A"/>
-          <w:sz w:val="21"/>
-          <w:u w:val="single"/>
-        </w:rPr>
-        <w:t>meaningful</w:t>
-      </w:r>
-      <w:r>
-        <w:rPr>
-          <w:rFonts w:ascii="맑은 고딕" w:hAnsi="맑은 고딕" w:eastAsia="맑은 고딕"/>
-          <w:b w:val="0"/>
-          <w:color w:val="1F2430"/>
-          <w:sz w:val="21"/>
-        </w:rPr>
-        <w:t xml:space="preserve"> ) results from it.</w:t>
+        <w:t>, experts analyze big data and draw meaningful results from it.</w:t>
       </w:r>
     </w:p>
     <w:p>
@@ -4186,6 +4480,278 @@
     <w:p>
       <w:pPr>
         <w:keepNext/>
+        <w:spacing w:before="100" w:after="20" w:line="276" w:lineRule="auto"/>
+      </w:pPr>
+      <w:r>
+        <w:rPr>
+          <w:rFonts w:ascii="맑은 고딕" w:hAnsi="맑은 고딕" w:eastAsia="맑은 고딕"/>
+          <w:b/>
+          <w:color w:val="1F2430"/>
+          <w:sz w:val="20"/>
+        </w:rPr>
+        <w:t>★ 추가 문제 — 본문 빈칸 · 어법 선택 (위 본문 문장)</w:t>
+      </w:r>
+    </w:p>
+    <w:p>
+      <w:pPr>
+        <w:keepNext/>
+        <w:spacing w:before="20" w:after="0" w:line="276" w:lineRule="auto"/>
+        <w:ind w:left="170"/>
+      </w:pPr>
+      <w:r>
+        <w:rPr>
+          <w:rFonts w:ascii="맑은 고딕" w:hAnsi="맑은 고딕" w:eastAsia="맑은 고딕"/>
+          <w:b w:val="0"/>
+          <w:color w:val="1F2430"/>
+          <w:sz w:val="20"/>
+        </w:rPr>
+        <w:t xml:space="preserve">1. Have you ever visited an online bookstore and been ( </w:t>
+      </w:r>
+      <w:r>
+        <w:rPr>
+          <w:rFonts w:ascii="맑은 고딕" w:hAnsi="맑은 고딕" w:eastAsia="맑은 고딕"/>
+          <w:b/>
+          <w:color w:val="D1323A"/>
+          <w:sz w:val="20"/>
+          <w:u w:val="single"/>
+        </w:rPr>
+        <w:t>surprised</w:t>
+      </w:r>
+      <w:r>
+        <w:rPr>
+          <w:rFonts w:ascii="맑은 고딕" w:hAnsi="맑은 고딕" w:eastAsia="맑은 고딕"/>
+          <w:b w:val="0"/>
+          <w:color w:val="1F2430"/>
+          <w:sz w:val="20"/>
+        </w:rPr>
+        <w:t xml:space="preserve"> / surprising ) by the books that the store recommended ( to / </w:t>
+      </w:r>
+      <w:r>
+        <w:rPr>
+          <w:rFonts w:ascii="맑은 고딕" w:hAnsi="맑은 고딕" w:eastAsia="맑은 고딕"/>
+          <w:b/>
+          <w:color w:val="D1323A"/>
+          <w:sz w:val="20"/>
+          <w:u w:val="single"/>
+        </w:rPr>
+        <w:t>for</w:t>
+      </w:r>
+      <w:r>
+        <w:rPr>
+          <w:rFonts w:ascii="맑은 고딕" w:hAnsi="맑은 고딕" w:eastAsia="맑은 고딕"/>
+          <w:b w:val="0"/>
+          <w:color w:val="1F2430"/>
+          <w:sz w:val="20"/>
+        </w:rPr>
+        <w:t xml:space="preserve"> ) you?</w:t>
+      </w:r>
+    </w:p>
+    <w:p>
+      <w:pPr>
+        <w:spacing w:before="0" w:after="20" w:line="276" w:lineRule="auto"/>
+        <w:ind w:left="170"/>
+      </w:pPr>
+      <w:r>
+        <w:rPr>
+          <w:rFonts w:ascii="맑은 고딕" w:hAnsi="맑은 고딕" w:eastAsia="맑은 고딕"/>
+          <w:b w:val="0"/>
+          <w:color w:val="6B7280"/>
+          <w:sz w:val="17"/>
+        </w:rPr>
+        <w:t>당신은 온라인 서점을 방문해서 그 서점이 당신에게 (추천한 책들)을 보고 놀란 적이 있는가?</w:t>
+      </w:r>
+    </w:p>
+    <w:p>
+      <w:pPr>
+        <w:keepNext/>
+        <w:spacing w:before="20" w:after="0" w:line="276" w:lineRule="auto"/>
+        <w:ind w:left="170"/>
+      </w:pPr>
+      <w:r>
+        <w:rPr>
+          <w:rFonts w:ascii="맑은 고딕" w:hAnsi="맑은 고딕" w:eastAsia="맑은 고딕"/>
+          <w:b w:val="0"/>
+          <w:color w:val="1F2430"/>
+          <w:sz w:val="20"/>
+        </w:rPr>
+        <w:t xml:space="preserve">2. As information and communication technology develops, the amount of data we have ( </w:t>
+      </w:r>
+      <w:r>
+        <w:rPr>
+          <w:rFonts w:ascii="맑은 고딕" w:hAnsi="맑은 고딕" w:eastAsia="맑은 고딕"/>
+          <w:b/>
+          <w:color w:val="D1323A"/>
+          <w:sz w:val="20"/>
+          <w:u w:val="single"/>
+        </w:rPr>
+        <w:t>is</w:t>
+      </w:r>
+      <w:r>
+        <w:rPr>
+          <w:rFonts w:ascii="맑은 고딕" w:hAnsi="맑은 고딕" w:eastAsia="맑은 고딕"/>
+          <w:b w:val="0"/>
+          <w:color w:val="1F2430"/>
+          <w:sz w:val="20"/>
+        </w:rPr>
+        <w:t xml:space="preserve"> / are ) getting ( very / </w:t>
+      </w:r>
+      <w:r>
+        <w:rPr>
+          <w:rFonts w:ascii="맑은 고딕" w:hAnsi="맑은 고딕" w:eastAsia="맑은 고딕"/>
+          <w:b/>
+          <w:color w:val="D1323A"/>
+          <w:sz w:val="20"/>
+          <w:u w:val="single"/>
+        </w:rPr>
+        <w:t>much</w:t>
+      </w:r>
+      <w:r>
+        <w:rPr>
+          <w:rFonts w:ascii="맑은 고딕" w:hAnsi="맑은 고딕" w:eastAsia="맑은 고딕"/>
+          <w:b w:val="0"/>
+          <w:color w:val="1F2430"/>
+          <w:sz w:val="20"/>
+        </w:rPr>
+        <w:t xml:space="preserve"> ) greater than before.</w:t>
+      </w:r>
+    </w:p>
+    <w:p>
+      <w:pPr>
+        <w:spacing w:before="0" w:after="20" w:line="276" w:lineRule="auto"/>
+        <w:ind w:left="170"/>
+      </w:pPr>
+      <w:r>
+        <w:rPr>
+          <w:rFonts w:ascii="맑은 고딕" w:hAnsi="맑은 고딕" w:eastAsia="맑은 고딕"/>
+          <w:b w:val="0"/>
+          <w:color w:val="6B7280"/>
+          <w:sz w:val="17"/>
+        </w:rPr>
+        <w:t>정보 통신 기술이 (발달함에 따라) 우리가 갖고 있는 데이터의 양이 이전보다 훨씬 더 많아지고 있다.</w:t>
+      </w:r>
+    </w:p>
+    <w:p>
+      <w:pPr>
+        <w:keepNext/>
+        <w:spacing w:before="20" w:after="0" w:line="276" w:lineRule="auto"/>
+        <w:ind w:left="170"/>
+      </w:pPr>
+      <w:r>
+        <w:rPr>
+          <w:rFonts w:ascii="맑은 고딕" w:hAnsi="맑은 고딕" w:eastAsia="맑은 고딕"/>
+          <w:b w:val="0"/>
+          <w:color w:val="1F2430"/>
+          <w:sz w:val="20"/>
+        </w:rPr>
+        <w:t xml:space="preserve">3. This is mainly because almost everything that we do online ( leave / </w:t>
+      </w:r>
+      <w:r>
+        <w:rPr>
+          <w:rFonts w:ascii="맑은 고딕" w:hAnsi="맑은 고딕" w:eastAsia="맑은 고딕"/>
+          <w:b/>
+          <w:color w:val="D1323A"/>
+          <w:sz w:val="20"/>
+          <w:u w:val="single"/>
+        </w:rPr>
+        <w:t>leaves</w:t>
+      </w:r>
+      <w:r>
+        <w:rPr>
+          <w:rFonts w:ascii="맑은 고딕" w:hAnsi="맑은 고딕" w:eastAsia="맑은 고딕"/>
+          <w:b w:val="0"/>
+          <w:color w:val="1F2430"/>
+          <w:sz w:val="20"/>
+        </w:rPr>
+        <w:t xml:space="preserve"> ) a trace.</w:t>
+      </w:r>
+    </w:p>
+    <w:p>
+      <w:pPr>
+        <w:spacing w:before="0" w:after="20" w:line="276" w:lineRule="auto"/>
+        <w:ind w:left="170"/>
+      </w:pPr>
+      <w:r>
+        <w:rPr>
+          <w:rFonts w:ascii="맑은 고딕" w:hAnsi="맑은 고딕" w:eastAsia="맑은 고딕"/>
+          <w:b w:val="0"/>
+          <w:color w:val="6B7280"/>
+          <w:sz w:val="17"/>
+        </w:rPr>
+        <w:t>이것의 주된 이유는 우리가 온라인상에서 하는 거의 모든 것들이 (흔적을 남기기) 때문이다.</w:t>
+      </w:r>
+    </w:p>
+    <w:p>
+      <w:pPr>
+        <w:keepNext/>
+        <w:spacing w:before="20" w:after="0" w:line="276" w:lineRule="auto"/>
+        <w:ind w:left="170"/>
+      </w:pPr>
+      <w:r>
+        <w:rPr>
+          <w:rFonts w:ascii="맑은 고딕" w:hAnsi="맑은 고딕" w:eastAsia="맑은 고딕"/>
+          <w:b w:val="0"/>
+          <w:color w:val="1F2430"/>
+          <w:sz w:val="20"/>
+        </w:rPr>
+        <w:t xml:space="preserve">4. ( </w:t>
+      </w:r>
+      <w:r>
+        <w:rPr>
+          <w:rFonts w:ascii="맑은 고딕" w:hAnsi="맑은 고딕" w:eastAsia="맑은 고딕"/>
+          <w:b/>
+          <w:color w:val="D1323A"/>
+          <w:sz w:val="20"/>
+          <w:u w:val="single"/>
+        </w:rPr>
+        <w:t>Using</w:t>
+      </w:r>
+      <w:r>
+        <w:rPr>
+          <w:rFonts w:ascii="맑은 고딕" w:hAnsi="맑은 고딕" w:eastAsia="맑은 고딕"/>
+          <w:b w:val="0"/>
+          <w:color w:val="1F2430"/>
+          <w:sz w:val="20"/>
+        </w:rPr>
+        <w:t xml:space="preserve"> / Used ) various methods, experts analyze big data and draw ( meaningfully / </w:t>
+      </w:r>
+      <w:r>
+        <w:rPr>
+          <w:rFonts w:ascii="맑은 고딕" w:hAnsi="맑은 고딕" w:eastAsia="맑은 고딕"/>
+          <w:b/>
+          <w:color w:val="D1323A"/>
+          <w:sz w:val="20"/>
+          <w:u w:val="single"/>
+        </w:rPr>
+        <w:t>meaningful</w:t>
+      </w:r>
+      <w:r>
+        <w:rPr>
+          <w:rFonts w:ascii="맑은 고딕" w:hAnsi="맑은 고딕" w:eastAsia="맑은 고딕"/>
+          <w:b w:val="0"/>
+          <w:color w:val="1F2430"/>
+          <w:sz w:val="20"/>
+        </w:rPr>
+        <w:t xml:space="preserve"> ) results from it.</w:t>
+      </w:r>
+    </w:p>
+    <w:p>
+      <w:pPr>
+        <w:spacing w:before="0" w:after="20" w:line="276" w:lineRule="auto"/>
+        <w:ind w:left="170"/>
+      </w:pPr>
+      <w:r>
+        <w:rPr>
+          <w:rFonts w:ascii="맑은 고딕" w:hAnsi="맑은 고딕" w:eastAsia="맑은 고딕"/>
+          <w:b w:val="0"/>
+          <w:color w:val="6B7280"/>
+          <w:sz w:val="17"/>
+        </w:rPr>
+        <w:t>전문가들은 다양한 방법들을 사용하여 빅데이터를 분석하고, 그것으로부터 (의미 있는 결과)들을 (도출)한다.</w:t>
+      </w:r>
+    </w:p>
+    <w:p>
+      <w:pPr>
+        <w:keepNext/>
         <w:pBdr>
           <w:bottom w:val="single" w:sz="12" w:color="1F2430"/>
         </w:pBdr>
@@ -4372,18 +4938,9 @@
           <w:b w:val="0"/>
           <w:color w:val="1F2430"/>
           <w:sz w:val="21"/>
-        </w:rPr>
-        <w:t xml:space="preserve">helps companies ( understanding / </w:t>
-      </w:r>
-      <w:r>
-        <w:rPr>
-          <w:rFonts w:ascii="맑은 고딕" w:hAnsi="맑은 고딕" w:eastAsia="맑은 고딕"/>
-          <w:b/>
-          <w:color w:val="D1323A"/>
-          <w:sz w:val="21"/>
           <w:u w:val="single"/>
         </w:rPr>
-        <w:t>understand</w:t>
+        <w:t>helps companies understand</w:t>
       </w:r>
       <w:r>
         <w:rPr>
@@ -4392,7 +4949,7 @@
           <w:color w:val="1F2430"/>
           <w:sz w:val="21"/>
         </w:rPr>
-        <w:t xml:space="preserve"> ) their customers' needs better and helps them sell more products.</w:t>
+        <w:t xml:space="preserve"> their customers' needs better and helps them sell more products.</w:t>
       </w:r>
     </w:p>
     <w:p>
@@ -4450,25 +5007,7 @@
           <w:color w:val="1F2430"/>
           <w:sz w:val="21"/>
         </w:rPr>
-        <w:t xml:space="preserve">Disease Forecast — Did you know that health professionals can now </w:t>
-      </w:r>
-      <w:r>
-        <w:rPr>
-          <w:rFonts w:ascii="맑은 고딕" w:hAnsi="맑은 고딕" w:eastAsia="맑은 고딕"/>
-          <w:b/>
-          <w:color w:val="D1323A"/>
-          <w:sz w:val="21"/>
-        </w:rPr>
-        <w:t>forecast</w:t>
-      </w:r>
-      <w:r>
-        <w:rPr>
-          <w:rFonts w:ascii="맑은 고딕" w:hAnsi="맑은 고딕" w:eastAsia="맑은 고딕"/>
-          <w:b w:val="0"/>
-          <w:color w:val="1F2430"/>
-          <w:sz w:val="21"/>
-        </w:rPr>
-        <w:t xml:space="preserve"> a disease just </w:t>
+        <w:t xml:space="preserve">Disease Forecast — Did you know that health professionals can now forecast a disease just </w:t>
       </w:r>
       <w:r>
         <w:rPr>
@@ -4486,15 +5025,6 @@
           <w:b w:val="0"/>
           <w:color w:val="1F2430"/>
           <w:sz w:val="21"/>
-        </w:rPr>
-        <w:t xml:space="preserve">( </w:t>
-      </w:r>
-      <w:r>
-        <w:rPr>
-          <w:rFonts w:ascii="맑은 고딕" w:hAnsi="맑은 고딕" w:eastAsia="맑은 고딕"/>
-          <w:b/>
-          <w:color w:val="D1323A"/>
-          <w:sz w:val="21"/>
           <w:u w:val="single"/>
         </w:rPr>
         <w:t>as</w:t>
@@ -4506,7 +5036,7 @@
           <w:color w:val="1F2430"/>
           <w:sz w:val="21"/>
         </w:rPr>
-        <w:t xml:space="preserve"> / like ) weather experts forecast the weather?</w:t>
+        <w:t xml:space="preserve"> weather experts forecast the weather?</w:t>
       </w:r>
     </w:p>
     <w:p>
@@ -4582,25 +5112,7 @@
           <w:color w:val="1F2430"/>
           <w:sz w:val="21"/>
         </w:rPr>
-        <w:t xml:space="preserve">Well, big data is improving the </w:t>
-      </w:r>
-      <w:r>
-        <w:rPr>
-          <w:rFonts w:ascii="맑은 고딕" w:hAnsi="맑은 고딕" w:eastAsia="맑은 고딕"/>
-          <w:b/>
-          <w:color w:val="D1323A"/>
-          <w:sz w:val="21"/>
-        </w:rPr>
-        <w:t>performance</w:t>
-      </w:r>
-      <w:r>
-        <w:rPr>
-          <w:rFonts w:ascii="맑은 고딕" w:hAnsi="맑은 고딕" w:eastAsia="맑은 고딕"/>
-          <w:b w:val="0"/>
-          <w:color w:val="1F2430"/>
-          <w:sz w:val="21"/>
-        </w:rPr>
-        <w:t xml:space="preserve"> of players, </w:t>
+        <w:t xml:space="preserve">Well, big data is improving the performance of players, </w:t>
       </w:r>
       <w:r>
         <w:rPr>
@@ -4618,18 +5130,9 @@
           <w:b w:val="0"/>
           <w:color w:val="1F2430"/>
           <w:sz w:val="21"/>
-        </w:rPr>
-        <w:t xml:space="preserve">( made / </w:t>
-      </w:r>
-      <w:r>
-        <w:rPr>
-          <w:rFonts w:ascii="맑은 고딕" w:hAnsi="맑은 고딕" w:eastAsia="맑은 고딕"/>
-          <w:b/>
-          <w:color w:val="D1323A"/>
-          <w:sz w:val="21"/>
           <w:u w:val="single"/>
         </w:rPr>
-        <w:t>making</w:t>
+        <w:t>making sports more exciting</w:t>
       </w:r>
       <w:r>
         <w:rPr>
@@ -4638,7 +5141,7 @@
           <w:color w:val="1F2430"/>
           <w:sz w:val="21"/>
         </w:rPr>
-        <w:t xml:space="preserve"> ) sports more exciting.</w:t>
+        <w:t>.</w:t>
       </w:r>
     </w:p>
     <w:p>
@@ -4878,6 +5381,207 @@
     <w:p>
       <w:pPr>
         <w:keepNext/>
+        <w:spacing w:before="100" w:after="20" w:line="276" w:lineRule="auto"/>
+      </w:pPr>
+      <w:r>
+        <w:rPr>
+          <w:rFonts w:ascii="맑은 고딕" w:hAnsi="맑은 고딕" w:eastAsia="맑은 고딕"/>
+          <w:b/>
+          <w:color w:val="1F2430"/>
+          <w:sz w:val="20"/>
+        </w:rPr>
+        <w:t>★ 추가 문제 — 본문 빈칸 · 어법 선택 (위 본문 문장)</w:t>
+      </w:r>
+    </w:p>
+    <w:p>
+      <w:pPr>
+        <w:keepNext/>
+        <w:spacing w:before="20" w:after="0" w:line="276" w:lineRule="auto"/>
+        <w:ind w:left="170"/>
+      </w:pPr>
+      <w:r>
+        <w:rPr>
+          <w:rFonts w:ascii="맑은 고딕" w:hAnsi="맑은 고딕" w:eastAsia="맑은 고딕"/>
+          <w:b w:val="0"/>
+          <w:color w:val="1F2430"/>
+          <w:sz w:val="20"/>
+        </w:rPr>
+        <w:t xml:space="preserve">1. It helps companies ( understanding / </w:t>
+      </w:r>
+      <w:r>
+        <w:rPr>
+          <w:rFonts w:ascii="맑은 고딕" w:hAnsi="맑은 고딕" w:eastAsia="맑은 고딕"/>
+          <w:b/>
+          <w:color w:val="D1323A"/>
+          <w:sz w:val="20"/>
+          <w:u w:val="single"/>
+        </w:rPr>
+        <w:t>understand</w:t>
+      </w:r>
+      <w:r>
+        <w:rPr>
+          <w:rFonts w:ascii="맑은 고딕" w:hAnsi="맑은 고딕" w:eastAsia="맑은 고딕"/>
+          <w:b w:val="0"/>
+          <w:color w:val="1F2430"/>
+          <w:sz w:val="20"/>
+        </w:rPr>
+        <w:t xml:space="preserve"> ) their customers' needs better and helps them sell more products.</w:t>
+      </w:r>
+    </w:p>
+    <w:p>
+      <w:pPr>
+        <w:spacing w:before="0" w:after="20" w:line="276" w:lineRule="auto"/>
+        <w:ind w:left="170"/>
+      </w:pPr>
+      <w:r>
+        <w:rPr>
+          <w:rFonts w:ascii="맑은 고딕" w:hAnsi="맑은 고딕" w:eastAsia="맑은 고딕"/>
+          <w:b w:val="0"/>
+          <w:color w:val="6B7280"/>
+          <w:sz w:val="17"/>
+        </w:rPr>
+        <w:t>그것은 회사들이 (소비자들이 필요로 하는 것)을 더 잘 이해하고 더 많은 상품을 팔도록 도와준다.</w:t>
+      </w:r>
+    </w:p>
+    <w:p>
+      <w:pPr>
+        <w:keepNext/>
+        <w:spacing w:before="20" w:after="0" w:line="276" w:lineRule="auto"/>
+        <w:ind w:left="170"/>
+      </w:pPr>
+      <w:r>
+        <w:rPr>
+          <w:rFonts w:ascii="맑은 고딕" w:hAnsi="맑은 고딕" w:eastAsia="맑은 고딕"/>
+          <w:b w:val="0"/>
+          <w:color w:val="1F2430"/>
+          <w:sz w:val="20"/>
+        </w:rPr>
+        <w:t xml:space="preserve">2. Disease Forecast — Did you know that health professionals can now </w:t>
+      </w:r>
+      <w:r>
+        <w:rPr>
+          <w:rFonts w:ascii="맑은 고딕" w:hAnsi="맑은 고딕" w:eastAsia="맑은 고딕"/>
+          <w:b/>
+          <w:color w:val="D1323A"/>
+          <w:sz w:val="20"/>
+        </w:rPr>
+        <w:t>forecast</w:t>
+      </w:r>
+      <w:r>
+        <w:rPr>
+          <w:rFonts w:ascii="맑은 고딕" w:hAnsi="맑은 고딕" w:eastAsia="맑은 고딕"/>
+          <w:b w:val="0"/>
+          <w:color w:val="1F2430"/>
+          <w:sz w:val="20"/>
+        </w:rPr>
+        <w:t xml:space="preserve"> a disease just ( </w:t>
+      </w:r>
+      <w:r>
+        <w:rPr>
+          <w:rFonts w:ascii="맑은 고딕" w:hAnsi="맑은 고딕" w:eastAsia="맑은 고딕"/>
+          <w:b/>
+          <w:color w:val="D1323A"/>
+          <w:sz w:val="20"/>
+          <w:u w:val="single"/>
+        </w:rPr>
+        <w:t>as</w:t>
+      </w:r>
+      <w:r>
+        <w:rPr>
+          <w:rFonts w:ascii="맑은 고딕" w:hAnsi="맑은 고딕" w:eastAsia="맑은 고딕"/>
+          <w:b w:val="0"/>
+          <w:color w:val="1F2430"/>
+          <w:sz w:val="20"/>
+        </w:rPr>
+        <w:t xml:space="preserve"> / like ) weather experts forecast the weather?</w:t>
+      </w:r>
+    </w:p>
+    <w:p>
+      <w:pPr>
+        <w:spacing w:before="0" w:after="20" w:line="276" w:lineRule="auto"/>
+        <w:ind w:left="170"/>
+      </w:pPr>
+      <w:r>
+        <w:rPr>
+          <w:rFonts w:ascii="맑은 고딕" w:hAnsi="맑은 고딕" w:eastAsia="맑은 고딕"/>
+          <w:b w:val="0"/>
+          <w:color w:val="6B7280"/>
+          <w:sz w:val="17"/>
+        </w:rPr>
+        <w:t>질병 예측 — 당신은 (날씨 전문가들)이 날씨를 예측하는 것과 같이 현재 (건강 전문가)들이 질병을 예측할 수 있다는 것을 알았는가?</w:t>
+      </w:r>
+    </w:p>
+    <w:p>
+      <w:pPr>
+        <w:keepNext/>
+        <w:spacing w:before="20" w:after="0" w:line="276" w:lineRule="auto"/>
+        <w:ind w:left="170"/>
+      </w:pPr>
+      <w:r>
+        <w:rPr>
+          <w:rFonts w:ascii="맑은 고딕" w:hAnsi="맑은 고딕" w:eastAsia="맑은 고딕"/>
+          <w:b w:val="0"/>
+          <w:color w:val="1F2430"/>
+          <w:sz w:val="20"/>
+        </w:rPr>
+        <w:t xml:space="preserve">3. Well, big data is improving the </w:t>
+      </w:r>
+      <w:r>
+        <w:rPr>
+          <w:rFonts w:ascii="맑은 고딕" w:hAnsi="맑은 고딕" w:eastAsia="맑은 고딕"/>
+          <w:b/>
+          <w:color w:val="D1323A"/>
+          <w:sz w:val="20"/>
+        </w:rPr>
+        <w:t>performance</w:t>
+      </w:r>
+      <w:r>
+        <w:rPr>
+          <w:rFonts w:ascii="맑은 고딕" w:hAnsi="맑은 고딕" w:eastAsia="맑은 고딕"/>
+          <w:b w:val="0"/>
+          <w:color w:val="1F2430"/>
+          <w:sz w:val="20"/>
+        </w:rPr>
+        <w:t xml:space="preserve"> of players, ( made / </w:t>
+      </w:r>
+      <w:r>
+        <w:rPr>
+          <w:rFonts w:ascii="맑은 고딕" w:hAnsi="맑은 고딕" w:eastAsia="맑은 고딕"/>
+          <w:b/>
+          <w:color w:val="D1323A"/>
+          <w:sz w:val="20"/>
+          <w:u w:val="single"/>
+        </w:rPr>
+        <w:t>making</w:t>
+      </w:r>
+      <w:r>
+        <w:rPr>
+          <w:rFonts w:ascii="맑은 고딕" w:hAnsi="맑은 고딕" w:eastAsia="맑은 고딕"/>
+          <w:b w:val="0"/>
+          <w:color w:val="1F2430"/>
+          <w:sz w:val="20"/>
+        </w:rPr>
+        <w:t xml:space="preserve"> ) sports more exciting.</w:t>
+      </w:r>
+    </w:p>
+    <w:p>
+      <w:pPr>
+        <w:spacing w:before="0" w:after="20" w:line="276" w:lineRule="auto"/>
+        <w:ind w:left="170"/>
+      </w:pPr>
+      <w:r>
+        <w:rPr>
+          <w:rFonts w:ascii="맑은 고딕" w:hAnsi="맑은 고딕" w:eastAsia="맑은 고딕"/>
+          <w:b w:val="0"/>
+          <w:color w:val="6B7280"/>
+          <w:sz w:val="17"/>
+        </w:rPr>
+        <w:t>빅데이터는 스포츠를 더 흥미진진하게 만들면서 (선수들의 경기력)을 향상하고 있다.</w:t>
+      </w:r>
+    </w:p>
+    <w:p>
+      <w:pPr>
+        <w:keepNext/>
         <w:pBdr>
           <w:bottom w:val="single" w:sz="12" w:color="1F2430"/>
         </w:pBdr>
@@ -5088,18 +5792,9 @@
           <w:b w:val="0"/>
           <w:color w:val="1F2430"/>
           <w:sz w:val="21"/>
-        </w:rPr>
-        <w:t xml:space="preserve">by collecting and ( analyze / </w:t>
-      </w:r>
-      <w:r>
-        <w:rPr>
-          <w:rFonts w:ascii="맑은 고딕" w:hAnsi="맑은 고딕" w:eastAsia="맑은 고딕"/>
-          <w:b/>
-          <w:color w:val="D1323A"/>
-          <w:sz w:val="21"/>
           <w:u w:val="single"/>
         </w:rPr>
-        <w:t>analyzing</w:t>
+        <w:t>by collecting and analyzing</w:t>
       </w:r>
       <w:r>
         <w:rPr>
@@ -5108,26 +5803,7 @@
           <w:color w:val="1F2430"/>
           <w:sz w:val="21"/>
         </w:rPr>
-        <w:t xml:space="preserve"> ) a huge ( </w:t>
-      </w:r>
-      <w:r>
-        <w:rPr>
-          <w:rFonts w:ascii="맑은 고딕" w:hAnsi="맑은 고딕" w:eastAsia="맑은 고딕"/>
-          <w:b/>
-          <w:color w:val="D1323A"/>
-          <w:sz w:val="21"/>
-          <w:u w:val="single"/>
-        </w:rPr>
-        <w:t>amount</w:t>
-      </w:r>
-      <w:r>
-        <w:rPr>
-          <w:rFonts w:ascii="맑은 고딕" w:hAnsi="맑은 고딕" w:eastAsia="맑은 고딕"/>
-          <w:b w:val="0"/>
-          <w:color w:val="1F2430"/>
-          <w:sz w:val="21"/>
-        </w:rPr>
-        <w:t xml:space="preserve"> / number ) of data on players.</w:t>
+        <w:t xml:space="preserve"> a huge amount of data on players.</w:t>
       </w:r>
     </w:p>
     <w:p>
@@ -5232,17 +5908,17 @@
           <w:color w:val="1F2430"/>
           <w:sz w:val="21"/>
         </w:rPr>
-        <w:t xml:space="preserve"> and how long ( did he have / </w:t>
-      </w:r>
-      <w:r>
-        <w:rPr>
-          <w:rFonts w:ascii="맑은 고딕" w:hAnsi="맑은 고딕" w:eastAsia="맑은 고딕"/>
-          <w:b/>
-          <w:color w:val="D1323A"/>
+        <w:t xml:space="preserve"> and </w:t>
+      </w:r>
+      <w:r>
+        <w:rPr>
+          <w:rFonts w:ascii="맑은 고딕" w:hAnsi="맑은 고딕" w:eastAsia="맑은 고딕"/>
+          <w:b w:val="0"/>
+          <w:color w:val="1F2430"/>
           <w:sz w:val="21"/>
           <w:u w:val="single"/>
         </w:rPr>
-        <w:t>he had</w:t>
+        <w:t>how long he had the ball</w:t>
       </w:r>
       <w:r>
         <w:rPr>
@@ -5251,7 +5927,7 @@
           <w:color w:val="1F2430"/>
           <w:sz w:val="21"/>
         </w:rPr>
-        <w:t xml:space="preserve"> ) the ball.</w:t>
+        <w:t>.</w:t>
       </w:r>
     </w:p>
     <w:p>
@@ -5345,18 +6021,9 @@
           <w:b w:val="0"/>
           <w:color w:val="1F2430"/>
           <w:sz w:val="21"/>
-        </w:rPr>
-        <w:t xml:space="preserve">when and where ( </w:t>
-      </w:r>
-      <w:r>
-        <w:rPr>
-          <w:rFonts w:ascii="맑은 고딕" w:hAnsi="맑은 고딕" w:eastAsia="맑은 고딕"/>
-          <w:b/>
-          <w:color w:val="D1323A"/>
-          <w:sz w:val="21"/>
           <w:u w:val="single"/>
         </w:rPr>
-        <w:t>crime is</w:t>
+        <w:t>when and where crime is</w:t>
       </w:r>
       <w:r>
         <w:rPr>
@@ -5365,25 +6032,7 @@
           <w:color w:val="1F2430"/>
           <w:sz w:val="21"/>
         </w:rPr>
-        <w:t xml:space="preserve"> / is crime ) most </w:t>
-      </w:r>
-      <w:r>
-        <w:rPr>
-          <w:rFonts w:ascii="맑은 고딕" w:hAnsi="맑은 고딕" w:eastAsia="맑은 고딕"/>
-          <w:b/>
-          <w:color w:val="D1323A"/>
-          <w:sz w:val="21"/>
-        </w:rPr>
-        <w:t>likely</w:t>
-      </w:r>
-      <w:r>
-        <w:rPr>
-          <w:rFonts w:ascii="맑은 고딕" w:hAnsi="맑은 고딕" w:eastAsia="맑은 고딕"/>
-          <w:b w:val="0"/>
-          <w:color w:val="1F2430"/>
-          <w:sz w:val="21"/>
-        </w:rPr>
-        <w:t xml:space="preserve"> to happen.</w:t>
+        <w:t xml:space="preserve"> most likely to happen.</w:t>
       </w:r>
     </w:p>
     <w:p>
@@ -5459,18 +6108,9 @@
           <w:b w:val="0"/>
           <w:color w:val="1F2430"/>
           <w:sz w:val="21"/>
-        </w:rPr>
-        <w:t xml:space="preserve">( focus / </w:t>
-      </w:r>
-      <w:r>
-        <w:rPr>
-          <w:rFonts w:ascii="맑은 고딕" w:hAnsi="맑은 고딕" w:eastAsia="맑은 고딕"/>
-          <w:b/>
-          <w:color w:val="D1323A"/>
-          <w:sz w:val="21"/>
           <w:u w:val="single"/>
         </w:rPr>
-        <w:t>focusing</w:t>
+        <w:t>focusing on the areas and the times this map predicts</w:t>
       </w:r>
       <w:r>
         <w:rPr>
@@ -5479,26 +6119,7 @@
           <w:color w:val="1F2430"/>
           <w:sz w:val="21"/>
         </w:rPr>
-        <w:t xml:space="preserve"> ) on the areas and the times this map ( </w:t>
-      </w:r>
-      <w:r>
-        <w:rPr>
-          <w:rFonts w:ascii="맑은 고딕" w:hAnsi="맑은 고딕" w:eastAsia="맑은 고딕"/>
-          <w:b/>
-          <w:color w:val="D1323A"/>
-          <w:sz w:val="21"/>
-          <w:u w:val="single"/>
-        </w:rPr>
-        <w:t>predicts</w:t>
-      </w:r>
-      <w:r>
-        <w:rPr>
-          <w:rFonts w:ascii="맑은 고딕" w:hAnsi="맑은 고딕" w:eastAsia="맑은 고딕"/>
-          <w:b w:val="0"/>
-          <w:color w:val="1F2430"/>
-          <w:sz w:val="21"/>
-        </w:rPr>
-        <w:t xml:space="preserve"> / predict ).</w:t>
+        <w:t>.</w:t>
       </w:r>
     </w:p>
     <w:p>
@@ -5834,6 +6455,277 @@
     <w:p>
       <w:pPr>
         <w:keepNext/>
+        <w:spacing w:before="100" w:after="20" w:line="276" w:lineRule="auto"/>
+      </w:pPr>
+      <w:r>
+        <w:rPr>
+          <w:rFonts w:ascii="맑은 고딕" w:hAnsi="맑은 고딕" w:eastAsia="맑은 고딕"/>
+          <w:b/>
+          <w:color w:val="1F2430"/>
+          <w:sz w:val="20"/>
+        </w:rPr>
+        <w:t>★ 추가 문제 — 본문 빈칸 · 어법 선택 (위 본문 문장)</w:t>
+      </w:r>
+    </w:p>
+    <w:p>
+      <w:pPr>
+        <w:keepNext/>
+        <w:spacing w:before="20" w:after="0" w:line="276" w:lineRule="auto"/>
+        <w:ind w:left="170"/>
+      </w:pPr>
+      <w:r>
+        <w:rPr>
+          <w:rFonts w:ascii="맑은 고딕" w:hAnsi="맑은 고딕" w:eastAsia="맑은 고딕"/>
+          <w:b w:val="0"/>
+          <w:color w:val="1F2430"/>
+          <w:sz w:val="20"/>
+        </w:rPr>
+        <w:t xml:space="preserve">1. The team built a database by collecting and ( analyze / </w:t>
+      </w:r>
+      <w:r>
+        <w:rPr>
+          <w:rFonts w:ascii="맑은 고딕" w:hAnsi="맑은 고딕" w:eastAsia="맑은 고딕"/>
+          <w:b/>
+          <w:color w:val="D1323A"/>
+          <w:sz w:val="20"/>
+          <w:u w:val="single"/>
+        </w:rPr>
+        <w:t>analyzing</w:t>
+      </w:r>
+      <w:r>
+        <w:rPr>
+          <w:rFonts w:ascii="맑은 고딕" w:hAnsi="맑은 고딕" w:eastAsia="맑은 고딕"/>
+          <w:b w:val="0"/>
+          <w:color w:val="1F2430"/>
+          <w:sz w:val="20"/>
+        </w:rPr>
+        <w:t xml:space="preserve"> ) a huge ( </w:t>
+      </w:r>
+      <w:r>
+        <w:rPr>
+          <w:rFonts w:ascii="맑은 고딕" w:hAnsi="맑은 고딕" w:eastAsia="맑은 고딕"/>
+          <w:b/>
+          <w:color w:val="D1323A"/>
+          <w:sz w:val="20"/>
+          <w:u w:val="single"/>
+        </w:rPr>
+        <w:t>amount</w:t>
+      </w:r>
+      <w:r>
+        <w:rPr>
+          <w:rFonts w:ascii="맑은 고딕" w:hAnsi="맑은 고딕" w:eastAsia="맑은 고딕"/>
+          <w:b w:val="0"/>
+          <w:color w:val="1F2430"/>
+          <w:sz w:val="20"/>
+        </w:rPr>
+        <w:t xml:space="preserve"> / number ) of data on players.</w:t>
+      </w:r>
+    </w:p>
+    <w:p>
+      <w:pPr>
+        <w:spacing w:before="0" w:after="20" w:line="276" w:lineRule="auto"/>
+        <w:ind w:left="170"/>
+      </w:pPr>
+      <w:r>
+        <w:rPr>
+          <w:rFonts w:ascii="맑은 고딕" w:hAnsi="맑은 고딕" w:eastAsia="맑은 고딕"/>
+          <w:b w:val="0"/>
+          <w:color w:val="6B7280"/>
+          <w:sz w:val="17"/>
+        </w:rPr>
+        <w:t>그 팀은 선수들에 관한 (엄청난 양)의 데이터를 (모으고 분석함으로써) 데이터베이스를 구축했다.</w:t>
+      </w:r>
+    </w:p>
+    <w:p>
+      <w:pPr>
+        <w:keepNext/>
+        <w:spacing w:before="20" w:after="0" w:line="276" w:lineRule="auto"/>
+        <w:ind w:left="170"/>
+      </w:pPr>
+      <w:r>
+        <w:rPr>
+          <w:rFonts w:ascii="맑은 고딕" w:hAnsi="맑은 고딕" w:eastAsia="맑은 고딕"/>
+          <w:b w:val="0"/>
+          <w:color w:val="1F2430"/>
+          <w:sz w:val="20"/>
+        </w:rPr>
+        <w:t xml:space="preserve">2. For example, the data included information about how much each player ran and how long ( did he have / </w:t>
+      </w:r>
+      <w:r>
+        <w:rPr>
+          <w:rFonts w:ascii="맑은 고딕" w:hAnsi="맑은 고딕" w:eastAsia="맑은 고딕"/>
+          <w:b/>
+          <w:color w:val="D1323A"/>
+          <w:sz w:val="20"/>
+          <w:u w:val="single"/>
+        </w:rPr>
+        <w:t>he had</w:t>
+      </w:r>
+      <w:r>
+        <w:rPr>
+          <w:rFonts w:ascii="맑은 고딕" w:hAnsi="맑은 고딕" w:eastAsia="맑은 고딕"/>
+          <w:b w:val="0"/>
+          <w:color w:val="1F2430"/>
+          <w:sz w:val="20"/>
+        </w:rPr>
+        <w:t xml:space="preserve"> ) the ball.</w:t>
+      </w:r>
+    </w:p>
+    <w:p>
+      <w:pPr>
+        <w:spacing w:before="0" w:after="20" w:line="276" w:lineRule="auto"/>
+        <w:ind w:left="170"/>
+      </w:pPr>
+      <w:r>
+        <w:rPr>
+          <w:rFonts w:ascii="맑은 고딕" w:hAnsi="맑은 고딕" w:eastAsia="맑은 고딕"/>
+          <w:b w:val="0"/>
+          <w:color w:val="6B7280"/>
+          <w:sz w:val="17"/>
+        </w:rPr>
+        <w:t>예를 들어, 그 데이터는 각각의 선수들이 (얼마나 많이 달렸고), 얼마나 오랫동안 공을 갖고 있었는지를 (포함했다).</w:t>
+      </w:r>
+    </w:p>
+    <w:p>
+      <w:pPr>
+        <w:keepNext/>
+        <w:spacing w:before="20" w:after="0" w:line="276" w:lineRule="auto"/>
+        <w:ind w:left="170"/>
+      </w:pPr>
+      <w:r>
+        <w:rPr>
+          <w:rFonts w:ascii="맑은 고딕" w:hAnsi="맑은 고딕" w:eastAsia="맑은 고딕"/>
+          <w:b w:val="0"/>
+          <w:color w:val="1F2430"/>
+          <w:sz w:val="20"/>
+        </w:rPr>
+        <w:t xml:space="preserve">3. This map identifies when and where ( </w:t>
+      </w:r>
+      <w:r>
+        <w:rPr>
+          <w:rFonts w:ascii="맑은 고딕" w:hAnsi="맑은 고딕" w:eastAsia="맑은 고딕"/>
+          <w:b/>
+          <w:color w:val="D1323A"/>
+          <w:sz w:val="20"/>
+          <w:u w:val="single"/>
+        </w:rPr>
+        <w:t>crime is</w:t>
+      </w:r>
+      <w:r>
+        <w:rPr>
+          <w:rFonts w:ascii="맑은 고딕" w:hAnsi="맑은 고딕" w:eastAsia="맑은 고딕"/>
+          <w:b w:val="0"/>
+          <w:color w:val="1F2430"/>
+          <w:sz w:val="20"/>
+        </w:rPr>
+        <w:t xml:space="preserve"> / is crime ) most </w:t>
+      </w:r>
+      <w:r>
+        <w:rPr>
+          <w:rFonts w:ascii="맑은 고딕" w:hAnsi="맑은 고딕" w:eastAsia="맑은 고딕"/>
+          <w:b/>
+          <w:color w:val="D1323A"/>
+          <w:sz w:val="20"/>
+        </w:rPr>
+        <w:t>likely</w:t>
+      </w:r>
+      <w:r>
+        <w:rPr>
+          <w:rFonts w:ascii="맑은 고딕" w:hAnsi="맑은 고딕" w:eastAsia="맑은 고딕"/>
+          <w:b w:val="0"/>
+          <w:color w:val="1F2430"/>
+          <w:sz w:val="20"/>
+        </w:rPr>
+        <w:t xml:space="preserve"> to happen.</w:t>
+      </w:r>
+    </w:p>
+    <w:p>
+      <w:pPr>
+        <w:spacing w:before="0" w:after="20" w:line="276" w:lineRule="auto"/>
+        <w:ind w:left="170"/>
+      </w:pPr>
+      <w:r>
+        <w:rPr>
+          <w:rFonts w:ascii="맑은 고딕" w:hAnsi="맑은 고딕" w:eastAsia="맑은 고딕"/>
+          <w:b w:val="0"/>
+          <w:color w:val="6B7280"/>
+          <w:sz w:val="17"/>
+        </w:rPr>
+        <w:t>이 지도는 범죄가 언제, 어디에서 가장 (발생할 것 같은지) 알려 준다.</w:t>
+      </w:r>
+    </w:p>
+    <w:p>
+      <w:pPr>
+        <w:keepNext/>
+        <w:spacing w:before="20" w:after="0" w:line="276" w:lineRule="auto"/>
+        <w:ind w:left="170"/>
+      </w:pPr>
+      <w:r>
+        <w:rPr>
+          <w:rFonts w:ascii="맑은 고딕" w:hAnsi="맑은 고딕" w:eastAsia="맑은 고딕"/>
+          <w:b w:val="0"/>
+          <w:color w:val="1F2430"/>
+          <w:sz w:val="20"/>
+        </w:rPr>
+        <w:t xml:space="preserve">4. Police can prevent further crime by ( focus / </w:t>
+      </w:r>
+      <w:r>
+        <w:rPr>
+          <w:rFonts w:ascii="맑은 고딕" w:hAnsi="맑은 고딕" w:eastAsia="맑은 고딕"/>
+          <w:b/>
+          <w:color w:val="D1323A"/>
+          <w:sz w:val="20"/>
+          <w:u w:val="single"/>
+        </w:rPr>
+        <w:t>focusing</w:t>
+      </w:r>
+      <w:r>
+        <w:rPr>
+          <w:rFonts w:ascii="맑은 고딕" w:hAnsi="맑은 고딕" w:eastAsia="맑은 고딕"/>
+          <w:b w:val="0"/>
+          <w:color w:val="1F2430"/>
+          <w:sz w:val="20"/>
+        </w:rPr>
+        <w:t xml:space="preserve"> ) on the areas and the times this map ( </w:t>
+      </w:r>
+      <w:r>
+        <w:rPr>
+          <w:rFonts w:ascii="맑은 고딕" w:hAnsi="맑은 고딕" w:eastAsia="맑은 고딕"/>
+          <w:b/>
+          <w:color w:val="D1323A"/>
+          <w:sz w:val="20"/>
+          <w:u w:val="single"/>
+        </w:rPr>
+        <w:t>predicts</w:t>
+      </w:r>
+      <w:r>
+        <w:rPr>
+          <w:rFonts w:ascii="맑은 고딕" w:hAnsi="맑은 고딕" w:eastAsia="맑은 고딕"/>
+          <w:b w:val="0"/>
+          <w:color w:val="1F2430"/>
+          <w:sz w:val="20"/>
+        </w:rPr>
+        <w:t xml:space="preserve"> / predict ).</w:t>
+      </w:r>
+    </w:p>
+    <w:p>
+      <w:pPr>
+        <w:spacing w:before="0" w:after="20" w:line="276" w:lineRule="auto"/>
+        <w:ind w:left="170"/>
+      </w:pPr>
+      <w:r>
+        <w:rPr>
+          <w:rFonts w:ascii="맑은 고딕" w:hAnsi="맑은 고딕" w:eastAsia="맑은 고딕"/>
+          <w:b w:val="0"/>
+          <w:color w:val="6B7280"/>
+          <w:sz w:val="17"/>
+        </w:rPr>
+        <w:t>경찰은 이 지도가 예측하는 지역과 시간대에 (집중함으로써) 추가 범죄를 예방할 수 있다.</w:t>
+      </w:r>
+    </w:p>
+    <w:p>
+      <w:pPr>
+        <w:keepNext/>
         <w:pBdr>
           <w:bottom w:val="single" w:sz="12" w:color="1F2430"/>
         </w:pBdr>
@@ -6021,13 +6913,13 @@
           <w:color w:val="1F2430"/>
           <w:sz w:val="21"/>
         </w:rPr>
-        <w:t xml:space="preserve"> ( that / </w:t>
-      </w:r>
-      <w:r>
-        <w:rPr>
-          <w:rFonts w:ascii="맑은 고딕" w:hAnsi="맑은 고딕" w:eastAsia="맑은 고딕"/>
-          <w:b/>
-          <w:color w:val="D1323A"/>
+        <w:t xml:space="preserve"> </w:t>
+      </w:r>
+      <w:r>
+        <w:rPr>
+          <w:rFonts w:ascii="맑은 고딕" w:hAnsi="맑은 고딕" w:eastAsia="맑은 고딕"/>
+          <w:b w:val="0"/>
+          <w:color w:val="1F2430"/>
           <w:sz w:val="21"/>
           <w:u w:val="single"/>
         </w:rPr>
@@ -6040,7 +6932,7 @@
           <w:color w:val="1F2430"/>
           <w:sz w:val="21"/>
         </w:rPr>
-        <w:t xml:space="preserve"> ) </w:t>
+        <w:t xml:space="preserve"> </w:t>
       </w:r>
       <w:r>
         <w:rPr>
@@ -6058,18 +6950,9 @@
           <w:b w:val="0"/>
           <w:color w:val="1F2430"/>
           <w:sz w:val="21"/>
-        </w:rPr>
-        <w:t xml:space="preserve">doesn't just analyze data, but ( </w:t>
-      </w:r>
-      <w:r>
-        <w:rPr>
-          <w:rFonts w:ascii="맑은 고딕" w:hAnsi="맑은 고딕" w:eastAsia="맑은 고딕"/>
-          <w:b/>
-          <w:color w:val="D1323A"/>
-          <w:sz w:val="21"/>
           <w:u w:val="single"/>
         </w:rPr>
-        <w:t>creates</w:t>
+        <w:t>doesn't just analyze data, but creates</w:t>
       </w:r>
       <w:r>
         <w:rPr>
@@ -6078,7 +6961,7 @@
           <w:color w:val="1F2430"/>
           <w:sz w:val="21"/>
         </w:rPr>
-        <w:t xml:space="preserve"> / create ) entirely new things.</w:t>
+        <w:t xml:space="preserve"> entirely new things.</w:t>
       </w:r>
     </w:p>
     <w:p>
@@ -6154,25 +7037,7 @@
           <w:color w:val="1F2430"/>
           <w:sz w:val="21"/>
         </w:rPr>
-        <w:t xml:space="preserve">If big data is like a </w:t>
-      </w:r>
-      <w:r>
-        <w:rPr>
-          <w:rFonts w:ascii="맑은 고딕" w:hAnsi="맑은 고딕" w:eastAsia="맑은 고딕"/>
-          <w:b/>
-          <w:color w:val="D1323A"/>
-          <w:sz w:val="21"/>
-        </w:rPr>
-        <w:t>massive</w:t>
-      </w:r>
-      <w:r>
-        <w:rPr>
-          <w:rFonts w:ascii="맑은 고딕" w:hAnsi="맑은 고딕" w:eastAsia="맑은 고딕"/>
-          <w:b w:val="0"/>
-          <w:color w:val="1F2430"/>
-          <w:sz w:val="21"/>
-        </w:rPr>
-        <w:t xml:space="preserve"> library, AI is </w:t>
+        <w:t xml:space="preserve">If big data is like a massive library, AI is </w:t>
       </w:r>
       <w:r>
         <w:rPr>
@@ -6190,18 +7055,9 @@
           <w:b w:val="0"/>
           <w:color w:val="1F2430"/>
           <w:sz w:val="21"/>
-        </w:rPr>
-        <w:t xml:space="preserve">the brilliant writer ( which / </w:t>
-      </w:r>
-      <w:r>
-        <w:rPr>
-          <w:rFonts w:ascii="맑은 고딕" w:hAnsi="맑은 고딕" w:eastAsia="맑은 고딕"/>
-          <w:b/>
-          <w:color w:val="D1323A"/>
-          <w:sz w:val="21"/>
           <w:u w:val="single"/>
         </w:rPr>
-        <w:t>who</w:t>
+        <w:t>the brilliant writer who has read</w:t>
       </w:r>
       <w:r>
         <w:rPr>
@@ -6210,7 +7066,7 @@
           <w:color w:val="1F2430"/>
           <w:sz w:val="21"/>
         </w:rPr>
-        <w:t xml:space="preserve"> ) has read every single book in it.</w:t>
+        <w:t xml:space="preserve"> every single book in it.</w:t>
       </w:r>
     </w:p>
     <w:p>
@@ -6286,15 +7142,6 @@
           <w:b w:val="0"/>
           <w:color w:val="1F2430"/>
           <w:sz w:val="21"/>
-        </w:rPr>
-        <w:t xml:space="preserve">( </w:t>
-      </w:r>
-      <w:r>
-        <w:rPr>
-          <w:rFonts w:ascii="맑은 고딕" w:hAnsi="맑은 고딕" w:eastAsia="맑은 고딕"/>
-          <w:b/>
-          <w:color w:val="D1323A"/>
-          <w:sz w:val="21"/>
           <w:u w:val="single"/>
         </w:rPr>
         <w:t>to ask</w:t>
@@ -6306,26 +7153,7 @@
           <w:color w:val="1F2430"/>
           <w:sz w:val="21"/>
         </w:rPr>
-        <w:t xml:space="preserve"> / asking ) the right questions and think ( critical / </w:t>
-      </w:r>
-      <w:r>
-        <w:rPr>
-          <w:rFonts w:ascii="맑은 고딕" w:hAnsi="맑은 고딕" w:eastAsia="맑은 고딕"/>
-          <w:b/>
-          <w:color w:val="D1323A"/>
-          <w:sz w:val="21"/>
-          <w:u w:val="single"/>
-        </w:rPr>
-        <w:t>critically</w:t>
-      </w:r>
-      <w:r>
-        <w:rPr>
-          <w:rFonts w:ascii="맑은 고딕" w:hAnsi="맑은 고딕" w:eastAsia="맑은 고딕"/>
-          <w:b w:val="0"/>
-          <w:color w:val="1F2430"/>
-          <w:sz w:val="21"/>
-        </w:rPr>
-        <w:t xml:space="preserve"> ) about </w:t>
+        <w:t xml:space="preserve"> the right questions and think critically about </w:t>
       </w:r>
       <w:r>
         <w:rPr>
@@ -6678,6 +7506,227 @@
     <w:p>
       <w:pPr>
         <w:keepNext/>
+        <w:spacing w:before="100" w:after="20" w:line="276" w:lineRule="auto"/>
+      </w:pPr>
+      <w:r>
+        <w:rPr>
+          <w:rFonts w:ascii="맑은 고딕" w:hAnsi="맑은 고딕" w:eastAsia="맑은 고딕"/>
+          <w:b/>
+          <w:color w:val="1F2430"/>
+          <w:sz w:val="20"/>
+        </w:rPr>
+        <w:t>★ 추가 문제 — 본문 빈칸 · 어법 선택 (위 본문 문장)</w:t>
+      </w:r>
+    </w:p>
+    <w:p>
+      <w:pPr>
+        <w:keepNext/>
+        <w:spacing w:before="20" w:after="0" w:line="276" w:lineRule="auto"/>
+        <w:ind w:left="170"/>
+      </w:pPr>
+      <w:r>
+        <w:rPr>
+          <w:rFonts w:ascii="맑은 고딕" w:hAnsi="맑은 고딕" w:eastAsia="맑은 고딕"/>
+          <w:b w:val="0"/>
+          <w:color w:val="1F2430"/>
+          <w:sz w:val="20"/>
+        </w:rPr>
+        <w:t xml:space="preserve">1. We are now stepping into the era of "Generative AI," ( that / </w:t>
+      </w:r>
+      <w:r>
+        <w:rPr>
+          <w:rFonts w:ascii="맑은 고딕" w:hAnsi="맑은 고딕" w:eastAsia="맑은 고딕"/>
+          <w:b/>
+          <w:color w:val="D1323A"/>
+          <w:sz w:val="20"/>
+          <w:u w:val="single"/>
+        </w:rPr>
+        <w:t>which</w:t>
+      </w:r>
+      <w:r>
+        <w:rPr>
+          <w:rFonts w:ascii="맑은 고딕" w:hAnsi="맑은 고딕" w:eastAsia="맑은 고딕"/>
+          <w:b w:val="0"/>
+          <w:color w:val="1F2430"/>
+          <w:sz w:val="20"/>
+        </w:rPr>
+        <w:t xml:space="preserve"> ) doesn't just analyze data, but ( </w:t>
+      </w:r>
+      <w:r>
+        <w:rPr>
+          <w:rFonts w:ascii="맑은 고딕" w:hAnsi="맑은 고딕" w:eastAsia="맑은 고딕"/>
+          <w:b/>
+          <w:color w:val="D1323A"/>
+          <w:sz w:val="20"/>
+          <w:u w:val="single"/>
+        </w:rPr>
+        <w:t>creates</w:t>
+      </w:r>
+      <w:r>
+        <w:rPr>
+          <w:rFonts w:ascii="맑은 고딕" w:hAnsi="맑은 고딕" w:eastAsia="맑은 고딕"/>
+          <w:b w:val="0"/>
+          <w:color w:val="1F2430"/>
+          <w:sz w:val="20"/>
+        </w:rPr>
+        <w:t xml:space="preserve"> / create ) entirely new things.</w:t>
+      </w:r>
+    </w:p>
+    <w:p>
+      <w:pPr>
+        <w:spacing w:before="0" w:after="20" w:line="276" w:lineRule="auto"/>
+        <w:ind w:left="170"/>
+      </w:pPr>
+      <w:r>
+        <w:rPr>
+          <w:rFonts w:ascii="맑은 고딕" w:hAnsi="맑은 고딕" w:eastAsia="맑은 고딕"/>
+          <w:b w:val="0"/>
+          <w:color w:val="6B7280"/>
+          <w:sz w:val="17"/>
+        </w:rPr>
+        <w:t>우리는 이제 단순히 데이터를 분석하는 것을 넘어, (완전히) 새로운 것을 만들어내는 '생성형 AI'의 (시대)로 접어들고 있습니다.</w:t>
+      </w:r>
+    </w:p>
+    <w:p>
+      <w:pPr>
+        <w:keepNext/>
+        <w:spacing w:before="20" w:after="0" w:line="276" w:lineRule="auto"/>
+        <w:ind w:left="170"/>
+      </w:pPr>
+      <w:r>
+        <w:rPr>
+          <w:rFonts w:ascii="맑은 고딕" w:hAnsi="맑은 고딕" w:eastAsia="맑은 고딕"/>
+          <w:b w:val="0"/>
+          <w:color w:val="1F2430"/>
+          <w:sz w:val="20"/>
+        </w:rPr>
+        <w:t xml:space="preserve">2. If big data is like a </w:t>
+      </w:r>
+      <w:r>
+        <w:rPr>
+          <w:rFonts w:ascii="맑은 고딕" w:hAnsi="맑은 고딕" w:eastAsia="맑은 고딕"/>
+          <w:b/>
+          <w:color w:val="D1323A"/>
+          <w:sz w:val="20"/>
+        </w:rPr>
+        <w:t>massive</w:t>
+      </w:r>
+      <w:r>
+        <w:rPr>
+          <w:rFonts w:ascii="맑은 고딕" w:hAnsi="맑은 고딕" w:eastAsia="맑은 고딕"/>
+          <w:b w:val="0"/>
+          <w:color w:val="1F2430"/>
+          <w:sz w:val="20"/>
+        </w:rPr>
+        <w:t xml:space="preserve"> library, AI is the brilliant writer ( which / </w:t>
+      </w:r>
+      <w:r>
+        <w:rPr>
+          <w:rFonts w:ascii="맑은 고딕" w:hAnsi="맑은 고딕" w:eastAsia="맑은 고딕"/>
+          <w:b/>
+          <w:color w:val="D1323A"/>
+          <w:sz w:val="20"/>
+          <w:u w:val="single"/>
+        </w:rPr>
+        <w:t>who</w:t>
+      </w:r>
+      <w:r>
+        <w:rPr>
+          <w:rFonts w:ascii="맑은 고딕" w:hAnsi="맑은 고딕" w:eastAsia="맑은 고딕"/>
+          <w:b w:val="0"/>
+          <w:color w:val="1F2430"/>
+          <w:sz w:val="20"/>
+        </w:rPr>
+        <w:t xml:space="preserve"> ) has read every single book in it.</w:t>
+      </w:r>
+    </w:p>
+    <w:p>
+      <w:pPr>
+        <w:spacing w:before="0" w:after="20" w:line="276" w:lineRule="auto"/>
+        <w:ind w:left="170"/>
+      </w:pPr>
+      <w:r>
+        <w:rPr>
+          <w:rFonts w:ascii="맑은 고딕" w:hAnsi="맑은 고딕" w:eastAsia="맑은 고딕"/>
+          <w:b w:val="0"/>
+          <w:color w:val="6B7280"/>
+          <w:sz w:val="17"/>
+        </w:rPr>
+        <w:t>빅데이터가 (거대한) 도서관과 같다면, AI는 그 안의 모든 책을 다 읽은 천재 작가와 같습니다.</w:t>
+      </w:r>
+    </w:p>
+    <w:p>
+      <w:pPr>
+        <w:keepNext/>
+        <w:spacing w:before="20" w:after="0" w:line="276" w:lineRule="auto"/>
+        <w:ind w:left="170"/>
+      </w:pPr>
+      <w:r>
+        <w:rPr>
+          <w:rFonts w:ascii="맑은 고딕" w:hAnsi="맑은 고딕" w:eastAsia="맑은 고딕"/>
+          <w:b w:val="0"/>
+          <w:color w:val="1F2430"/>
+          <w:sz w:val="20"/>
+        </w:rPr>
+        <w:t xml:space="preserve">3. It is the ability ( </w:t>
+      </w:r>
+      <w:r>
+        <w:rPr>
+          <w:rFonts w:ascii="맑은 고딕" w:hAnsi="맑은 고딕" w:eastAsia="맑은 고딕"/>
+          <w:b/>
+          <w:color w:val="D1323A"/>
+          <w:sz w:val="20"/>
+          <w:u w:val="single"/>
+        </w:rPr>
+        <w:t>to ask</w:t>
+      </w:r>
+      <w:r>
+        <w:rPr>
+          <w:rFonts w:ascii="맑은 고딕" w:hAnsi="맑은 고딕" w:eastAsia="맑은 고딕"/>
+          <w:b w:val="0"/>
+          <w:color w:val="1F2430"/>
+          <w:sz w:val="20"/>
+        </w:rPr>
+        <w:t xml:space="preserve"> / asking ) the right questions and think ( critical / </w:t>
+      </w:r>
+      <w:r>
+        <w:rPr>
+          <w:rFonts w:ascii="맑은 고딕" w:hAnsi="맑은 고딕" w:eastAsia="맑은 고딕"/>
+          <w:b/>
+          <w:color w:val="D1323A"/>
+          <w:sz w:val="20"/>
+          <w:u w:val="single"/>
+        </w:rPr>
+        <w:t>critically</w:t>
+      </w:r>
+      <w:r>
+        <w:rPr>
+          <w:rFonts w:ascii="맑은 고딕" w:hAnsi="맑은 고딕" w:eastAsia="맑은 고딕"/>
+          <w:b w:val="0"/>
+          <w:color w:val="1F2430"/>
+          <w:sz w:val="20"/>
+        </w:rPr>
+        <w:t xml:space="preserve"> ) about the answers it gives us.</w:t>
+      </w:r>
+    </w:p>
+    <w:p>
+      <w:pPr>
+        <w:spacing w:before="0" w:after="20" w:line="276" w:lineRule="auto"/>
+        <w:ind w:left="170"/>
+      </w:pPr>
+      <w:r>
+        <w:rPr>
+          <w:rFonts w:ascii="맑은 고딕" w:hAnsi="맑은 고딕" w:eastAsia="맑은 고딕"/>
+          <w:b w:val="0"/>
+          <w:color w:val="6B7280"/>
+          <w:sz w:val="17"/>
+        </w:rPr>
+        <w:t>그것은 올바른 질문을 던지고, AI가 주는 대답에 대해 (비판적으로) 생각하는 능력입니다.</w:t>
+      </w:r>
+    </w:p>
+    <w:p>
+      <w:pPr>
+        <w:keepNext/>
         <w:pBdr>
           <w:bottom w:val="single" w:sz="12" w:color="1F2430"/>
         </w:pBdr>
@@ -7144,18 +8193,9 @@
           <w:b w:val="0"/>
           <w:color w:val="1F2430"/>
           <w:sz w:val="21"/>
-        </w:rPr>
-        <w:t xml:space="preserve">One of eight Chinese ( character / </w:t>
-      </w:r>
-      <w:r>
-        <w:rPr>
-          <w:rFonts w:ascii="맑은 고딕" w:hAnsi="맑은 고딕" w:eastAsia="맑은 고딕"/>
-          <w:b/>
-          <w:color w:val="D1323A"/>
-          <w:sz w:val="21"/>
           <w:u w:val="single"/>
         </w:rPr>
-        <w:t>characters</w:t>
+        <w:t>One of eight Chinese characters appears</w:t>
       </w:r>
       <w:r>
         <w:rPr>
@@ -7164,26 +8204,7 @@
           <w:color w:val="1F2430"/>
           <w:sz w:val="21"/>
         </w:rPr>
-        <w:t xml:space="preserve"> ) ( </w:t>
-      </w:r>
-      <w:r>
-        <w:rPr>
-          <w:rFonts w:ascii="맑은 고딕" w:hAnsi="맑은 고딕" w:eastAsia="맑은 고딕"/>
-          <w:b/>
-          <w:color w:val="D1323A"/>
-          <w:sz w:val="21"/>
-          <w:u w:val="single"/>
-        </w:rPr>
-        <w:t>appears</w:t>
-      </w:r>
-      <w:r>
-        <w:rPr>
-          <w:rFonts w:ascii="맑은 고딕" w:hAnsi="맑은 고딕" w:eastAsia="맑은 고딕"/>
-          <w:b w:val="0"/>
-          <w:color w:val="1F2430"/>
-          <w:sz w:val="21"/>
-        </w:rPr>
-        <w:t xml:space="preserve"> / appear ) in Munjado.</w:t>
+        <w:t xml:space="preserve"> in Munjado.</w:t>
       </w:r>
     </w:p>
     <w:p>
@@ -7429,6 +8450,90 @@
     <w:p>
       <w:pPr>
         <w:keepNext/>
+        <w:spacing w:before="100" w:after="20" w:line="276" w:lineRule="auto"/>
+      </w:pPr>
+      <w:r>
+        <w:rPr>
+          <w:rFonts w:ascii="맑은 고딕" w:hAnsi="맑은 고딕" w:eastAsia="맑은 고딕"/>
+          <w:b/>
+          <w:color w:val="1F2430"/>
+          <w:sz w:val="20"/>
+        </w:rPr>
+        <w:t>★ 추가 문제 — 본문 빈칸 · 어법 선택 (위 본문 문장)</w:t>
+      </w:r>
+    </w:p>
+    <w:p>
+      <w:pPr>
+        <w:keepNext/>
+        <w:spacing w:before="20" w:after="0" w:line="276" w:lineRule="auto"/>
+        <w:ind w:left="170"/>
+      </w:pPr>
+      <w:r>
+        <w:rPr>
+          <w:rFonts w:ascii="맑은 고딕" w:hAnsi="맑은 고딕" w:eastAsia="맑은 고딕"/>
+          <w:b w:val="0"/>
+          <w:color w:val="1F2430"/>
+          <w:sz w:val="20"/>
+        </w:rPr>
+        <w:t xml:space="preserve">3. One of eight Chinese ( character / </w:t>
+      </w:r>
+      <w:r>
+        <w:rPr>
+          <w:rFonts w:ascii="맑은 고딕" w:hAnsi="맑은 고딕" w:eastAsia="맑은 고딕"/>
+          <w:b/>
+          <w:color w:val="D1323A"/>
+          <w:sz w:val="20"/>
+          <w:u w:val="single"/>
+        </w:rPr>
+        <w:t>characters</w:t>
+      </w:r>
+      <w:r>
+        <w:rPr>
+          <w:rFonts w:ascii="맑은 고딕" w:hAnsi="맑은 고딕" w:eastAsia="맑은 고딕"/>
+          <w:b w:val="0"/>
+          <w:color w:val="1F2430"/>
+          <w:sz w:val="20"/>
+        </w:rPr>
+        <w:t xml:space="preserve"> ) ( </w:t>
+      </w:r>
+      <w:r>
+        <w:rPr>
+          <w:rFonts w:ascii="맑은 고딕" w:hAnsi="맑은 고딕" w:eastAsia="맑은 고딕"/>
+          <w:b/>
+          <w:color w:val="D1323A"/>
+          <w:sz w:val="20"/>
+          <w:u w:val="single"/>
+        </w:rPr>
+        <w:t>appears</w:t>
+      </w:r>
+      <w:r>
+        <w:rPr>
+          <w:rFonts w:ascii="맑은 고딕" w:hAnsi="맑은 고딕" w:eastAsia="맑은 고딕"/>
+          <w:b w:val="0"/>
+          <w:color w:val="1F2430"/>
+          <w:sz w:val="20"/>
+        </w:rPr>
+        <w:t xml:space="preserve"> / appear ) in Munjado.</w:t>
+      </w:r>
+    </w:p>
+    <w:p>
+      <w:pPr>
+        <w:spacing w:before="0" w:after="20" w:line="276" w:lineRule="auto"/>
+        <w:ind w:left="170"/>
+      </w:pPr>
+      <w:r>
+        <w:rPr>
+          <w:rFonts w:ascii="맑은 고딕" w:hAnsi="맑은 고딕" w:eastAsia="맑은 고딕"/>
+          <w:b w:val="0"/>
+          <w:color w:val="6B7280"/>
+          <w:sz w:val="17"/>
+        </w:rPr>
+        <w:t>문자도에는 여덟 개의 한자들 [ 가운데 하나 ]가 나온다.</w:t>
+      </w:r>
+    </w:p>
+    <w:p>
+      <w:pPr>
+        <w:keepNext/>
         <w:pBdr>
           <w:bottom w:val="single" w:sz="12" w:color="1F2430"/>
         </w:pBdr>
@@ -7697,26 +8802,7 @@
           <w:color w:val="1F2430"/>
           <w:sz w:val="21"/>
         </w:rPr>
-        <w:t xml:space="preserve">For example, carp in the paintings of hyo symbolize respect for parents ( because / </w:t>
-      </w:r>
-      <w:r>
-        <w:rPr>
-          <w:rFonts w:ascii="맑은 고딕" w:hAnsi="맑은 고딕" w:eastAsia="맑은 고딕"/>
-          <w:b/>
-          <w:color w:val="D1323A"/>
-          <w:sz w:val="21"/>
-          <w:u w:val="single"/>
-        </w:rPr>
-        <w:t>because of</w:t>
-      </w:r>
-      <w:r>
-        <w:rPr>
-          <w:rFonts w:ascii="맑은 고딕" w:hAnsi="맑은 고딕" w:eastAsia="맑은 고딕"/>
-          <w:b w:val="0"/>
-          <w:color w:val="1F2430"/>
-          <w:sz w:val="21"/>
-        </w:rPr>
-        <w:t xml:space="preserve"> ) an old story.</w:t>
+        <w:t>For example, carp in the paintings of hyo symbolize respect for parents because of an old story.</w:t>
       </w:r>
     </w:p>
     <w:p>
@@ -7810,18 +8896,9 @@
           <w:b w:val="0"/>
           <w:color w:val="1F2430"/>
           <w:sz w:val="21"/>
-        </w:rPr>
-        <w:t xml:space="preserve">It would be wonderful if I ( can / </w:t>
-      </w:r>
-      <w:r>
-        <w:rPr>
-          <w:rFonts w:ascii="맑은 고딕" w:hAnsi="맑은 고딕" w:eastAsia="맑은 고딕"/>
-          <w:b/>
-          <w:color w:val="D1323A"/>
-          <w:sz w:val="21"/>
           <w:u w:val="single"/>
         </w:rPr>
-        <w:t>could</w:t>
+        <w:t>It would be wonderful if I could eat</w:t>
       </w:r>
       <w:r>
         <w:rPr>
@@ -7830,7 +8907,7 @@
           <w:color w:val="1F2430"/>
           <w:sz w:val="21"/>
         </w:rPr>
-        <w:t xml:space="preserve"> ) eat fresh fish."</w:t>
+        <w:t xml:space="preserve"> fresh fish."</w:t>
       </w:r>
     </w:p>
     <w:p>
@@ -7897,18 +8974,9 @@
           <w:b w:val="0"/>
           <w:color w:val="1F2430"/>
           <w:sz w:val="21"/>
-        </w:rPr>
-        <w:t xml:space="preserve">It was impossible ( </w:t>
-      </w:r>
-      <w:r>
-        <w:rPr>
-          <w:rFonts w:ascii="맑은 고딕" w:hAnsi="맑은 고딕" w:eastAsia="맑은 고딕"/>
-          <w:b/>
-          <w:color w:val="D1323A"/>
-          <w:sz w:val="21"/>
           <w:u w:val="single"/>
         </w:rPr>
-        <w:t>for</w:t>
+        <w:t>It was impossible for him to catch</w:t>
       </w:r>
       <w:r>
         <w:rPr>
@@ -7917,26 +8985,7 @@
           <w:color w:val="1F2430"/>
           <w:sz w:val="21"/>
         </w:rPr>
-        <w:t xml:space="preserve"> / of ) him ( catching / </w:t>
-      </w:r>
-      <w:r>
-        <w:rPr>
-          <w:rFonts w:ascii="맑은 고딕" w:hAnsi="맑은 고딕" w:eastAsia="맑은 고딕"/>
-          <w:b/>
-          <w:color w:val="D1323A"/>
-          <w:sz w:val="21"/>
-          <w:u w:val="single"/>
-        </w:rPr>
-        <w:t>to catch</w:t>
-      </w:r>
-      <w:r>
-        <w:rPr>
-          <w:rFonts w:ascii="맑은 고딕" w:hAnsi="맑은 고딕" w:eastAsia="맑은 고딕"/>
-          <w:b w:val="0"/>
-          <w:color w:val="1F2430"/>
-          <w:sz w:val="21"/>
-        </w:rPr>
-        <w:t xml:space="preserve"> ) any fish.</w:t>
+        <w:t xml:space="preserve"> any fish.</w:t>
       </w:r>
     </w:p>
     <w:p>
@@ -8012,18 +9061,9 @@
           <w:b w:val="0"/>
           <w:color w:val="1F2430"/>
           <w:sz w:val="21"/>
-        </w:rPr>
-        <w:t xml:space="preserve">( </w:t>
-      </w:r>
-      <w:r>
-        <w:rPr>
-          <w:rFonts w:ascii="맑은 고딕" w:hAnsi="맑은 고딕" w:eastAsia="맑은 고딕"/>
-          <w:b/>
-          <w:color w:val="D1323A"/>
-          <w:sz w:val="21"/>
           <w:u w:val="single"/>
         </w:rPr>
-        <w:t>so</w:t>
+        <w:t>so disappointed that</w:t>
       </w:r>
       <w:r>
         <w:rPr>
@@ -8032,26 +9072,7 @@
           <w:color w:val="1F2430"/>
           <w:sz w:val="21"/>
         </w:rPr>
-        <w:t xml:space="preserve"> / such ) ( disappointing / </w:t>
-      </w:r>
-      <w:r>
-        <w:rPr>
-          <w:rFonts w:ascii="맑은 고딕" w:hAnsi="맑은 고딕" w:eastAsia="맑은 고딕"/>
-          <w:b/>
-          <w:color w:val="D1323A"/>
-          <w:sz w:val="21"/>
-          <w:u w:val="single"/>
-        </w:rPr>
-        <w:t>disappointed</w:t>
-      </w:r>
-      <w:r>
-        <w:rPr>
-          <w:rFonts w:ascii="맑은 고딕" w:hAnsi="맑은 고딕" w:eastAsia="맑은 고딕"/>
-          <w:b w:val="0"/>
-          <w:color w:val="1F2430"/>
-          <w:sz w:val="21"/>
-        </w:rPr>
-        <w:t xml:space="preserve"> ) that he cried out to the sky, "What should I do? Please help me."</w:t>
+        <w:t xml:space="preserve"> he cried out to the sky, "What should I do? Please help me."</w:t>
       </w:r>
     </w:p>
     <w:p>
@@ -8273,6 +9294,259 @@
     <w:p>
       <w:pPr>
         <w:keepNext/>
+        <w:spacing w:before="100" w:after="20" w:line="276" w:lineRule="auto"/>
+      </w:pPr>
+      <w:r>
+        <w:rPr>
+          <w:rFonts w:ascii="맑은 고딕" w:hAnsi="맑은 고딕" w:eastAsia="맑은 고딕"/>
+          <w:b/>
+          <w:color w:val="1F2430"/>
+          <w:sz w:val="20"/>
+        </w:rPr>
+        <w:t>★ 추가 문제 — 본문 빈칸 · 어법 선택 (위 본문 문장)</w:t>
+      </w:r>
+    </w:p>
+    <w:p>
+      <w:pPr>
+        <w:keepNext/>
+        <w:spacing w:before="20" w:after="0" w:line="276" w:lineRule="auto"/>
+        <w:ind w:left="170"/>
+      </w:pPr>
+      <w:r>
+        <w:rPr>
+          <w:rFonts w:ascii="맑은 고딕" w:hAnsi="맑은 고딕" w:eastAsia="맑은 고딕"/>
+          <w:b w:val="0"/>
+          <w:color w:val="1F2430"/>
+          <w:sz w:val="20"/>
+        </w:rPr>
+        <w:t xml:space="preserve">2. For example, carp in the paintings of hyo symbolize respect for parents ( because / </w:t>
+      </w:r>
+      <w:r>
+        <w:rPr>
+          <w:rFonts w:ascii="맑은 고딕" w:hAnsi="맑은 고딕" w:eastAsia="맑은 고딕"/>
+          <w:b/>
+          <w:color w:val="D1323A"/>
+          <w:sz w:val="20"/>
+          <w:u w:val="single"/>
+        </w:rPr>
+        <w:t>because of</w:t>
+      </w:r>
+      <w:r>
+        <w:rPr>
+          <w:rFonts w:ascii="맑은 고딕" w:hAnsi="맑은 고딕" w:eastAsia="맑은 고딕"/>
+          <w:b w:val="0"/>
+          <w:color w:val="1F2430"/>
+          <w:sz w:val="20"/>
+        </w:rPr>
+        <w:t xml:space="preserve"> ) an old story.</w:t>
+      </w:r>
+    </w:p>
+    <w:p>
+      <w:pPr>
+        <w:spacing w:before="0" w:after="20" w:line="276" w:lineRule="auto"/>
+        <w:ind w:left="170"/>
+      </w:pPr>
+      <w:r>
+        <w:rPr>
+          <w:rFonts w:ascii="맑은 고딕" w:hAnsi="맑은 고딕" w:eastAsia="맑은 고딕"/>
+          <w:b w:val="0"/>
+          <w:color w:val="6B7280"/>
+          <w:sz w:val="17"/>
+        </w:rPr>
+        <w:t>예를 들어, '효' 그림에 있는 잉어는 한 옛 이야기 [ 때문에 ] 부모님에 대한 [ 공경 ]을 상징한다.</w:t>
+      </w:r>
+    </w:p>
+    <w:p>
+      <w:pPr>
+        <w:keepNext/>
+        <w:spacing w:before="20" w:after="0" w:line="276" w:lineRule="auto"/>
+        <w:ind w:left="170"/>
+      </w:pPr>
+      <w:r>
+        <w:rPr>
+          <w:rFonts w:ascii="맑은 고딕" w:hAnsi="맑은 고딕" w:eastAsia="맑은 고딕"/>
+          <w:b w:val="0"/>
+          <w:color w:val="1F2430"/>
+          <w:sz w:val="20"/>
+        </w:rPr>
+        <w:t xml:space="preserve">3. On one very cold day, the mother said to the man, "It would be wonderful if I ( can / </w:t>
+      </w:r>
+      <w:r>
+        <w:rPr>
+          <w:rFonts w:ascii="맑은 고딕" w:hAnsi="맑은 고딕" w:eastAsia="맑은 고딕"/>
+          <w:b/>
+          <w:color w:val="D1323A"/>
+          <w:sz w:val="20"/>
+          <w:u w:val="single"/>
+        </w:rPr>
+        <w:t>could</w:t>
+      </w:r>
+      <w:r>
+        <w:rPr>
+          <w:rFonts w:ascii="맑은 고딕" w:hAnsi="맑은 고딕" w:eastAsia="맑은 고딕"/>
+          <w:b w:val="0"/>
+          <w:color w:val="1F2430"/>
+          <w:sz w:val="20"/>
+        </w:rPr>
+        <w:t xml:space="preserve"> ) eat fresh fish."</w:t>
+      </w:r>
+    </w:p>
+    <w:p>
+      <w:pPr>
+        <w:spacing w:before="0" w:after="20" w:line="276" w:lineRule="auto"/>
+        <w:ind w:left="170"/>
+      </w:pPr>
+      <w:r>
+        <w:rPr>
+          <w:rFonts w:ascii="맑은 고딕" w:hAnsi="맑은 고딕" w:eastAsia="맑은 고딕"/>
+          <w:b w:val="0"/>
+          <w:color w:val="6B7280"/>
+          <w:sz w:val="17"/>
+        </w:rPr>
+        <w:t>무척 추운 어느 날, 어머니는 남자에게 말했다. "신선한 물고기를 [ 먹을 수 있다면 ] 정말 좋겠구나."</w:t>
+      </w:r>
+    </w:p>
+    <w:p>
+      <w:pPr>
+        <w:keepNext/>
+        <w:spacing w:before="20" w:after="0" w:line="276" w:lineRule="auto"/>
+        <w:ind w:left="170"/>
+      </w:pPr>
+      <w:r>
+        <w:rPr>
+          <w:rFonts w:ascii="맑은 고딕" w:hAnsi="맑은 고딕" w:eastAsia="맑은 고딕"/>
+          <w:b w:val="0"/>
+          <w:color w:val="1F2430"/>
+          <w:sz w:val="20"/>
+        </w:rPr>
+        <w:t xml:space="preserve">4. It was impossible ( </w:t>
+      </w:r>
+      <w:r>
+        <w:rPr>
+          <w:rFonts w:ascii="맑은 고딕" w:hAnsi="맑은 고딕" w:eastAsia="맑은 고딕"/>
+          <w:b/>
+          <w:color w:val="D1323A"/>
+          <w:sz w:val="20"/>
+          <w:u w:val="single"/>
+        </w:rPr>
+        <w:t>for</w:t>
+      </w:r>
+      <w:r>
+        <w:rPr>
+          <w:rFonts w:ascii="맑은 고딕" w:hAnsi="맑은 고딕" w:eastAsia="맑은 고딕"/>
+          <w:b w:val="0"/>
+          <w:color w:val="1F2430"/>
+          <w:sz w:val="20"/>
+        </w:rPr>
+        <w:t xml:space="preserve"> / of ) him ( catching / </w:t>
+      </w:r>
+      <w:r>
+        <w:rPr>
+          <w:rFonts w:ascii="맑은 고딕" w:hAnsi="맑은 고딕" w:eastAsia="맑은 고딕"/>
+          <w:b/>
+          <w:color w:val="D1323A"/>
+          <w:sz w:val="20"/>
+          <w:u w:val="single"/>
+        </w:rPr>
+        <w:t>to catch</w:t>
+      </w:r>
+      <w:r>
+        <w:rPr>
+          <w:rFonts w:ascii="맑은 고딕" w:hAnsi="맑은 고딕" w:eastAsia="맑은 고딕"/>
+          <w:b w:val="0"/>
+          <w:color w:val="1F2430"/>
+          <w:sz w:val="20"/>
+        </w:rPr>
+        <w:t xml:space="preserve"> ) any fish.</w:t>
+      </w:r>
+    </w:p>
+    <w:p>
+      <w:pPr>
+        <w:spacing w:before="0" w:after="20" w:line="276" w:lineRule="auto"/>
+        <w:ind w:left="170"/>
+      </w:pPr>
+      <w:r>
+        <w:rPr>
+          <w:rFonts w:ascii="맑은 고딕" w:hAnsi="맑은 고딕" w:eastAsia="맑은 고딕"/>
+          <w:b w:val="0"/>
+          <w:color w:val="6B7280"/>
+          <w:sz w:val="17"/>
+        </w:rPr>
+        <w:t>[ 그가 ] 어떤 물고기라도 잡는 것은 불가능했다.</w:t>
+      </w:r>
+    </w:p>
+    <w:p>
+      <w:pPr>
+        <w:keepNext/>
+        <w:spacing w:before="20" w:after="0" w:line="276" w:lineRule="auto"/>
+        <w:ind w:left="170"/>
+      </w:pPr>
+      <w:r>
+        <w:rPr>
+          <w:rFonts w:ascii="맑은 고딕" w:hAnsi="맑은 고딕" w:eastAsia="맑은 고딕"/>
+          <w:b w:val="0"/>
+          <w:color w:val="1F2430"/>
+          <w:sz w:val="20"/>
+        </w:rPr>
+        <w:t xml:space="preserve">5. The man was ( </w:t>
+      </w:r>
+      <w:r>
+        <w:rPr>
+          <w:rFonts w:ascii="맑은 고딕" w:hAnsi="맑은 고딕" w:eastAsia="맑은 고딕"/>
+          <w:b/>
+          <w:color w:val="D1323A"/>
+          <w:sz w:val="20"/>
+          <w:u w:val="single"/>
+        </w:rPr>
+        <w:t>so</w:t>
+      </w:r>
+      <w:r>
+        <w:rPr>
+          <w:rFonts w:ascii="맑은 고딕" w:hAnsi="맑은 고딕" w:eastAsia="맑은 고딕"/>
+          <w:b w:val="0"/>
+          <w:color w:val="1F2430"/>
+          <w:sz w:val="20"/>
+        </w:rPr>
+        <w:t xml:space="preserve"> / such ) ( disappointing / </w:t>
+      </w:r>
+      <w:r>
+        <w:rPr>
+          <w:rFonts w:ascii="맑은 고딕" w:hAnsi="맑은 고딕" w:eastAsia="맑은 고딕"/>
+          <w:b/>
+          <w:color w:val="D1323A"/>
+          <w:sz w:val="20"/>
+          <w:u w:val="single"/>
+        </w:rPr>
+        <w:t>disappointed</w:t>
+      </w:r>
+      <w:r>
+        <w:rPr>
+          <w:rFonts w:ascii="맑은 고딕" w:hAnsi="맑은 고딕" w:eastAsia="맑은 고딕"/>
+          <w:b w:val="0"/>
+          <w:color w:val="1F2430"/>
+          <w:sz w:val="20"/>
+        </w:rPr>
+        <w:t xml:space="preserve"> ) that he cried out to the sky, "What should I do? Please help me."</w:t>
+      </w:r>
+    </w:p>
+    <w:p>
+      <w:pPr>
+        <w:spacing w:before="0" w:after="20" w:line="276" w:lineRule="auto"/>
+        <w:ind w:left="170"/>
+      </w:pPr>
+      <w:r>
+        <w:rPr>
+          <w:rFonts w:ascii="맑은 고딕" w:hAnsi="맑은 고딕" w:eastAsia="맑은 고딕"/>
+          <w:b w:val="0"/>
+          <w:color w:val="6B7280"/>
+          <w:sz w:val="17"/>
+        </w:rPr>
+        <w:t>남자는 몹시 [ 낙담해서 ] 하늘에 대고 외쳤다. "제가 어떻게 해야 하나요? 제발 저를 도와주세요."</w:t>
+      </w:r>
+    </w:p>
+    <w:p>
+      <w:pPr>
+        <w:keepNext/>
         <w:pBdr>
           <w:bottom w:val="single" w:sz="12" w:color="1F2430"/>
         </w:pBdr>
@@ -8640,18 +9914,9 @@
           <w:b w:val="0"/>
           <w:color w:val="1F2430"/>
           <w:sz w:val="21"/>
-        </w:rPr>
-        <w:t xml:space="preserve">stays ( </w:t>
-      </w:r>
-      <w:r>
-        <w:rPr>
-          <w:rFonts w:ascii="맑은 고딕" w:hAnsi="맑은 고딕" w:eastAsia="맑은 고딕"/>
-          <w:b/>
-          <w:color w:val="D1323A"/>
-          <w:sz w:val="21"/>
           <w:u w:val="single"/>
         </w:rPr>
-        <w:t>green</w:t>
+        <w:t>stays green</w:t>
       </w:r>
       <w:r>
         <w:rPr>
@@ -8660,7 +9925,7 @@
           <w:color w:val="1F2430"/>
           <w:sz w:val="21"/>
         </w:rPr>
-        <w:t xml:space="preserve"> / greenly ) in all kinds of weather.</w:t>
+        <w:t xml:space="preserve"> in all kinds of weather.</w:t>
       </w:r>
     </w:p>
     <w:p>
@@ -8736,18 +10001,9 @@
           <w:b w:val="0"/>
           <w:color w:val="1F2430"/>
           <w:sz w:val="21"/>
-        </w:rPr>
-        <w:t xml:space="preserve">came to ( symbolizing / </w:t>
-      </w:r>
-      <w:r>
-        <w:rPr>
-          <w:rFonts w:ascii="맑은 고딕" w:hAnsi="맑은 고딕" w:eastAsia="맑은 고딕"/>
-          <w:b/>
-          <w:color w:val="D1323A"/>
-          <w:sz w:val="21"/>
           <w:u w:val="single"/>
         </w:rPr>
-        <w:t>symbolize</w:t>
+        <w:t>came to symbolize</w:t>
       </w:r>
       <w:r>
         <w:rPr>
@@ -8756,25 +10012,7 @@
           <w:color w:val="1F2430"/>
           <w:sz w:val="21"/>
         </w:rPr>
-        <w:t xml:space="preserve"> ) </w:t>
-      </w:r>
-      <w:r>
-        <w:rPr>
-          <w:rFonts w:ascii="맑은 고딕" w:hAnsi="맑은 고딕" w:eastAsia="맑은 고딕"/>
-          <w:b/>
-          <w:color w:val="D1323A"/>
-          <w:sz w:val="21"/>
-        </w:rPr>
-        <w:t>loyalty</w:t>
-      </w:r>
-      <w:r>
-        <w:rPr>
-          <w:rFonts w:ascii="맑은 고딕" w:hAnsi="맑은 고딕" w:eastAsia="맑은 고딕"/>
-          <w:b w:val="0"/>
-          <w:color w:val="1F2430"/>
-          <w:sz w:val="21"/>
-        </w:rPr>
-        <w:t xml:space="preserve"> to the king.</w:t>
+        <w:t xml:space="preserve"> loyalty to the king.</w:t>
       </w:r>
     </w:p>
     <w:p>
@@ -8886,15 +10124,6 @@
           <w:b w:val="0"/>
           <w:color w:val="1F2430"/>
           <w:sz w:val="21"/>
-        </w:rPr>
-        <w:t xml:space="preserve">( </w:t>
-      </w:r>
-      <w:r>
-        <w:rPr>
-          <w:rFonts w:ascii="맑은 고딕" w:hAnsi="맑은 고딕" w:eastAsia="맑은 고딕"/>
-          <w:b/>
-          <w:color w:val="D1323A"/>
-          <w:sz w:val="21"/>
           <w:u w:val="single"/>
         </w:rPr>
         <w:t>to fight</w:t>
@@ -8906,26 +10135,7 @@
           <w:color w:val="1F2430"/>
           <w:sz w:val="21"/>
         </w:rPr>
-        <w:t xml:space="preserve"> / fighting ) for justice ( despite of / </w:t>
-      </w:r>
-      <w:r>
-        <w:rPr>
-          <w:rFonts w:ascii="맑은 고딕" w:hAnsi="맑은 고딕" w:eastAsia="맑은 고딕"/>
-          <w:b/>
-          <w:color w:val="D1323A"/>
-          <w:sz w:val="21"/>
-          <w:u w:val="single"/>
-        </w:rPr>
-        <w:t>despite</w:t>
-      </w:r>
-      <w:r>
-        <w:rPr>
-          <w:rFonts w:ascii="맑은 고딕" w:hAnsi="맑은 고딕" w:eastAsia="맑은 고딕"/>
-          <w:b w:val="0"/>
-          <w:color w:val="1F2430"/>
-          <w:sz w:val="21"/>
-        </w:rPr>
-        <w:t xml:space="preserve"> ) difficulties.</w:t>
+        <w:t xml:space="preserve"> for justice despite difficulties.</w:t>
       </w:r>
     </w:p>
     <w:p>
@@ -9165,6 +10375,208 @@
     <w:p>
       <w:pPr>
         <w:keepNext/>
+        <w:spacing w:before="100" w:after="20" w:line="276" w:lineRule="auto"/>
+      </w:pPr>
+      <w:r>
+        <w:rPr>
+          <w:rFonts w:ascii="맑은 고딕" w:hAnsi="맑은 고딕" w:eastAsia="맑은 고딕"/>
+          <w:b/>
+          <w:color w:val="1F2430"/>
+          <w:sz w:val="20"/>
+        </w:rPr>
+        <w:t>★ 추가 문제 — 본문 빈칸 · 어법 선택 (위 본문 문장)</w:t>
+      </w:r>
+    </w:p>
+    <w:p>
+      <w:pPr>
+        <w:keepNext/>
+        <w:spacing w:before="20" w:after="0" w:line="276" w:lineRule="auto"/>
+        <w:ind w:left="170"/>
+      </w:pPr>
+      <w:r>
+        <w:rPr>
+          <w:rFonts w:ascii="맑은 고딕" w:hAnsi="맑은 고딕" w:eastAsia="맑은 고딕"/>
+          <w:b w:val="0"/>
+          <w:color w:val="1F2430"/>
+          <w:sz w:val="20"/>
+        </w:rPr>
+        <w:t xml:space="preserve">2. Bamboo does not bend. It stays ( </w:t>
+      </w:r>
+      <w:r>
+        <w:rPr>
+          <w:rFonts w:ascii="맑은 고딕" w:hAnsi="맑은 고딕" w:eastAsia="맑은 고딕"/>
+          <w:b/>
+          <w:color w:val="D1323A"/>
+          <w:sz w:val="20"/>
+          <w:u w:val="single"/>
+        </w:rPr>
+        <w:t>green</w:t>
+      </w:r>
+      <w:r>
+        <w:rPr>
+          <w:rFonts w:ascii="맑은 고딕" w:hAnsi="맑은 고딕" w:eastAsia="맑은 고딕"/>
+          <w:b w:val="0"/>
+          <w:color w:val="1F2430"/>
+          <w:sz w:val="20"/>
+        </w:rPr>
+        <w:t xml:space="preserve"> / greenly ) in all kinds of weather.</w:t>
+      </w:r>
+    </w:p>
+    <w:p>
+      <w:pPr>
+        <w:spacing w:before="0" w:after="20" w:line="276" w:lineRule="auto"/>
+        <w:ind w:left="170"/>
+      </w:pPr>
+      <w:r>
+        <w:rPr>
+          <w:rFonts w:ascii="맑은 고딕" w:hAnsi="맑은 고딕" w:eastAsia="맑은 고딕"/>
+          <w:b w:val="0"/>
+          <w:color w:val="6B7280"/>
+          <w:sz w:val="17"/>
+        </w:rPr>
+        <w:t>대나무는 구부러지지 않는다. 그것은 [ 모든 종류의(어떤) ] 날씨에서도 푸르름을 유지한다.</w:t>
+      </w:r>
+    </w:p>
+    <w:p>
+      <w:pPr>
+        <w:keepNext/>
+        <w:spacing w:before="20" w:after="0" w:line="276" w:lineRule="auto"/>
+        <w:ind w:left="170"/>
+      </w:pPr>
+      <w:r>
+        <w:rPr>
+          <w:rFonts w:ascii="맑은 고딕" w:hAnsi="맑은 고딕" w:eastAsia="맑은 고딕"/>
+          <w:b w:val="0"/>
+          <w:color w:val="1F2430"/>
+          <w:sz w:val="20"/>
+        </w:rPr>
+        <w:t xml:space="preserve">3. For these reasons, bamboo came to ( symbolizing / </w:t>
+      </w:r>
+      <w:r>
+        <w:rPr>
+          <w:rFonts w:ascii="맑은 고딕" w:hAnsi="맑은 고딕" w:eastAsia="맑은 고딕"/>
+          <w:b/>
+          <w:color w:val="D1323A"/>
+          <w:sz w:val="20"/>
+          <w:u w:val="single"/>
+        </w:rPr>
+        <w:t>symbolize</w:t>
+      </w:r>
+      <w:r>
+        <w:rPr>
+          <w:rFonts w:ascii="맑은 고딕" w:hAnsi="맑은 고딕" w:eastAsia="맑은 고딕"/>
+          <w:b w:val="0"/>
+          <w:color w:val="1F2430"/>
+          <w:sz w:val="20"/>
+        </w:rPr>
+        <w:t xml:space="preserve"> ) </w:t>
+      </w:r>
+      <w:r>
+        <w:rPr>
+          <w:rFonts w:ascii="맑은 고딕" w:hAnsi="맑은 고딕" w:eastAsia="맑은 고딕"/>
+          <w:b/>
+          <w:color w:val="D1323A"/>
+          <w:sz w:val="20"/>
+        </w:rPr>
+        <w:t>loyalty</w:t>
+      </w:r>
+      <w:r>
+        <w:rPr>
+          <w:rFonts w:ascii="맑은 고딕" w:hAnsi="맑은 고딕" w:eastAsia="맑은 고딕"/>
+          <w:b w:val="0"/>
+          <w:color w:val="1F2430"/>
+          <w:sz w:val="20"/>
+        </w:rPr>
+        <w:t xml:space="preserve"> to the king.</w:t>
+      </w:r>
+    </w:p>
+    <w:p>
+      <w:pPr>
+        <w:spacing w:before="0" w:after="20" w:line="276" w:lineRule="auto"/>
+        <w:ind w:left="170"/>
+      </w:pPr>
+      <w:r>
+        <w:rPr>
+          <w:rFonts w:ascii="맑은 고딕" w:hAnsi="맑은 고딕" w:eastAsia="맑은 고딕"/>
+          <w:b w:val="0"/>
+          <w:color w:val="6B7280"/>
+          <w:sz w:val="17"/>
+        </w:rPr>
+        <w:t>[ 이런 이유들로 ], 대나무는 왕에 대한 [ 충성 ]을 [ 상징하게 되었다 ].</w:t>
+      </w:r>
+    </w:p>
+    <w:p>
+      <w:pPr>
+        <w:keepNext/>
+        <w:spacing w:before="20" w:after="0" w:line="276" w:lineRule="auto"/>
+        <w:ind w:left="170"/>
+      </w:pPr>
+      <w:r>
+        <w:rPr>
+          <w:rFonts w:ascii="맑은 고딕" w:hAnsi="맑은 고딕" w:eastAsia="맑은 고딕"/>
+          <w:b w:val="0"/>
+          <w:color w:val="1F2430"/>
+          <w:sz w:val="20"/>
+        </w:rPr>
+        <w:t xml:space="preserve">4. They thus became a symbol of a person's will ( </w:t>
+      </w:r>
+      <w:r>
+        <w:rPr>
+          <w:rFonts w:ascii="맑은 고딕" w:hAnsi="맑은 고딕" w:eastAsia="맑은 고딕"/>
+          <w:b/>
+          <w:color w:val="D1323A"/>
+          <w:sz w:val="20"/>
+          <w:u w:val="single"/>
+        </w:rPr>
+        <w:t>to fight</w:t>
+      </w:r>
+      <w:r>
+        <w:rPr>
+          <w:rFonts w:ascii="맑은 고딕" w:hAnsi="맑은 고딕" w:eastAsia="맑은 고딕"/>
+          <w:b w:val="0"/>
+          <w:color w:val="1F2430"/>
+          <w:sz w:val="20"/>
+        </w:rPr>
+        <w:t xml:space="preserve"> / fighting ) for justice ( despite of / </w:t>
+      </w:r>
+      <w:r>
+        <w:rPr>
+          <w:rFonts w:ascii="맑은 고딕" w:hAnsi="맑은 고딕" w:eastAsia="맑은 고딕"/>
+          <w:b/>
+          <w:color w:val="D1323A"/>
+          <w:sz w:val="20"/>
+          <w:u w:val="single"/>
+        </w:rPr>
+        <w:t>despite</w:t>
+      </w:r>
+      <w:r>
+        <w:rPr>
+          <w:rFonts w:ascii="맑은 고딕" w:hAnsi="맑은 고딕" w:eastAsia="맑은 고딕"/>
+          <w:b w:val="0"/>
+          <w:color w:val="1F2430"/>
+          <w:sz w:val="20"/>
+        </w:rPr>
+        <w:t xml:space="preserve"> ) difficulties.</w:t>
+      </w:r>
+    </w:p>
+    <w:p>
+      <w:pPr>
+        <w:spacing w:before="0" w:after="20" w:line="276" w:lineRule="auto"/>
+        <w:ind w:left="170"/>
+      </w:pPr>
+      <w:r>
+        <w:rPr>
+          <w:rFonts w:ascii="맑은 고딕" w:hAnsi="맑은 고딕" w:eastAsia="맑은 고딕"/>
+          <w:b w:val="0"/>
+          <w:color w:val="6B7280"/>
+          <w:sz w:val="17"/>
+        </w:rPr>
+        <w:t>그래서 그 꽃들은 어려움에도 불구하고 정의를 위해 [ 싸우려는 ] 한 사람의 [ 의지 ]의 상징이 되었다.</w:t>
+      </w:r>
+    </w:p>
+    <w:p>
+      <w:pPr>
+        <w:keepNext/>
         <w:pBdr>
           <w:bottom w:val="single" w:sz="12" w:color="1F2430"/>
         </w:pBdr>
@@ -9375,15 +10787,6 @@
           <w:b w:val="0"/>
           <w:color w:val="1F2430"/>
           <w:sz w:val="21"/>
-        </w:rPr>
-        <w:t xml:space="preserve">( very / </w:t>
-      </w:r>
-      <w:r>
-        <w:rPr>
-          <w:rFonts w:ascii="맑은 고딕" w:hAnsi="맑은 고딕" w:eastAsia="맑은 고딕"/>
-          <w:b/>
-          <w:color w:val="D1323A"/>
-          <w:sz w:val="21"/>
           <w:u w:val="single"/>
         </w:rPr>
         <w:t>much</w:t>
@@ -9395,7 +10798,7 @@
           <w:color w:val="1F2430"/>
           <w:sz w:val="21"/>
         </w:rPr>
-        <w:t xml:space="preserve"> ) </w:t>
+        <w:t xml:space="preserve"> </w:t>
       </w:r>
       <w:r>
         <w:rPr>
@@ -9531,26 +10934,7 @@
           <w:color w:val="1F2430"/>
           <w:sz w:val="21"/>
         </w:rPr>
-        <w:t xml:space="preserve"> ( </w:t>
-      </w:r>
-      <w:r>
-        <w:rPr>
-          <w:rFonts w:ascii="맑은 고딕" w:hAnsi="맑은 고딕" w:eastAsia="맑은 고딕"/>
-          <w:b/>
-          <w:color w:val="D1323A"/>
-          <w:sz w:val="21"/>
-          <w:u w:val="single"/>
-        </w:rPr>
-        <w:t>of</w:t>
-      </w:r>
-      <w:r>
-        <w:rPr>
-          <w:rFonts w:ascii="맑은 고딕" w:hAnsi="맑은 고딕" w:eastAsia="맑은 고딕"/>
-          <w:b w:val="0"/>
-          <w:color w:val="1F2430"/>
-          <w:sz w:val="21"/>
-        </w:rPr>
-        <w:t xml:space="preserve"> / to ) important values </w:t>
+        <w:t xml:space="preserve"> of important values </w:t>
       </w:r>
       <w:r>
         <w:rPr>
@@ -9568,18 +10952,9 @@
           <w:b w:val="0"/>
           <w:color w:val="1F2430"/>
           <w:sz w:val="21"/>
-        </w:rPr>
-        <w:t xml:space="preserve">( what / </w:t>
-      </w:r>
-      <w:r>
-        <w:rPr>
-          <w:rFonts w:ascii="맑은 고딕" w:hAnsi="맑은 고딕" w:eastAsia="맑은 고딕"/>
-          <w:b/>
-          <w:color w:val="D1323A"/>
-          <w:sz w:val="21"/>
           <w:u w:val="single"/>
         </w:rPr>
-        <w:t>that</w:t>
+        <w:t>that greatly influenced</w:t>
       </w:r>
       <w:r>
         <w:rPr>
@@ -9588,7 +10963,7 @@
           <w:color w:val="1F2430"/>
           <w:sz w:val="21"/>
         </w:rPr>
-        <w:t xml:space="preserve"> ) greatly influenced their behaviors and attitudes.</w:t>
+        <w:t xml:space="preserve"> their behaviors and attitudes.</w:t>
       </w:r>
     </w:p>
     <w:p>
@@ -9953,6 +11328,140 @@
       <w:pPr>
         <w:spacing w:before="0" w:after="0" w:line="120" w:lineRule="auto"/>
       </w:pPr>
+    </w:p>
+    <w:p>
+      <w:pPr>
+        <w:keepNext/>
+        <w:spacing w:before="100" w:after="20" w:line="276" w:lineRule="auto"/>
+      </w:pPr>
+      <w:r>
+        <w:rPr>
+          <w:rFonts w:ascii="맑은 고딕" w:hAnsi="맑은 고딕" w:eastAsia="맑은 고딕"/>
+          <w:b/>
+          <w:color w:val="1F2430"/>
+          <w:sz w:val="20"/>
+        </w:rPr>
+        <w:t>★ 추가 문제 — 본문 빈칸 · 어법 선택 (위 본문 문장)</w:t>
+      </w:r>
+    </w:p>
+    <w:p>
+      <w:pPr>
+        <w:keepNext/>
+        <w:spacing w:before="20" w:after="0" w:line="276" w:lineRule="auto"/>
+        <w:ind w:left="170"/>
+      </w:pPr>
+      <w:r>
+        <w:rPr>
+          <w:rFonts w:ascii="맑은 고딕" w:hAnsi="맑은 고딕" w:eastAsia="맑은 고딕"/>
+          <w:b w:val="0"/>
+          <w:color w:val="1F2430"/>
+          <w:sz w:val="20"/>
+        </w:rPr>
+        <w:t xml:space="preserve">1. Munjado was ( very / </w:t>
+      </w:r>
+      <w:r>
+        <w:rPr>
+          <w:rFonts w:ascii="맑은 고딕" w:hAnsi="맑은 고딕" w:eastAsia="맑은 고딕"/>
+          <w:b/>
+          <w:color w:val="D1323A"/>
+          <w:sz w:val="20"/>
+          <w:u w:val="single"/>
+        </w:rPr>
+        <w:t>much</w:t>
+      </w:r>
+      <w:r>
+        <w:rPr>
+          <w:rFonts w:ascii="맑은 고딕" w:hAnsi="맑은 고딕" w:eastAsia="맑은 고딕"/>
+          <w:b w:val="0"/>
+          <w:color w:val="1F2430"/>
+          <w:sz w:val="20"/>
+        </w:rPr>
+        <w:t xml:space="preserve"> ) more than a painting to people of the Joseon dynasty.</w:t>
+      </w:r>
+    </w:p>
+    <w:p>
+      <w:pPr>
+        <w:spacing w:before="0" w:after="20" w:line="276" w:lineRule="auto"/>
+        <w:ind w:left="170"/>
+      </w:pPr>
+      <w:r>
+        <w:rPr>
+          <w:rFonts w:ascii="맑은 고딕" w:hAnsi="맑은 고딕" w:eastAsia="맑은 고딕"/>
+          <w:b w:val="0"/>
+          <w:color w:val="6B7280"/>
+          <w:sz w:val="17"/>
+        </w:rPr>
+        <w:t>문자도는 조선 시대 사람들에게 그림 그 [ 훨씬 이상의 것 ]이었다.</w:t>
+      </w:r>
+    </w:p>
+    <w:p>
+      <w:pPr>
+        <w:keepNext/>
+        <w:spacing w:before="20" w:after="0" w:line="276" w:lineRule="auto"/>
+        <w:ind w:left="170"/>
+      </w:pPr>
+      <w:r>
+        <w:rPr>
+          <w:rFonts w:ascii="맑은 고딕" w:hAnsi="맑은 고딕" w:eastAsia="맑은 고딕"/>
+          <w:b w:val="0"/>
+          <w:color w:val="1F2430"/>
+          <w:sz w:val="20"/>
+        </w:rPr>
+        <w:t xml:space="preserve">2. It reminded them ( </w:t>
+      </w:r>
+      <w:r>
+        <w:rPr>
+          <w:rFonts w:ascii="맑은 고딕" w:hAnsi="맑은 고딕" w:eastAsia="맑은 고딕"/>
+          <w:b/>
+          <w:color w:val="D1323A"/>
+          <w:sz w:val="20"/>
+          <w:u w:val="single"/>
+        </w:rPr>
+        <w:t>of</w:t>
+      </w:r>
+      <w:r>
+        <w:rPr>
+          <w:rFonts w:ascii="맑은 고딕" w:hAnsi="맑은 고딕" w:eastAsia="맑은 고딕"/>
+          <w:b w:val="0"/>
+          <w:color w:val="1F2430"/>
+          <w:sz w:val="20"/>
+        </w:rPr>
+        <w:t xml:space="preserve"> / to ) important values ( what / </w:t>
+      </w:r>
+      <w:r>
+        <w:rPr>
+          <w:rFonts w:ascii="맑은 고딕" w:hAnsi="맑은 고딕" w:eastAsia="맑은 고딕"/>
+          <w:b/>
+          <w:color w:val="D1323A"/>
+          <w:sz w:val="20"/>
+          <w:u w:val="single"/>
+        </w:rPr>
+        <w:t>that</w:t>
+      </w:r>
+      <w:r>
+        <w:rPr>
+          <w:rFonts w:ascii="맑은 고딕" w:hAnsi="맑은 고딕" w:eastAsia="맑은 고딕"/>
+          <w:b w:val="0"/>
+          <w:color w:val="1F2430"/>
+          <w:sz w:val="20"/>
+        </w:rPr>
+        <w:t xml:space="preserve"> ) greatly influenced their behaviors and attitudes.</w:t>
+      </w:r>
+    </w:p>
+    <w:p>
+      <w:pPr>
+        <w:spacing w:before="0" w:after="20" w:line="276" w:lineRule="auto"/>
+        <w:ind w:left="170"/>
+      </w:pPr>
+      <w:r>
+        <w:rPr>
+          <w:rFonts w:ascii="맑은 고딕" w:hAnsi="맑은 고딕" w:eastAsia="맑은 고딕"/>
+          <w:b w:val="0"/>
+          <w:color w:val="6B7280"/>
+          <w:sz w:val="17"/>
+        </w:rPr>
+        <w:t>그것은 그들에게 중요한 가치를 [ 상기시켰다 ] / 자신들의 [ 행동 ]과 [ 태도 ]에 크게 영향을 미치는</w:t>
+      </w:r>
     </w:p>
     <w:tbl>
       <w:tblPr>
